--- a/drafts/gigascience_technical_note/build/vcfcache_complete_preprint.docx
+++ b/drafts/gigascience_technical_note/build/vcfcache_complete_preprint.docx
@@ -304,19 +304,13 @@
         <w:t xml:space="preserve"> </w:t>
       </w:r>
       <w:r>
-        <w:t xml:space="preserve">All 176 eligible comparisons in the final clinical campaign were semantically</w:t>
-      </w:r>
-      <w:r>
-        <w:t xml:space="preserve"> </w:t>
-      </w:r>
-      <w:r>
-        <w:t xml:space="preserve">concordant. Four SnpEff cells were excluded before inference because direct</w:t>
-      </w:r>
-      <w:r>
-        <w:t xml:space="preserve"> </w:t>
-      </w:r>
-      <w:r>
-        <w:t xml:space="preserve">SnpEff itself exhibited a processing-order-dependent warning.</w:t>
+        <w:t xml:space="preserve">All 176 evaluable direct/cached comparisons in the final clinical campaign</w:t>
+      </w:r>
+      <w:r>
+        <w:t xml:space="preserve"> </w:t>
+      </w:r>
+      <w:r>
+        <w:t xml:space="preserve">were semantically concordant, with no cache-attributable annotation mismatch.</w:t>
       </w:r>
     </w:p>
     <w:p>

--- a/drafts/gigascience_technical_note/build/vcfcache_complete_preprint.docx
+++ b/drafts/gigascience_technical_note/build/vcfcache_complete_preprint.docx
@@ -383,13 +383,13 @@
         <w:t xml:space="preserve">Findings</w:t>
       </w:r>
     </w:p>
-    <w:bookmarkStart w:id="25" w:name="Xe533f09d581a44ece50fcb9b48e9a847afe6b1e"/>
+    <w:bookmarkStart w:id="25" w:name="X441cd102a46ca53eeef88b27913589b095f0ed7"/>
     <w:p>
       <w:pPr>
         <w:pStyle w:val="Heading2"/>
       </w:pPr>
       <w:r>
-        <w:t xml:space="preserve">VCFcache reuses complete annotation recipes</w:t>
+        <w:t xml:space="preserve">VCFcache reuses complete, recipe-specific annotations</w:t>
       </w:r>
     </w:p>
     <w:p>
@@ -397,19 +397,25 @@
         <w:pStyle w:val="FirstParagraph"/>
       </w:pPr>
       <w:r>
-        <w:t xml:space="preserve">Variant annotation repeatedly evaluates alleles shared among samples. Local</w:t>
-      </w:r>
-      <w:r>
-        <w:t xml:space="preserve"> </w:t>
-      </w:r>
-      <w:r>
-        <w:t xml:space="preserve">VEP or SnpEff data caches avoid repeated database downloads, but each invocation</w:t>
-      </w:r>
-      <w:r>
-        <w:t xml:space="preserve"> </w:t>
-      </w:r>
-      <w:r>
-        <w:t xml:space="preserve">still computes every requested consequence</w:t>
+        <w:t xml:space="preserve">Across separately annotated samples, the same alleles recur, yet conventional</w:t>
+      </w:r>
+      <w:r>
+        <w:t xml:space="preserve"> </w:t>
+      </w:r>
+      <w:r>
+        <w:t xml:space="preserve">annotation recomputes the requested annotations on every run. VEP and SnpEff</w:t>
+      </w:r>
+      <w:r>
+        <w:t xml:space="preserve"> </w:t>
+      </w:r>
+      <w:r>
+        <w:t xml:space="preserve">use local reference data to avoid repeated remote database access, but still</w:t>
+      </w:r>
+      <w:r>
+        <w:t xml:space="preserve"> </w:t>
+      </w:r>
+      <w:r>
+        <w:t xml:space="preserve">evaluate each input allele</w:t>
       </w:r>
       <w:r>
         <w:t xml:space="preserve"> </w:t>
@@ -440,13 +446,31 @@
         <w:t xml:space="preserve">]</w:t>
       </w:r>
       <w:r>
-        <w:t xml:space="preserve">. Field-transfer tools can copy selected columns from a</w:t>
-      </w:r>
-      <w:r>
-        <w:t xml:space="preserve"> </w:t>
-      </w:r>
-      <w:r>
-        <w:t xml:space="preserve">donor VCF, but do not define how missing alleles traverse a composite pipeline</w:t>
+        <w:t xml:space="preserve">.</w:t>
+      </w:r>
+      <w:r>
+        <w:t xml:space="preserve"> </w:t>
+      </w:r>
+      <w:r>
+        <w:t xml:space="preserve">Lookup-based tools such as vcfanno and echtvar efficiently retrieve</w:t>
+      </w:r>
+      <w:r>
+        <w:t xml:space="preserve"> </w:t>
+      </w:r>
+      <w:r>
+        <w:t xml:space="preserve">pre-existing annotation fields from reference files or indexed archives, but</w:t>
+      </w:r>
+      <w:r>
+        <w:t xml:space="preserve"> </w:t>
+      </w:r>
+      <w:r>
+        <w:t xml:space="preserve">do not themselves invoke a user-defined annotation workflow for variants</w:t>
+      </w:r>
+      <w:r>
+        <w:t xml:space="preserve"> </w:t>
+      </w:r>
+      <w:r>
+        <w:t xml:space="preserve">absent from those resources</w:t>
       </w:r>
       <w:r>
         <w:t xml:space="preserve"> </w:t>
@@ -454,7 +478,7 @@
       <w:r>
         <w:t xml:space="preserve">[</w:t>
       </w:r>
-      <w:hyperlink w:anchor="ref-danecek2021bcftools">
+      <w:hyperlink w:anchor="ref-vcfanno2016">
         <w:r>
           <w:rPr>
             <w:rStyle w:val="Hyperlink"/>
@@ -465,7 +489,7 @@
       <w:r>
         <w:t xml:space="preserve">,</w:t>
       </w:r>
-      <w:hyperlink w:anchor="ref-vcfanno2016">
+      <w:hyperlink w:anchor="ref-pedersen2023echtvar">
         <w:r>
           <w:rPr>
             <w:rStyle w:val="Hyperlink"/>
@@ -477,31 +501,37 @@
         <w:t xml:space="preserve">]</w:t>
       </w:r>
       <w:r>
-        <w:t xml:space="preserve">. VCFcache instead stores the completed</w:t>
-      </w:r>
-      <w:r>
-        <w:t xml:space="preserve"> </w:t>
-      </w:r>
-      <w:r>
-        <w:t xml:space="preserve">output of a frozen recipe: annotator version, flags, plugins and supplementary</w:t>
-      </w:r>
-      <w:r>
-        <w:t xml:space="preserve"> </w:t>
-      </w:r>
-      <w:r>
-        <w:t xml:space="preserve">databases. For each new sample, cached alleles are retrieved, misses pass</w:t>
-      </w:r>
-      <w:r>
-        <w:t xml:space="preserve"> </w:t>
-      </w:r>
-      <w:r>
-        <w:t xml:space="preserve">through the same recipe, and both paths are assembled as a sorted, indexed BCF</w:t>
-      </w:r>
-      <w:r>
-        <w:t xml:space="preserve"> </w:t>
-      </w:r>
-      <w:r>
-        <w:t xml:space="preserve">(Figure 1).</w:t>
+        <w:t xml:space="preserve">.</w:t>
+      </w:r>
+      <w:r>
+        <w:t xml:space="preserve"> </w:t>
+      </w:r>
+      <w:r>
+        <w:t xml:space="preserve">VCFcache combines reuse with automatic fallback: it retrieves complete</w:t>
+      </w:r>
+      <w:r>
+        <w:t xml:space="preserve"> </w:t>
+      </w:r>
+      <w:r>
+        <w:t xml:space="preserve">per-allele output produced by a fixed annotation recipe—defined by the</w:t>
+      </w:r>
+      <w:r>
+        <w:t xml:space="preserve"> </w:t>
+      </w:r>
+      <w:r>
+        <w:t xml:space="preserve">annotator version, command-line options, plugins and supplementary</w:t>
+      </w:r>
+      <w:r>
+        <w:t xml:space="preserve"> </w:t>
+      </w:r>
+      <w:r>
+        <w:t xml:space="preserve">resources—and sends cache misses through that same recipe. Cached and newly</w:t>
+      </w:r>
+      <w:r>
+        <w:t xml:space="preserve"> </w:t>
+      </w:r>
+      <w:r>
+        <w:t xml:space="preserve">annotated records are then merged into a sorted, indexed BCF (Figure 1).</w:t>
       </w:r>
     </w:p>
     <w:p>
@@ -592,7 +622,7 @@
         <w:t xml:space="preserve"> </w:t>
       </w:r>
       <w:r>
-        <w:t xml:space="preserve">annotator, and both streams are merged and sorted into a complete output VCF.</w:t>
+        <w:t xml:space="preserve">annotator, and both streams are merged into a sorted, indexed output BCF.</w:t>
       </w:r>
       <w:r>
         <w:t xml:space="preserve"> </w:t>
@@ -2482,7 +2512,7 @@
           <w:rPr>
             <w:rStyle w:val="Hyperlink"/>
           </w:rPr>
-          <w:t xml:space="preserve">3</w:t>
+          <w:t xml:space="preserve">10</w:t>
         </w:r>
       </w:hyperlink>
       <w:r>
@@ -4444,7 +4474,7 @@
       </w:r>
     </w:p>
     <w:bookmarkEnd w:id="59"/>
-    <w:bookmarkStart w:id="79" w:name="references"/>
+    <w:bookmarkStart w:id="81" w:name="references"/>
     <w:p>
       <w:pPr>
         <w:pStyle w:val="Heading1"/>
@@ -4453,7 +4483,7 @@
         <w:t xml:space="preserve">References</w:t>
       </w:r>
     </w:p>
-    <w:bookmarkStart w:id="78" w:name="refs"/>
+    <w:bookmarkStart w:id="80" w:name="refs"/>
     <w:bookmarkStart w:id="61" w:name="ref-mclaren2016vep"/>
     <w:p>
       <w:pPr>
@@ -4528,13 +4558,13 @@
       </w:r>
     </w:p>
     <w:bookmarkEnd w:id="63"/>
-    <w:bookmarkStart w:id="65" w:name="ref-danecek2021bcftools"/>
+    <w:bookmarkStart w:id="65" w:name="ref-vcfanno2016"/>
     <w:p>
       <w:pPr>
         <w:pStyle w:val="Bibliography"/>
       </w:pPr>
       <w:r>
-        <w:t xml:space="preserve">3. Danecek, P, Bonfield, JK, Liddle, J, Marshall, J, Ohan, V, Pollard, MO, et al. Twelve years of SAMtools and BCFtools.</w:t>
+        <w:t xml:space="preserve">3. Pedersen, BS, Layer, RM, Quinlan, AR. Vcfanno: Fast, flexible annotation of genetic variants.</w:t>
       </w:r>
       <w:r>
         <w:t xml:space="preserve"> </w:t>
@@ -4544,20 +4574,20 @@
           <w:iCs/>
           <w:i/>
         </w:rPr>
-        <w:t xml:space="preserve">GigaScience</w:t>
-      </w:r>
-      <w:r>
-        <w:t xml:space="preserve"> </w:t>
-      </w:r>
-      <w:r>
-        <w:t xml:space="preserve">2021; 10. doi:</w:t>
+        <w:t xml:space="preserve">Genome Biology</w:t>
+      </w:r>
+      <w:r>
+        <w:t xml:space="preserve"> </w:t>
+      </w:r>
+      <w:r>
+        <w:t xml:space="preserve">2016; 17:118. doi:</w:t>
       </w:r>
       <w:hyperlink r:id="rId64">
         <w:r>
           <w:rPr>
             <w:rStyle w:val="Hyperlink"/>
           </w:rPr>
-          <w:t xml:space="preserve">10.1093/gigascience/giab008</w:t>
+          <w:t xml:space="preserve">10.1186/s13059-016-0973-5</w:t>
         </w:r>
       </w:hyperlink>
       <w:r>
@@ -4565,13 +4595,34 @@
       </w:r>
     </w:p>
     <w:bookmarkEnd w:id="65"/>
-    <w:bookmarkStart w:id="67" w:name="ref-vcfanno2016"/>
+    <w:bookmarkStart w:id="67" w:name="ref-pedersen2023echtvar"/>
     <w:p>
       <w:pPr>
         <w:pStyle w:val="Bibliography"/>
       </w:pPr>
       <w:r>
-        <w:t xml:space="preserve">4. Pedersen, BS, Layer, RM, Quinlan, AR. Vcfanno: Fast, flexible annotation of genetic variants.</w:t>
+        <w:t xml:space="preserve">4. Pedersen, BS, Ridder, J de.</w:t>
+      </w:r>
+      <w:r>
+        <w:t xml:space="preserve"> </w:t>
+      </w:r>
+      <w:r>
+        <w:t xml:space="preserve">Echtvar</w:t>
+      </w:r>
+      <w:r>
+        <w:t xml:space="preserve">: Compressed variant representation for rapid annotation and filtering of</w:t>
+      </w:r>
+      <w:r>
+        <w:t xml:space="preserve"> </w:t>
+      </w:r>
+      <w:r>
+        <w:t xml:space="preserve">SNPs</w:t>
+      </w:r>
+      <w:r>
+        <w:t xml:space="preserve"> </w:t>
+      </w:r>
+      <w:r>
+        <w:t xml:space="preserve">and indels.</w:t>
       </w:r>
       <w:r>
         <w:t xml:space="preserve"> </w:t>
@@ -4581,20 +4632,20 @@
           <w:iCs/>
           <w:i/>
         </w:rPr>
-        <w:t xml:space="preserve">Genome Biology</w:t>
-      </w:r>
-      <w:r>
-        <w:t xml:space="preserve"> </w:t>
-      </w:r>
-      <w:r>
-        <w:t xml:space="preserve">2016; 17:118. doi:</w:t>
+        <w:t xml:space="preserve">Nucleic Acids Research</w:t>
+      </w:r>
+      <w:r>
+        <w:t xml:space="preserve"> </w:t>
+      </w:r>
+      <w:r>
+        <w:t xml:space="preserve">2023; 51:e3. doi:</w:t>
       </w:r>
       <w:hyperlink r:id="rId66">
         <w:r>
           <w:rPr>
             <w:rStyle w:val="Hyperlink"/>
           </w:rPr>
-          <w:t xml:space="preserve">10.1186/s13059-016-0973-5</w:t>
+          <w:t xml:space="preserve">10.1093/nar/gkac931</w:t>
         </w:r>
       </w:hyperlink>
       <w:r>
@@ -4748,14 +4799,51 @@
       </w:r>
     </w:p>
     <w:bookmarkEnd w:id="77"/>
-    <w:bookmarkEnd w:id="78"/>
+    <w:bookmarkStart w:id="79" w:name="ref-danecek2021bcftools"/>
+    <w:p>
+      <w:pPr>
+        <w:pStyle w:val="Bibliography"/>
+      </w:pPr>
+      <w:r>
+        <w:t xml:space="preserve">10. Danecek, P, Bonfield, JK, Liddle, J, Marshall, J, Ohan, V, Pollard, MO, et al. Twelve years of SAMtools and BCFtools.</w:t>
+      </w:r>
+      <w:r>
+        <w:t xml:space="preserve"> </w:t>
+      </w:r>
+      <w:r>
+        <w:rPr>
+          <w:iCs/>
+          <w:i/>
+        </w:rPr>
+        <w:t xml:space="preserve">GigaScience</w:t>
+      </w:r>
+      <w:r>
+        <w:t xml:space="preserve"> </w:t>
+      </w:r>
+      <w:r>
+        <w:t xml:space="preserve">2021; 10. doi:</w:t>
+      </w:r>
+      <w:hyperlink r:id="rId78">
+        <w:r>
+          <w:rPr>
+            <w:rStyle w:val="Hyperlink"/>
+          </w:rPr>
+          <w:t xml:space="preserve">10.1093/gigascience/giab008</w:t>
+        </w:r>
+      </w:hyperlink>
+      <w:r>
+        <w:t xml:space="preserve">.</w:t>
+      </w:r>
+    </w:p>
+    <w:bookmarkEnd w:id="79"/>
+    <w:bookmarkEnd w:id="80"/>
     <w:p>
       <w:r>
         <w:br w:type="page"/>
       </w:r>
     </w:p>
-    <w:bookmarkEnd w:id="79"/>
-    <w:bookmarkStart w:id="80" w:name="supplementary-information"/>
+    <w:bookmarkEnd w:id="81"/>
+    <w:bookmarkStart w:id="82" w:name="supplementary-information"/>
     <w:p>
       <w:pPr>
         <w:pStyle w:val="Heading1"/>
@@ -4778,8 +4866,8 @@
         <w:t xml:space="preserve">VCFcache GigaScience Technical Note.</w:t>
       </w:r>
     </w:p>
-    <w:bookmarkEnd w:id="80"/>
-    <w:bookmarkStart w:id="86" w:name="supplementary-methods"/>
+    <w:bookmarkEnd w:id="82"/>
+    <w:bookmarkStart w:id="88" w:name="supplementary-methods"/>
     <w:p>
       <w:pPr>
         <w:pStyle w:val="Heading1"/>
@@ -4788,7 +4876,7 @@
         <w:t xml:space="preserve">Supplementary Methods</w:t>
       </w:r>
     </w:p>
-    <w:bookmarkStart w:id="81" w:name="Xa497f0c8802db69114c149215073e9594767df1"/>
+    <w:bookmarkStart w:id="83" w:name="Xa497f0c8802db69114c149215073e9594767df1"/>
     <w:p>
       <w:pPr>
         <w:pStyle w:val="Heading2"/>
@@ -4925,8 +5013,8 @@
         <w:t xml:space="preserve">reported because such structure is realistic in an applied cohort.</w:t>
       </w:r>
     </w:p>
-    <w:bookmarkEnd w:id="81"/>
-    <w:bookmarkStart w:id="82" w:name="matched-assay-extension"/>
+    <w:bookmarkEnd w:id="83"/>
+    <w:bookmarkStart w:id="84" w:name="matched-assay-extension"/>
     <w:p>
       <w:pPr>
         <w:pStyle w:val="Heading2"/>
@@ -5059,8 +5147,8 @@
         <w:t xml:space="preserve">annotation content.</w:t>
       </w:r>
     </w:p>
-    <w:bookmarkEnd w:id="82"/>
-    <w:bookmarkStart w:id="83" w:name="public-cache-provenance"/>
+    <w:bookmarkEnd w:id="84"/>
+    <w:bookmarkStart w:id="85" w:name="public-cache-provenance"/>
     <w:p>
       <w:pPr>
         <w:pStyle w:val="Heading2"/>
@@ -5127,8 +5215,8 @@
         <w:t xml:space="preserve">The labels therefore do not mean combined-population AF thresholds.</w:t>
       </w:r>
     </w:p>
-    <w:bookmarkEnd w:id="83"/>
-    <w:bookmarkStart w:id="84" w:name="Xd4d262bb7319dbb3505d52259c4d06ced83d96d"/>
+    <w:bookmarkEnd w:id="85"/>
+    <w:bookmarkStart w:id="86" w:name="Xd4d262bb7319dbb3505d52259c4d06ced83d96d"/>
     <w:p>
       <w:pPr>
         <w:pStyle w:val="Heading2"/>
@@ -5361,8 +5449,8 @@
         <w:t xml:space="preserve">must not be interpreted as evidence of poorer biological cache coverage.</w:t>
       </w:r>
     </w:p>
-    <w:bookmarkEnd w:id="84"/>
-    <w:bookmarkStart w:id="85" w:name="semantic-validation-details"/>
+    <w:bookmarkEnd w:id="86"/>
+    <w:bookmarkStart w:id="87" w:name="semantic-validation-details"/>
     <w:p>
       <w:pPr>
         <w:pStyle w:val="Heading2"/>
@@ -5647,9 +5735,9 @@
         <w:t xml:space="preserve">between annotators or arbitrary annotation configurations.</w:t>
       </w:r>
     </w:p>
-    <w:bookmarkEnd w:id="85"/>
-    <w:bookmarkEnd w:id="86"/>
-    <w:bookmarkStart w:id="89" w:name="supplementary-results"/>
+    <w:bookmarkEnd w:id="87"/>
+    <w:bookmarkEnd w:id="88"/>
+    <w:bookmarkStart w:id="91" w:name="supplementary-results"/>
     <w:p>
       <w:pPr>
         <w:pStyle w:val="Heading1"/>
@@ -5658,7 +5746,7 @@
         <w:t xml:space="preserve">Supplementary Results</w:t>
       </w:r>
     </w:p>
-    <w:bookmarkStart w:id="87" w:name="fastvep-engineering-pilots"/>
+    <w:bookmarkStart w:id="89" w:name="fastvep-engineering-pilots"/>
     <w:p>
       <w:pPr>
         <w:pStyle w:val="Heading2"/>
@@ -5917,8 +6005,8 @@
         <w:t xml:space="preserve">runtime around fastVEP.</w:t>
       </w:r>
     </w:p>
-    <w:bookmarkEnd w:id="87"/>
-    <w:bookmarkStart w:id="88" w:name="native-clinical-annotation-campaign"/>
+    <w:bookmarkEnd w:id="89"/>
+    <w:bookmarkStart w:id="90" w:name="native-clinical-annotation-campaign"/>
     <w:p>
       <w:pPr>
         <w:pStyle w:val="Heading2"/>
@@ -7467,9 +7555,9 @@
         <w:t xml:space="preserve">recoverable work performed for each variant increases.</w:t>
       </w:r>
     </w:p>
-    <w:bookmarkEnd w:id="88"/>
-    <w:bookmarkEnd w:id="89"/>
-    <w:bookmarkStart w:id="99" w:name="supplementary-figures"/>
+    <w:bookmarkEnd w:id="90"/>
+    <w:bookmarkEnd w:id="91"/>
+    <w:bookmarkStart w:id="101" w:name="supplementary-figures"/>
     <w:p>
       <w:pPr>
         <w:pStyle w:val="Heading1"/>
@@ -7487,18 +7575,18 @@
           <wp:inline>
             <wp:extent cx="5334000" cy="5408083"/>
             <wp:effectExtent b="0" l="0" r="0" t="0"/>
-            <wp:docPr descr="" title="" id="91" name="Picture"/>
+            <wp:docPr descr="" title="" id="93" name="Picture"/>
             <a:graphic>
               <a:graphicData uri="http://schemas.openxmlformats.org/drawingml/2006/picture">
                 <pic:pic>
                   <pic:nvPicPr>
-                    <pic:cNvPr descr="supplement/figures/supplementary_figure1_external_wgs_v2.png" id="92" name="Picture"/>
+                    <pic:cNvPr descr="supplement/figures/supplementary_figure1_external_wgs_v2.png" id="94" name="Picture"/>
                     <pic:cNvPicPr>
                       <a:picLocks noChangeArrowheads="1" noChangeAspect="1"/>
                     </pic:cNvPicPr>
                   </pic:nvPicPr>
                   <pic:blipFill>
-                    <a:blip r:embed="rId90"/>
+                    <a:blip r:embed="rId92"/>
                     <a:stretch>
                       <a:fillRect/>
                     </a:stretch>
@@ -7620,18 +7708,18 @@
           <wp:inline>
             <wp:extent cx="5334000" cy="3333750"/>
             <wp:effectExtent b="0" l="0" r="0" t="0"/>
-            <wp:docPr descr="" title="" id="94" name="Picture"/>
+            <wp:docPr descr="" title="" id="96" name="Picture"/>
             <a:graphic>
               <a:graphicData uri="http://schemas.openxmlformats.org/drawingml/2006/picture">
                 <pic:pic>
                   <pic:nvPicPr>
-                    <pic:cNvPr descr="supplement/figures/supplementary_figure2_fastvep_cpu_complexity.png" id="95" name="Picture"/>
+                    <pic:cNvPr descr="supplement/figures/supplementary_figure2_fastvep_cpu_complexity.png" id="97" name="Picture"/>
                     <pic:cNvPicPr>
                       <a:picLocks noChangeArrowheads="1" noChangeAspect="1"/>
                     </pic:cNvPicPr>
                   </pic:nvPicPr>
                   <pic:blipFill>
-                    <a:blip r:embed="rId93"/>
+                    <a:blip r:embed="rId95"/>
                     <a:stretch>
                       <a:fillRect/>
                     </a:stretch>
@@ -7777,18 +7865,18 @@
           <wp:inline>
             <wp:extent cx="5334000" cy="4445000"/>
             <wp:effectExtent b="0" l="0" r="0" t="0"/>
-            <wp:docPr descr="" title="" id="97" name="Picture"/>
+            <wp:docPr descr="" title="" id="99" name="Picture"/>
             <a:graphic>
               <a:graphicData uri="http://schemas.openxmlformats.org/drawingml/2006/picture">
                 <pic:pic>
                   <pic:nvPicPr>
-                    <pic:cNvPr descr="supplement/figures/v4/supplementary_figure3_annotation_load_fidelity_v4.png" id="98" name="Picture"/>
+                    <pic:cNvPr descr="supplement/figures/v4/supplementary_figure3_annotation_load_fidelity_v4.png" id="100" name="Picture"/>
                     <pic:cNvPicPr>
                       <a:picLocks noChangeArrowheads="1" noChangeAspect="1"/>
                     </pic:cNvPicPr>
                   </pic:nvPicPr>
                   <pic:blipFill>
-                    <a:blip r:embed="rId96"/>
+                    <a:blip r:embed="rId98"/>
                     <a:stretch>
                       <a:fillRect/>
                     </a:stretch>
@@ -7901,7 +7989,7 @@
         <w:t xml:space="preserve">sequencing.</w:t>
       </w:r>
     </w:p>
-    <w:bookmarkEnd w:id="99"/>
+    <w:bookmarkEnd w:id="101"/>
     <w:sectPr/>
   </w:body>
 </w:document>

--- a/drafts/gigascience_technical_note/build/vcfcache_complete_preprint.docx
+++ b/drafts/gigascience_technical_note/build/vcfcache_complete_preprint.docx
@@ -7,49 +7,7 @@
         <w:pStyle w:val="Title"/>
       </w:pPr>
       <w:r>
-        <w:t xml:space="preserve">VCFcache</w:t>
-      </w:r>
-      <w:r>
-        <w:t xml:space="preserve"> </w:t>
-      </w:r>
-      <w:r>
-        <w:t xml:space="preserve">reduces</w:t>
-      </w:r>
-      <w:r>
-        <w:t xml:space="preserve"> </w:t>
-      </w:r>
-      <w:r>
-        <w:t xml:space="preserve">redundant</w:t>
-      </w:r>
-      <w:r>
-        <w:t xml:space="preserve"> </w:t>
-      </w:r>
-      <w:r>
-        <w:t xml:space="preserve">computation</w:t>
-      </w:r>
-      <w:r>
-        <w:t xml:space="preserve"> </w:t>
-      </w:r>
-      <w:r>
-        <w:t xml:space="preserve">in</w:t>
-      </w:r>
-      <w:r>
-        <w:t xml:space="preserve"> </w:t>
-      </w:r>
-      <w:r>
-        <w:t xml:space="preserve">repeated</w:t>
-      </w:r>
-      <w:r>
-        <w:t xml:space="preserve"> </w:t>
-      </w:r>
-      <w:r>
-        <w:t xml:space="preserve">variant</w:t>
-      </w:r>
-      <w:r>
-        <w:t xml:space="preserve"> </w:t>
-      </w:r>
-      <w:r>
-        <w:t xml:space="preserve">annotation</w:t>
+        <w:t xml:space="preserve">VCFcache reduces redundant computation in repeated variant annotation</w:t>
       </w:r>
     </w:p>
     <w:p>
@@ -57,13 +15,7 @@
         <w:pStyle w:val="Subtitle"/>
       </w:pPr>
       <w:r>
-        <w:t xml:space="preserve">Technical</w:t>
-      </w:r>
-      <w:r>
-        <w:t xml:space="preserve"> </w:t>
-      </w:r>
-      <w:r>
-        <w:t xml:space="preserve">Note</w:t>
+        <w:t xml:space="preserve">Technical Note</w:t>
       </w:r>
     </w:p>
     <w:p>
@@ -71,25 +23,7 @@
         <w:pStyle w:val="Author"/>
       </w:pPr>
       <w:r>
-        <w:t xml:space="preserve">[AUTHOR</w:t>
-      </w:r>
-      <w:r>
-        <w:t xml:space="preserve"> </w:t>
-      </w:r>
-      <w:r>
-        <w:t xml:space="preserve">LIST</w:t>
-      </w:r>
-      <w:r>
-        <w:t xml:space="preserve"> </w:t>
-      </w:r>
-      <w:r>
-        <w:t xml:space="preserve">TO</w:t>
-      </w:r>
-      <w:r>
-        <w:t xml:space="preserve"> </w:t>
-      </w:r>
-      <w:r>
-        <w:t xml:space="preserve">COMPLETE]</w:t>
+        <w:t xml:space="preserve">[AUTHOR LIST TO COMPLETE]</w:t>
       </w:r>
     </w:p>
     <w:p>
@@ -97,7 +31,7 @@
         <w:pStyle w:val="Date"/>
       </w:pPr>
       <w:r>
-        <w:t xml:space="preserve">2026-09-01</w:t>
+        <w:t xml:space="preserve">2026-09-09</w:t>
       </w:r>
     </w:p>
     <w:p>
@@ -106,8 +40,8 @@
       </w:pPr>
       <w:r>
         <w:rPr>
+          <w:b/>
           <w:bCs/>
-          <w:b/>
         </w:rPr>
         <w:t xml:space="preserve">Running title:</w:t>
       </w:r>
@@ -124,8 +58,8 @@
       </w:pPr>
       <w:r>
         <w:rPr>
+          <w:b/>
           <w:bCs/>
-          <w:b/>
         </w:rPr>
         <w:t xml:space="preserve">Affiliations:</w:t>
       </w:r>
@@ -142,8 +76,8 @@
       </w:pPr>
       <w:r>
         <w:rPr>
+          <w:b/>
           <w:bCs/>
-          <w:b/>
         </w:rPr>
         <w:t xml:space="preserve">Corresponding author:</w:t>
       </w:r>
@@ -160,8 +94,8 @@
       </w:pPr>
       <w:r>
         <w:rPr>
+          <w:b/>
           <w:bCs/>
-          <w:b/>
         </w:rPr>
         <w:t xml:space="preserve">Article type:</w:t>
       </w:r>
@@ -172,7 +106,7 @@
         <w:t xml:space="preserve">Technical Note</w:t>
       </w:r>
     </w:p>
-    <w:bookmarkStart w:id="20" w:name="abstract"/>
+    <w:bookmarkStart w:id="9" w:name="abstract"/>
     <w:p>
       <w:pPr>
         <w:pStyle w:val="Heading1"/>
@@ -187,8 +121,8 @@
       </w:pPr>
       <w:r>
         <w:rPr>
+          <w:b/>
           <w:bCs/>
-          <w:b/>
         </w:rPr>
         <w:t xml:space="preserve">Background:</w:t>
       </w:r>
@@ -202,7 +136,7 @@
         <w:t xml:space="preserve"> </w:t>
       </w:r>
       <w:r>
-        <w:t xml:space="preserve">when alleles recur across samples. VCFcache stores the output of a fixed</w:t>
+        <w:t xml:space="preserve">when alleles recur across samples. VCFcache stores INFO annotation payloads from a fixed</w:t>
       </w:r>
       <w:r>
         <w:t xml:space="preserve"> </w:t>
@@ -217,8 +151,8 @@
       </w:pPr>
       <w:r>
         <w:rPr>
+          <w:b/>
           <w:bCs/>
-          <w:b/>
         </w:rPr>
         <w:t xml:space="preserve">Findings:</w:t>
       </w:r>
@@ -319,8 +253,8 @@
       </w:pPr>
       <w:r>
         <w:rPr>
+          <w:b/>
           <w:bCs/>
-          <w:b/>
         </w:rPr>
         <w:t xml:space="preserve">Conclusions:</w:t>
       </w:r>
@@ -349,8 +283,8 @@
         <w:t xml:space="preserve">retaining the configured annotator as the authority for every cache miss.</w:t>
       </w:r>
     </w:p>
-    <w:bookmarkEnd w:id="20"/>
-    <w:bookmarkStart w:id="21" w:name="keywords"/>
+    <w:bookmarkEnd w:id="9"/>
+    <w:bookmarkStart w:id="10" w:name="keywords"/>
     <w:p>
       <w:pPr>
         <w:pStyle w:val="Heading1"/>
@@ -373,8 +307,8 @@
         <w:t xml:space="preserve">acceleration; reproducible bioinformatics</w:t>
       </w:r>
     </w:p>
-    <w:bookmarkEnd w:id="21"/>
-    <w:bookmarkStart w:id="40" w:name="findings"/>
+    <w:bookmarkEnd w:id="10"/>
+    <w:bookmarkStart w:id="30" w:name="findings"/>
     <w:p>
       <w:pPr>
         <w:pStyle w:val="Heading1"/>
@@ -383,13 +317,13 @@
         <w:t xml:space="preserve">Findings</w:t>
       </w:r>
     </w:p>
-    <w:bookmarkStart w:id="25" w:name="X441cd102a46ca53eeef88b27913589b095f0ed7"/>
+    <w:bookmarkStart w:id="14" w:name="Xa06b8623b67167eba0dfce15c185f4263bfb4e7"/>
     <w:p>
       <w:pPr>
         <w:pStyle w:val="Heading2"/>
       </w:pPr>
       <w:r>
-        <w:t xml:space="preserve">VCFcache reuses complete, recipe-specific annotations</w:t>
+        <w:t xml:space="preserve">VCFcache turns repeated annotation into incremental computation</w:t>
       </w:r>
     </w:p>
     <w:p>
@@ -507,13 +441,13 @@
         <w:t xml:space="preserve"> </w:t>
       </w:r>
       <w:r>
-        <w:t xml:space="preserve">VCFcache combines reuse with automatic fallback: it retrieves complete</w:t>
-      </w:r>
-      <w:r>
-        <w:t xml:space="preserve"> </w:t>
-      </w:r>
-      <w:r>
-        <w:t xml:space="preserve">per-allele output produced by a fixed annotation recipe—defined by the</w:t>
+        <w:t xml:space="preserve">VCFcache combines reuse with automatic fallback: it retrieves allele-level</w:t>
+      </w:r>
+      <w:r>
+        <w:t xml:space="preserve"> </w:t>
+      </w:r>
+      <w:r>
+        <w:t xml:space="preserve">INFO annotation payloads produced by a fixed annotation recipe—defined by the</w:t>
       </w:r>
       <w:r>
         <w:t xml:space="preserve"> </w:t>
@@ -532,6 +466,50 @@
       </w:r>
       <w:r>
         <w:t xml:space="preserve">annotated records are then merged into a sorted, indexed BCF (Figure 1).</w:t>
+      </w:r>
+      <w:r>
+        <w:t xml:space="preserve"> </w:t>
+      </w:r>
+      <w:r>
+        <w:t xml:space="preserve">This makes an existing recipe reusable across incoming samples: laboratories</w:t>
+      </w:r>
+      <w:r>
+        <w:t xml:space="preserve"> </w:t>
+      </w:r>
+      <w:r>
+        <w:t xml:space="preserve">can retain their configured annotator while avoiding computation already</w:t>
+      </w:r>
+      <w:r>
+        <w:t xml:space="preserve"> </w:t>
+      </w:r>
+      <w:r>
+        <w:t xml:space="preserve">performed for recurring alleles. Reuse requires consistent allele representation</w:t>
+      </w:r>
+      <w:r>
+        <w:t xml:space="preserve"> </w:t>
+      </w:r>
+      <w:r>
+        <w:t xml:space="preserve">and a fixed reference assembly</w:t>
+      </w:r>
+      <w:r>
+        <w:t xml:space="preserve"> </w:t>
+      </w:r>
+      <w:r>
+        <w:t xml:space="preserve">[</w:t>
+      </w:r>
+      <w:hyperlink w:anchor="ref-tan2015unified">
+        <w:r>
+          <w:rPr>
+            <w:rStyle w:val="Hyperlink"/>
+          </w:rPr>
+          <w:t xml:space="preserve">5</w:t>
+        </w:r>
+      </w:hyperlink>
+      <w:r>
+        <w:t xml:space="preserve">]</w:t>
+      </w:r>
+      <w:r>
+        <w:t xml:space="preserve">.</w:t>
       </w:r>
     </w:p>
     <w:p>
@@ -543,18 +521,18 @@
           <wp:inline>
             <wp:extent cx="5334000" cy="4000500"/>
             <wp:effectExtent b="0" l="0" r="0" t="0"/>
-            <wp:docPr descr="" title="" id="23" name="Picture"/>
+            <wp:docPr descr="" title="" id="12" name="Picture"/>
             <a:graphic>
               <a:graphicData uri="http://schemas.openxmlformats.org/drawingml/2006/picture">
                 <pic:pic>
                   <pic:nvPicPr>
-                    <pic:cNvPr descr="figures/main_v4/figure1_workflow_and_value_v4.png" id="24" name="Picture"/>
+                    <pic:cNvPr descr="figures/main_v4/figure1_workflow_and_value_v4.png" id="13" name="Picture"/>
                     <pic:cNvPicPr>
                       <a:picLocks noChangeArrowheads="1" noChangeAspect="1"/>
                     </pic:cNvPicPr>
                   </pic:nvPicPr>
                   <pic:blipFill>
-                    <a:blip r:embed="rId22"/>
+                    <a:blip r:embed="rId11"/>
                     <a:stretch>
                       <a:fillRect/>
                     </a:stretch>
@@ -587,22 +565,22 @@
       </w:pPr>
       <w:r>
         <w:rPr>
+          <w:b/>
           <w:bCs/>
-          <w:b/>
         </w:rPr>
         <w:t xml:space="preserve">Figure 1: VCFcache reuses annotation work without changing the completed</w:t>
       </w:r>
       <w:r>
         <w:rPr>
+          <w:b/>
           <w:bCs/>
+        </w:rPr>
+        <w:t xml:space="preserve"> </w:t>
+      </w:r>
+      <w:r>
+        <w:rPr>
           <w:b/>
-        </w:rPr>
-        <w:t xml:space="preserve"> </w:t>
-      </w:r>
-      <w:r>
-        <w:rPr>
           <w:bCs/>
-          <w:b/>
         </w:rPr>
         <w:t xml:space="preserve">record set.</w:t>
       </w:r>
@@ -668,77 +646,7 @@
         <w:t xml:space="preserve"> </w:t>
       </w:r>
       <w:r>
-        <w:t xml:space="preserve">variants, annotator start-up</w:t>
-      </w:r>
-      <w:r>
-        <w:t xml:space="preserve"> </w:t>
-      </w:r>
-      <m:oMath>
-        <m:sSub>
-          <m:e>
-            <m:r>
-              <m:t>s</m:t>
-            </m:r>
-          </m:e>
-          <m:sub>
-            <m:r>
-              <m:rPr>
-                <m:sty m:val="p"/>
-              </m:rPr>
-              <m:t>a</m:t>
-            </m:r>
-            <m:r>
-              <m:rPr>
-                <m:sty m:val="p"/>
-              </m:rPr>
-              <m:t>n</m:t>
-            </m:r>
-            <m:r>
-              <m:rPr>
-                <m:sty m:val="p"/>
-              </m:rPr>
-              <m:t>n</m:t>
-            </m:r>
-          </m:sub>
-        </m:sSub>
-      </m:oMath>
-      <w:r>
-        <w:t xml:space="preserve">, per-variant cost</w:t>
-      </w:r>
-      <w:r>
-        <w:t xml:space="preserve"> </w:t>
-      </w:r>
-      <m:oMath>
-        <m:sSub>
-          <m:e>
-            <m:r>
-              <m:t>t</m:t>
-            </m:r>
-          </m:e>
-          <m:sub>
-            <m:r>
-              <m:rPr>
-                <m:sty m:val="p"/>
-              </m:rPr>
-              <m:t>a</m:t>
-            </m:r>
-            <m:r>
-              <m:rPr>
-                <m:sty m:val="p"/>
-              </m:rPr>
-              <m:t>n</m:t>
-            </m:r>
-            <m:r>
-              <m:rPr>
-                <m:sty m:val="p"/>
-              </m:rPr>
-              <m:t>n</m:t>
-            </m:r>
-          </m:sub>
-        </m:sSub>
-      </m:oMath>
-      <w:r>
-        <w:t xml:space="preserve">, cache hit rate</w:t>
+        <w:t xml:space="preserve">input alleles, hit fraction</w:t>
       </w:r>
       <w:r>
         <w:t xml:space="preserve"> </w:t>
@@ -752,31 +660,188 @@
         <w:t xml:space="preserve"> </w:t>
       </w:r>
       <w:r>
-        <w:t xml:space="preserve">and VCFcache processing cost</w:t>
+        <w:t xml:space="preserve">and</w:t>
       </w:r>
       <w:r>
         <w:t xml:space="preserve"> </w:t>
       </w:r>
       <m:oMath>
         <m:r>
-          <m:t>C</m:t>
+          <m:t>M</m:t>
         </m:r>
-        <m:d>
-          <m:dPr>
-            <m:begChr m:val="("/>
-            <m:endChr m:val=")"/>
-            <m:sepChr m:val=""/>
-            <m:grow/>
-          </m:dPr>
+        <m:r>
+          <m:rPr>
+            <m:sty m:val="p"/>
+          </m:rPr>
+          <m:t>=</m:t>
+        </m:r>
+        <m:r>
+          <m:t>N</m:t>
+        </m:r>
+        <m:r>
+          <m:rPr>
+            <m:sty m:val="p"/>
+          </m:rPr>
+          <m:t>(</m:t>
+        </m:r>
+        <m:r>
+          <m:t>1</m:t>
+        </m:r>
+        <m:r>
+          <m:rPr>
+            <m:sty m:val="p"/>
+          </m:rPr>
+          <m:t>−</m:t>
+        </m:r>
+        <m:r>
+          <m:t>f</m:t>
+        </m:r>
+        <m:r>
+          <m:rPr>
+            <m:sty m:val="p"/>
+          </m:rPr>
+          <m:t>)</m:t>
+        </m:r>
+      </m:oMath>
+      <w:r>
+        <w:t xml:space="preserve"> </w:t>
+      </w:r>
+      <w:r>
+        <w:t xml:space="preserve">misses, let</w:t>
+      </w:r>
+      <w:r>
+        <w:t xml:space="preserve"> </w:t>
+      </w:r>
+      <m:oMath>
+        <m:sSub>
           <m:e>
             <m:r>
-              <m:t>N</m:t>
+              <m:t>A</m:t>
             </m:r>
           </m:e>
-        </m:d>
+          <m:sub>
+            <m:r>
+              <m:t>0</m:t>
+            </m:r>
+          </m:sub>
+        </m:sSub>
       </m:oMath>
       <w:r>
-        <w:t xml:space="preserve">,</w:t>
+        <w:t xml:space="preserve"> </w:t>
+      </w:r>
+      <w:r>
+        <w:t xml:space="preserve">denote annotator start-up and</w:t>
+      </w:r>
+      <w:r>
+        <w:t xml:space="preserve"> </w:t>
+      </w:r>
+      <m:oMath>
+        <m:sSub>
+          <m:e>
+            <m:r>
+              <m:t>A</m:t>
+            </m:r>
+          </m:e>
+          <m:sub>
+            <m:r>
+              <m:t>1</m:t>
+            </m:r>
+          </m:sub>
+        </m:sSub>
+      </m:oMath>
+      <w:r>
+        <w:t xml:space="preserve"> </w:t>
+      </w:r>
+      <w:r>
+        <w:t xml:space="preserve">average per-allele annotation cost.</w:t>
+      </w:r>
+      <w:r>
+        <w:t xml:space="preserve"> </w:t>
+      </w:r>
+      <w:r>
+        <w:t xml:space="preserve">Let</w:t>
+      </w:r>
+      <w:r>
+        <w:t xml:space="preserve"> </w:t>
+      </w:r>
+      <m:oMath>
+        <m:sSub>
+          <m:e>
+            <m:r>
+              <m:t>B</m:t>
+            </m:r>
+          </m:e>
+          <m:sub>
+            <m:r>
+              <m:t>d</m:t>
+            </m:r>
+          </m:sub>
+        </m:sSub>
+        <m:r>
+          <m:rPr>
+            <m:sty m:val="p"/>
+          </m:rPr>
+          <m:t>(</m:t>
+        </m:r>
+        <m:r>
+          <m:t>N</m:t>
+        </m:r>
+        <m:r>
+          <m:rPr>
+            <m:sty m:val="p"/>
+          </m:rPr>
+          <m:t>)</m:t>
+        </m:r>
+      </m:oMath>
+      <w:r>
+        <w:t xml:space="preserve"> </w:t>
+      </w:r>
+      <w:r>
+        <w:t xml:space="preserve">and</w:t>
+      </w:r>
+      <w:r>
+        <w:t xml:space="preserve"> </w:t>
+      </w:r>
+      <m:oMath>
+        <m:sSub>
+          <m:e>
+            <m:r>
+              <m:t>B</m:t>
+            </m:r>
+          </m:e>
+          <m:sub>
+            <m:r>
+              <m:t>c</m:t>
+            </m:r>
+          </m:sub>
+        </m:sSub>
+        <m:r>
+          <m:rPr>
+            <m:sty m:val="p"/>
+          </m:rPr>
+          <m:t>(</m:t>
+        </m:r>
+        <m:r>
+          <m:t>N</m:t>
+        </m:r>
+        <m:r>
+          <m:rPr>
+            <m:sty m:val="p"/>
+          </m:rPr>
+          <m:t>)</m:t>
+        </m:r>
+      </m:oMath>
+      <w:r>
+        <w:t xml:space="preserve"> </w:t>
+      </w:r>
+      <w:r>
+        <w:t xml:space="preserve">denote the non-annotation costs of the direct and</w:t>
+      </w:r>
+      <w:r>
+        <w:t xml:space="preserve"> </w:t>
+      </w:r>
+      <w:r>
+        <w:t xml:space="preserve">cached paths, respectively, including preprocessing and output processing.</w:t>
       </w:r>
     </w:p>
     <w:p>
@@ -837,32 +902,50 @@
             <m:rPr>
               <m:sty m:val="p"/>
             </m:rPr>
-            <m:t>=</m:t>
+            <m:t>≈</m:t>
           </m:r>
           <m:sSub>
             <m:e>
               <m:r>
-                <m:t>s</m:t>
+                <m:t>B</m:t>
               </m:r>
             </m:e>
             <m:sub>
               <m:r>
-                <m:rPr>
-                  <m:sty m:val="p"/>
-                </m:rPr>
-                <m:t>a</m:t>
+                <m:t>d</m:t>
               </m:r>
+            </m:sub>
+          </m:sSub>
+          <m:r>
+            <m:rPr>
+              <m:sty m:val="p"/>
+            </m:rPr>
+            <m:t>(</m:t>
+          </m:r>
+          <m:r>
+            <m:t>N</m:t>
+          </m:r>
+          <m:r>
+            <m:rPr>
+              <m:sty m:val="p"/>
+            </m:rPr>
+            <m:t>)</m:t>
+          </m:r>
+          <m:r>
+            <m:rPr>
+              <m:sty m:val="p"/>
+            </m:rPr>
+            <m:t>+</m:t>
+          </m:r>
+          <m:sSub>
+            <m:e>
               <m:r>
-                <m:rPr>
-                  <m:sty m:val="p"/>
-                </m:rPr>
-                <m:t>n</m:t>
+                <m:t>A</m:t>
               </m:r>
+            </m:e>
+            <m:sub>
               <m:r>
-                <m:rPr>
-                  <m:sty m:val="p"/>
-                </m:rPr>
-                <m:t>n</m:t>
+                <m:t>0</m:t>
               </m:r>
             </m:sub>
           </m:sSub>
@@ -872,45 +955,39 @@
             </m:rPr>
             <m:t>+</m:t>
           </m:r>
-          <m:r>
-            <m:t>N</m:t>
-          </m:r>
           <m:sSub>
             <m:e>
               <m:r>
-                <m:t>t</m:t>
+                <m:t>A</m:t>
               </m:r>
             </m:e>
             <m:sub>
               <m:r>
-                <m:rPr>
-                  <m:sty m:val="p"/>
-                </m:rPr>
-                <m:t>a</m:t>
-              </m:r>
-              <m:r>
-                <m:rPr>
-                  <m:sty m:val="p"/>
-                </m:rPr>
-                <m:t>n</m:t>
-              </m:r>
-              <m:r>
-                <m:rPr>
-                  <m:sty m:val="p"/>
-                </m:rPr>
-                <m:t>n</m:t>
+                <m:t>1</m:t>
               </m:r>
             </m:sub>
           </m:sSub>
+          <m:r>
+            <m:t>N</m:t>
+          </m:r>
           <m:r>
             <m:rPr>
               <m:sty m:val="p"/>
             </m:rPr>
             <m:t>,</m:t>
           </m:r>
-          <m:r>
-            <m:t>  </m:t>
-          </m:r>
+        </m:oMath>
+      </m:oMathPara>
+    </w:p>
+    <w:p>
+      <w:pPr>
+        <w:pStyle w:val="FirstParagraph"/>
+      </w:pPr>
+      <m:oMathPara>
+        <m:oMathParaPr>
+          <m:jc m:val="center"/>
+        </m:oMathParaPr>
+        <m:oMath>
           <m:sSub>
             <m:e>
               <m:r>
@@ -965,27 +1042,75 @@
           <m:sSub>
             <m:e>
               <m:r>
-                <m:t>s</m:t>
+                <m:t>B</m:t>
               </m:r>
             </m:e>
             <m:sub>
               <m:r>
+                <m:t>c</m:t>
+              </m:r>
+            </m:sub>
+          </m:sSub>
+          <m:r>
+            <m:rPr>
+              <m:sty m:val="p"/>
+            </m:rPr>
+            <m:t>(</m:t>
+          </m:r>
+          <m:r>
+            <m:t>N</m:t>
+          </m:r>
+          <m:r>
+            <m:rPr>
+              <m:sty m:val="p"/>
+            </m:rPr>
+            <m:t>)</m:t>
+          </m:r>
+          <m:r>
+            <m:rPr>
+              <m:sty m:val="p"/>
+            </m:rPr>
+            <m:t>+</m:t>
+          </m:r>
+          <m:sSub>
+            <m:e>
+              <m:r>
                 <m:rPr>
-                  <m:sty m:val="p"/>
+                  <m:sty m:val="b"/>
                 </m:rPr>
-                <m:t>a</m:t>
+                <m:t>1</m:t>
+              </m:r>
+            </m:e>
+            <m:sub>
+              <m:r>
+                <m:t>M</m:t>
               </m:r>
               <m:r>
                 <m:rPr>
                   <m:sty m:val="p"/>
                 </m:rPr>
-                <m:t>n</m:t>
+                <m:t>&gt;</m:t>
               </m:r>
               <m:r>
-                <m:rPr>
-                  <m:sty m:val="p"/>
-                </m:rPr>
-                <m:t>n</m:t>
+                <m:t>0</m:t>
+              </m:r>
+            </m:sub>
+          </m:sSub>
+          <m:r>
+            <m:rPr>
+              <m:sty m:val="p"/>
+            </m:rPr>
+            <m:t>(</m:t>
+          </m:r>
+          <m:sSub>
+            <m:e>
+              <m:r>
+                <m:t>A</m:t>
+              </m:r>
+            </m:e>
+            <m:sub>
+              <m:r>
+                <m:t>0</m:t>
               </m:r>
             </m:sub>
           </m:sSub>
@@ -995,80 +1120,27 @@
             </m:rPr>
             <m:t>+</m:t>
           </m:r>
-          <m:d>
-            <m:dPr>
-              <m:begChr m:val="("/>
-              <m:endChr m:val=")"/>
-              <m:sepChr m:val=""/>
-              <m:grow/>
-            </m:dPr>
-            <m:e>
-              <m:r>
-                <m:t>1</m:t>
-              </m:r>
-              <m:r>
-                <m:rPr>
-                  <m:sty m:val="p"/>
-                </m:rPr>
-                <m:t>−</m:t>
-              </m:r>
-              <m:r>
-                <m:t>f</m:t>
-              </m:r>
-            </m:e>
-          </m:d>
-          <m:r>
-            <m:t>N</m:t>
-          </m:r>
           <m:sSub>
             <m:e>
               <m:r>
-                <m:t>t</m:t>
+                <m:t>A</m:t>
               </m:r>
             </m:e>
             <m:sub>
               <m:r>
-                <m:rPr>
-                  <m:sty m:val="p"/>
-                </m:rPr>
-                <m:t>a</m:t>
-              </m:r>
-              <m:r>
-                <m:rPr>
-                  <m:sty m:val="p"/>
-                </m:rPr>
-                <m:t>n</m:t>
-              </m:r>
-              <m:r>
-                <m:rPr>
-                  <m:sty m:val="p"/>
-                </m:rPr>
-                <m:t>n</m:t>
+                <m:t>1</m:t>
               </m:r>
             </m:sub>
           </m:sSub>
           <m:r>
+            <m:t>M</m:t>
+          </m:r>
+          <m:r>
             <m:rPr>
               <m:sty m:val="p"/>
             </m:rPr>
-            <m:t>+</m:t>
+            <m:t>)</m:t>
           </m:r>
-          <m:r>
-            <m:t>C</m:t>
-          </m:r>
-          <m:d>
-            <m:dPr>
-              <m:begChr m:val="("/>
-              <m:endChr m:val=")"/>
-              <m:sepChr m:val=""/>
-              <m:grow/>
-            </m:dPr>
-            <m:e>
-              <m:r>
-                <m:t>N</m:t>
-              </m:r>
-            </m:e>
-          </m:d>
           <m:r>
             <m:rPr>
               <m:sty m:val="p"/>
@@ -1083,42 +1155,51 @@
         <w:pStyle w:val="FirstParagraph"/>
       </w:pPr>
       <w:r>
-        <w:t xml:space="preserve">Caching helps when</w:t>
+        <w:t xml:space="preserve">The indicator is one when misses remain and zero otherwise: a perfect hit</w:t>
+      </w:r>
+      <w:r>
+        <w:t xml:space="preserve"> </w:t>
+      </w:r>
+      <w:r>
+        <w:t xml:space="preserve">rate also avoids annotator start-up. With any miss, caching breaks even when</w:t>
       </w:r>
       <w:r>
         <w:t xml:space="preserve"> </w:t>
       </w:r>
       <m:oMath>
+        <m:sSub>
+          <m:e>
+            <m:r>
+              <m:t>A</m:t>
+            </m:r>
+          </m:e>
+          <m:sub>
+            <m:r>
+              <m:t>1</m:t>
+            </m:r>
+          </m:sub>
+        </m:sSub>
         <m:r>
           <m:t>f</m:t>
         </m:r>
         <m:r>
           <m:t>N</m:t>
         </m:r>
+        <m:r>
+          <m:rPr>
+            <m:sty m:val="p"/>
+          </m:rPr>
+          <m:t>&gt;</m:t>
+        </m:r>
         <m:sSub>
           <m:e>
             <m:r>
-              <m:t>t</m:t>
+              <m:t>B</m:t>
             </m:r>
           </m:e>
           <m:sub>
             <m:r>
-              <m:rPr>
-                <m:sty m:val="p"/>
-              </m:rPr>
-              <m:t>a</m:t>
-            </m:r>
-            <m:r>
-              <m:rPr>
-                <m:sty m:val="p"/>
-              </m:rPr>
-              <m:t>n</m:t>
-            </m:r>
-            <m:r>
-              <m:rPr>
-                <m:sty m:val="p"/>
-              </m:rPr>
-              <m:t>n</m:t>
+              <m:t>c</m:t>
             </m:r>
           </m:sub>
         </m:sSub>
@@ -1126,39 +1207,91 @@
           <m:rPr>
             <m:sty m:val="p"/>
           </m:rPr>
-          <m:t>&gt;</m:t>
+          <m:t>(</m:t>
         </m:r>
         <m:r>
-          <m:t>C</m:t>
+          <m:t>N</m:t>
         </m:r>
-        <m:d>
-          <m:dPr>
-            <m:begChr m:val="("/>
-            <m:endChr m:val=")"/>
-            <m:sepChr m:val=""/>
-            <m:grow/>
-          </m:dPr>
+        <m:r>
+          <m:rPr>
+            <m:sty m:val="p"/>
+          </m:rPr>
+          <m:t>)</m:t>
+        </m:r>
+        <m:r>
+          <m:rPr>
+            <m:sty m:val="p"/>
+          </m:rPr>
+          <m:t>−</m:t>
+        </m:r>
+        <m:sSub>
           <m:e>
             <m:r>
-              <m:t>N</m:t>
+              <m:t>B</m:t>
             </m:r>
           </m:e>
-        </m:d>
+          <m:sub>
+            <m:r>
+              <m:t>d</m:t>
+            </m:r>
+          </m:sub>
+        </m:sSub>
+        <m:r>
+          <m:rPr>
+            <m:sty m:val="p"/>
+          </m:rPr>
+          <m:t>(</m:t>
+        </m:r>
+        <m:r>
+          <m:t>N</m:t>
+        </m:r>
+        <m:r>
+          <m:rPr>
+            <m:sty m:val="p"/>
+          </m:rPr>
+          <m:t>)</m:t>
+        </m:r>
       </m:oMath>
       <w:r>
-        <w:t xml:space="preserve">. It can return per-variant work,</w:t>
-      </w:r>
-      <w:r>
-        <w:t xml:space="preserve"> </w:t>
-      </w:r>
-      <w:r>
-        <w:t xml:space="preserve">but not annotator start-up; high coverage therefore need not accelerate very</w:t>
-      </w:r>
-      <w:r>
-        <w:t xml:space="preserve"> </w:t>
-      </w:r>
-      <w:r>
-        <w:t xml:space="preserve">small inputs or minimal recipes. A custom cache’s one-time build cost is</w:t>
+        <w:t xml:space="preserve">; at perfect coverage, the saving additionally includes</w:t>
+      </w:r>
+      <w:r>
+        <w:t xml:space="preserve"> </w:t>
+      </w:r>
+      <m:oMath>
+        <m:sSub>
+          <m:e>
+            <m:r>
+              <m:t>A</m:t>
+            </m:r>
+          </m:e>
+          <m:sub>
+            <m:r>
+              <m:t>0</m:t>
+            </m:r>
+          </m:sub>
+        </m:sSub>
+      </m:oMath>
+      <w:r>
+        <w:t xml:space="preserve">. This approximation assumes comparable average annotation cost for hits</w:t>
+      </w:r>
+      <w:r>
+        <w:t xml:space="preserve"> </w:t>
+      </w:r>
+      <w:r>
+        <w:t xml:space="preserve">and misses; variant and transcript composition can change that cost. High</w:t>
+      </w:r>
+      <w:r>
+        <w:t xml:space="preserve"> </w:t>
+      </w:r>
+      <w:r>
+        <w:t xml:space="preserve">coverage alone therefore need not accelerate small inputs or minimal recipes.</w:t>
+      </w:r>
+      <w:r>
+        <w:t xml:space="preserve"> </w:t>
+      </w:r>
+      <w:r>
+        <w:t xml:space="preserve">A custom cache’s one-time build cost is</w:t>
       </w:r>
       <w:r>
         <w:t xml:space="preserve"> </w:t>
@@ -1360,8 +1493,8 @@
         <w:t xml:space="preserve">uses.</w:t>
       </w:r>
     </w:p>
-    <w:bookmarkEnd w:id="25"/>
-    <w:bookmarkStart w:id="29" w:name="Xe7e477e8621b8e3a8fa3d78d43945c4caff9ff9"/>
+    <w:bookmarkEnd w:id="14"/>
+    <w:bookmarkStart w:id="18" w:name="Xe7e477e8621b8e3a8fa3d78d43945c4caff9ff9"/>
     <w:p>
       <w:pPr>
         <w:pStyle w:val="Heading2"/>
@@ -1450,18 +1583,18 @@
           <wp:inline>
             <wp:extent cx="5334000" cy="4667250"/>
             <wp:effectExtent b="0" l="0" r="0" t="0"/>
-            <wp:docPr descr="" title="" id="27" name="Picture"/>
+            <wp:docPr descr="" title="" id="16" name="Picture"/>
             <a:graphic>
               <a:graphicData uri="http://schemas.openxmlformats.org/drawingml/2006/picture">
                 <pic:pic>
                   <pic:nvPicPr>
-                    <pic:cNvPr descr="figures/main_v4/figure2_empirical_time_and_throughput_v4.png" id="28" name="Picture"/>
+                    <pic:cNvPr descr="figures/main_v4/figure2_empirical_time_and_throughput_v4.png" id="17" name="Picture"/>
                     <pic:cNvPicPr>
                       <a:picLocks noChangeArrowheads="1" noChangeAspect="1"/>
                     </pic:cNvPicPr>
                   </pic:nvPicPr>
                   <pic:blipFill>
-                    <a:blip r:embed="rId26"/>
+                    <a:blip r:embed="rId15"/>
                     <a:stretch>
                       <a:fillRect/>
                     </a:stretch>
@@ -1494,22 +1627,22 @@
       </w:pPr>
       <w:r>
         <w:rPr>
+          <w:b/>
           <w:bCs/>
-          <w:b/>
         </w:rPr>
         <w:t xml:space="preserve">Figure 2: VCFcache returns most WGS annotation time across three native</w:t>
       </w:r>
       <w:r>
         <w:rPr>
+          <w:b/>
           <w:bCs/>
+        </w:rPr>
+        <w:t xml:space="preserve"> </w:t>
+      </w:r>
+      <w:r>
+        <w:rPr>
           <w:b/>
-        </w:rPr>
-        <w:t xml:space="preserve"> </w:t>
-      </w:r>
-      <w:r>
-        <w:rPr>
           <w:bCs/>
-          <w:b/>
         </w:rPr>
         <w:t xml:space="preserve">annotator configurations.</w:t>
       </w:r>
@@ -1624,8 +1757,8 @@
         <w:t xml:space="preserve">recipes intentionally differ in annotation scope.</w:t>
       </w:r>
     </w:p>
-    <w:bookmarkEnd w:id="29"/>
-    <w:bookmarkStart w:id="33" w:name="Xd4adbc89014ee33b7836cd8dfbddc4c5e458e79"/>
+    <w:bookmarkEnd w:id="18"/>
+    <w:bookmarkStart w:id="22" w:name="Xd4adbc89014ee33b7836cd8dfbddc4c5e458e79"/>
     <w:p>
       <w:pPr>
         <w:pStyle w:val="Heading2"/>
@@ -1645,7 +1778,7 @@
         <w:t xml:space="preserve"> </w:t>
       </w:r>
       <w:r>
-        <w:t xml:space="preserve">approached the zero-overhead expectation,</w:t>
+        <w:t xml:space="preserve">approached the annotation-dominated approximation,</w:t>
       </w:r>
       <w:r>
         <w:t xml:space="preserve"> </w:t>
@@ -1677,28 +1810,72 @@
         <w:t xml:space="preserve"> </w:t>
       </w:r>
       <w:r>
-        <w:t xml:space="preserve">the fixed cost represented by</w:t>
+        <w:t xml:space="preserve">the extra processing cost</w:t>
       </w:r>
       <w:r>
         <w:t xml:space="preserve"> </w:t>
       </w:r>
       <m:oMath>
-        <m:r>
-          <m:t>C</m:t>
-        </m:r>
-        <m:d>
-          <m:dPr>
-            <m:begChr m:val="("/>
-            <m:endChr m:val=")"/>
-            <m:sepChr m:val=""/>
-            <m:grow/>
-          </m:dPr>
+        <m:sSub>
           <m:e>
             <m:r>
-              <m:t>N</m:t>
+              <m:t>B</m:t>
             </m:r>
           </m:e>
-        </m:d>
+          <m:sub>
+            <m:r>
+              <m:t>c</m:t>
+            </m:r>
+          </m:sub>
+        </m:sSub>
+        <m:r>
+          <m:rPr>
+            <m:sty m:val="p"/>
+          </m:rPr>
+          <m:t>(</m:t>
+        </m:r>
+        <m:r>
+          <m:t>N</m:t>
+        </m:r>
+        <m:r>
+          <m:rPr>
+            <m:sty m:val="p"/>
+          </m:rPr>
+          <m:t>)</m:t>
+        </m:r>
+        <m:r>
+          <m:rPr>
+            <m:sty m:val="p"/>
+          </m:rPr>
+          <m:t>−</m:t>
+        </m:r>
+        <m:sSub>
+          <m:e>
+            <m:r>
+              <m:t>B</m:t>
+            </m:r>
+          </m:e>
+          <m:sub>
+            <m:r>
+              <m:t>d</m:t>
+            </m:r>
+          </m:sub>
+        </m:sSub>
+        <m:r>
+          <m:rPr>
+            <m:sty m:val="p"/>
+          </m:rPr>
+          <m:t>(</m:t>
+        </m:r>
+        <m:r>
+          <m:t>N</m:t>
+        </m:r>
+        <m:r>
+          <m:rPr>
+            <m:sty m:val="p"/>
+          </m:rPr>
+          <m:t>)</m:t>
+        </m:r>
       </m:oMath>
       <w:r>
         <w:t xml:space="preserve">; hit rate alone is insufficient to predict</w:t>
@@ -1719,18 +1896,18 @@
           <wp:inline>
             <wp:extent cx="5334000" cy="4889500"/>
             <wp:effectExtent b="0" l="0" r="0" t="0"/>
-            <wp:docPr descr="" title="" id="31" name="Picture"/>
+            <wp:docPr descr="" title="" id="20" name="Picture"/>
             <a:graphic>
               <a:graphicData uri="http://schemas.openxmlformats.org/drawingml/2006/picture">
                 <pic:pic>
                   <pic:nvPicPr>
-                    <pic:cNvPr descr="figures/main_v4/figure3_runtime_rule_v4.png" id="32" name="Picture"/>
+                    <pic:cNvPr descr="figures/main_v4/figure3_runtime_rule_v4.png" id="21" name="Picture"/>
                     <pic:cNvPicPr>
                       <a:picLocks noChangeArrowheads="1" noChangeAspect="1"/>
                     </pic:cNvPicPr>
                   </pic:nvPicPr>
                   <pic:blipFill>
-                    <a:blip r:embed="rId30"/>
+                    <a:blip r:embed="rId19"/>
                     <a:stretch>
                       <a:fillRect/>
                     </a:stretch>
@@ -1763,22 +1940,22 @@
       </w:pPr>
       <w:r>
         <w:rPr>
+          <w:b/>
           <w:bCs/>
-          <w:b/>
         </w:rPr>
         <w:t xml:space="preserve">Figure 3: Cache coverage defines the theoretical opportunity, while</w:t>
       </w:r>
       <w:r>
         <w:rPr>
+          <w:b/>
           <w:bCs/>
+        </w:rPr>
+        <w:t xml:space="preserve"> </w:t>
+      </w:r>
+      <w:r>
+        <w:rPr>
           <w:b/>
-        </w:rPr>
-        <w:t xml:space="preserve"> </w:t>
-      </w:r>
-      <w:r>
-        <w:rPr>
           <w:bCs/>
-          <w:b/>
         </w:rPr>
         <w:t xml:space="preserve">annotation cost determines how much time is returned.</w:t>
       </w:r>
@@ -1798,7 +1975,7 @@
         <w:t xml:space="preserve"> </w:t>
       </w:r>
       <w:r>
-        <w:t xml:space="preserve">the zero-overhead expectation,</w:t>
+        <w:t xml:space="preserve">the annotation-dominated, negligible-overhead approximation,</w:t>
       </w:r>
       <w:r>
         <w:t xml:space="preserve"> </w:t>
@@ -1865,7 +2042,7 @@
         <w:t xml:space="preserve"> </w:t>
       </w:r>
       <w:r>
-        <w:t xml:space="preserve">opportunity,</w:t>
+        <w:t xml:space="preserve">approximation,</w:t>
       </w:r>
       <w:r>
         <w:t xml:space="preserve"> </w:t>
@@ -1885,7 +2062,13 @@
         <w:t xml:space="preserve"> </w:t>
       </w:r>
       <w:r>
-        <w:t xml:space="preserve">direct runtime. All 12 outputs passed semantic</w:t>
+        <w:t xml:space="preserve">direct runtime, valid when per-allele annotation</w:t>
+      </w:r>
+      <w:r>
+        <w:t xml:space="preserve"> </w:t>
+      </w:r>
+      <w:r>
+        <w:t xml:space="preserve">dominates runtime. All 12 outputs passed semantic</w:t>
       </w:r>
       <w:r>
         <w:t xml:space="preserve"> </w:t>
@@ -1950,8 +2133,8 @@
         <w:t xml:space="preserve">continues to grow with pipeline cost.</w:t>
       </w:r>
     </w:p>
-    <w:bookmarkEnd w:id="33"/>
-    <w:bookmarkStart w:id="37" w:name="Xbc85f61ffb1a7425a5b03317711322017de315d"/>
+    <w:bookmarkEnd w:id="22"/>
+    <w:bookmarkStart w:id="26" w:name="Xbc85f61ffb1a7425a5b03317711322017de315d"/>
     <w:p>
       <w:pPr>
         <w:pStyle w:val="Heading2"/>
@@ -1978,63 +2161,13 @@
           <w:rPr>
             <w:rStyle w:val="Hyperlink"/>
           </w:rPr>
-          <w:t xml:space="preserve">5</w:t>
+          <w:t xml:space="preserve">6</w:t>
         </w:r>
       </w:hyperlink>
       <w:r>
         <w:t xml:space="preserve">–</w:t>
       </w:r>
       <w:hyperlink w:anchor="ref-ball2012pgp">
-        <w:r>
-          <w:rPr>
-            <w:rStyle w:val="Hyperlink"/>
-          </w:rPr>
-          <w:t xml:space="preserve">7</w:t>
-        </w:r>
-      </w:hyperlink>
-      <w:r>
-        <w:t xml:space="preserve">]</w:t>
-      </w:r>
-      <w:r>
-        <w:t xml:space="preserve">. KPGP and SGDP remained in GRCh38</w:t>
-      </w:r>
-      <w:r>
-        <w:t xml:space="preserve"> </w:t>
-      </w:r>
-      <w:r>
-        <w:t xml:space="preserve">and PGP in GRCh37. Three additional, disjoint genomes from each provider formed</w:t>
-      </w:r>
-      <w:r>
-        <w:t xml:space="preserve"> </w:t>
-      </w:r>
-      <w:r>
-        <w:t xml:space="preserve">cohort caches; relatedness screening prevented a second-degree-or-closer</w:t>
-      </w:r>
-      <w:r>
-        <w:t xml:space="preserve"> </w:t>
-      </w:r>
-      <w:r>
-        <w:t xml:space="preserve">training/evaluation pair. The public alternatives were bundled,</w:t>
-      </w:r>
-      <w:r>
-        <w:t xml:space="preserve"> </w:t>
-      </w:r>
-      <w:r>
-        <w:t xml:space="preserve">assembly-matched gnomAD v4.1 caches containing alleles reaching AF ≥10% or</w:t>
-      </w:r>
-      <w:r>
-        <w:t xml:space="preserve"> </w:t>
-      </w:r>
-      <w:r>
-        <w:t xml:space="preserve">AF ≥1% in any reported frequency stratum</w:t>
-      </w:r>
-      <w:r>
-        <w:t xml:space="preserve"> </w:t>
-      </w:r>
-      <w:r>
-        <w:t xml:space="preserve">[</w:t>
-      </w:r>
-      <w:hyperlink w:anchor="ref-gnomad2024release">
         <w:r>
           <w:rPr>
             <w:rStyle w:val="Hyperlink"/>
@@ -2046,7 +2179,95 @@
         <w:t xml:space="preserve">]</w:t>
       </w:r>
       <w:r>
+        <w:t xml:space="preserve">. KPGP and SGDP remained in GRCh38</w:t>
+      </w:r>
+      <w:r>
+        <w:t xml:space="preserve"> </w:t>
+      </w:r>
+      <w:r>
+        <w:t xml:space="preserve">and PGP in GRCh37. Three additional, disjoint genomes from each provider formed</w:t>
+      </w:r>
+      <w:r>
+        <w:t xml:space="preserve"> </w:t>
+      </w:r>
+      <w:r>
+        <w:t xml:space="preserve">cohort caches; relatedness screening prevented a second-degree-or-closer</w:t>
+      </w:r>
+      <w:r>
+        <w:t xml:space="preserve"> </w:t>
+      </w:r>
+      <w:r>
+        <w:t xml:space="preserve">training/evaluation pair. The public alternatives were bundled,</w:t>
+      </w:r>
+      <w:r>
+        <w:t xml:space="preserve"> </w:t>
+      </w:r>
+      <w:r>
+        <w:t xml:space="preserve">assembly-matched gnomAD v4.1 caches containing alleles reaching AF ≥10% or</w:t>
+      </w:r>
+      <w:r>
+        <w:t xml:space="preserve"> </w:t>
+      </w:r>
+      <w:r>
+        <w:t xml:space="preserve">AF ≥1% in any reported frequency stratum</w:t>
+      </w:r>
+      <w:r>
+        <w:t xml:space="preserve"> </w:t>
+      </w:r>
+      <w:r>
+        <w:t xml:space="preserve">[</w:t>
+      </w:r>
+      <w:hyperlink w:anchor="ref-gnomad2024release">
+        <w:r>
+          <w:rPr>
+            <w:rStyle w:val="Hyperlink"/>
+          </w:rPr>
+          <w:t xml:space="preserve">9</w:t>
+        </w:r>
+      </w:hyperlink>
+      <w:r>
+        <w:t xml:space="preserve">]</w:t>
+      </w:r>
+      <w:r>
         <w:t xml:space="preserve">.</w:t>
+      </w:r>
+      <w:r>
+        <w:t xml:space="preserve"> </w:t>
+      </w:r>
+      <w:r>
+        <w:t xml:space="preserve">gnomAD supplies a broad public allele universe</w:t>
+      </w:r>
+      <w:r>
+        <w:t xml:space="preserve"> </w:t>
+      </w:r>
+      <w:r>
+        <w:t xml:space="preserve">[</w:t>
+      </w:r>
+      <w:hyperlink w:anchor="ref-karczewski2020gnomad">
+        <w:r>
+          <w:rPr>
+            <w:rStyle w:val="Hyperlink"/>
+          </w:rPr>
+          <w:t xml:space="preserve">10</w:t>
+        </w:r>
+      </w:hyperlink>
+      <w:r>
+        <w:t xml:space="preserve">]</w:t>
+      </w:r>
+      <w:r>
+        <w:t xml:space="preserve">; the</w:t>
+      </w:r>
+      <w:r>
+        <w:t xml:space="preserve"> </w:t>
+      </w:r>
+      <w:r>
+        <w:t xml:space="preserve">coverage measured here remains specific to these cohorts, filters and variant</w:t>
+      </w:r>
+      <w:r>
+        <w:t xml:space="preserve"> </w:t>
+      </w:r>
+      <w:r>
+        <w:t xml:space="preserve">representations, rather than a general clinical hit-rate estimate.</w:t>
       </w:r>
     </w:p>
     <w:p>
@@ -2090,18 +2311,18 @@
           <wp:inline>
             <wp:extent cx="5334000" cy="4667250"/>
             <wp:effectExtent b="0" l="0" r="0" t="0"/>
-            <wp:docPr descr="" title="" id="35" name="Picture"/>
+            <wp:docPr descr="" title="" id="24" name="Picture"/>
             <a:graphic>
               <a:graphicData uri="http://schemas.openxmlformats.org/drawingml/2006/picture">
                 <pic:pic>
                   <pic:nvPicPr>
-                    <pic:cNvPr descr="figures/main_v4/figure4_cohort_economics_v4.png" id="36" name="Picture"/>
+                    <pic:cNvPr descr="figures/main_v4/figure4_cohort_economics_v4.png" id="25" name="Picture"/>
                     <pic:cNvPicPr>
                       <a:picLocks noChangeArrowheads="1" noChangeAspect="1"/>
                     </pic:cNvPicPr>
                   </pic:nvPicPr>
                   <pic:blipFill>
-                    <a:blip r:embed="rId34"/>
+                    <a:blip r:embed="rId23"/>
                     <a:stretch>
                       <a:fillRect/>
                     </a:stretch>
@@ -2134,22 +2355,22 @@
       </w:pPr>
       <w:r>
         <w:rPr>
+          <w:b/>
           <w:bCs/>
-          <w:b/>
         </w:rPr>
         <w:t xml:space="preserve">Figure 4: A cohort-derived cache repays its build cost rapidly and returns</w:t>
       </w:r>
       <w:r>
         <w:rPr>
+          <w:b/>
           <w:bCs/>
+        </w:rPr>
+        <w:t xml:space="preserve"> </w:t>
+      </w:r>
+      <w:r>
+        <w:rPr>
           <w:b/>
-        </w:rPr>
-        <w:t xml:space="preserve"> </w:t>
-      </w:r>
-      <w:r>
-        <w:rPr>
           <w:bCs/>
-          <w:b/>
         </w:rPr>
         <w:t xml:space="preserve">cumulative compute time.</w:t>
       </w:r>
@@ -2246,8 +2467,8 @@
         <w:t xml:space="preserve">cohort-specific amortization.</w:t>
       </w:r>
     </w:p>
-    <w:bookmarkEnd w:id="37"/>
-    <w:bookmarkStart w:id="38" w:name="X16b32d3672d5e0881a58e5699fd903eadd7402b"/>
+    <w:bookmarkEnd w:id="26"/>
+    <w:bookmarkStart w:id="27" w:name="X16b32d3672d5e0881a58e5699fd903eadd7402b"/>
     <w:p>
       <w:pPr>
         <w:pStyle w:val="Heading2"/>
@@ -2326,8 +2547,8 @@
         <w:t xml:space="preserve">2). Parallelism and reuse therefore reduce different components of runtime.</w:t>
       </w:r>
     </w:p>
-    <w:bookmarkEnd w:id="38"/>
-    <w:bookmarkStart w:id="39" w:name="X59ac8dfed41acc73df8789514b5a8ee63ee1f44"/>
+    <w:bookmarkEnd w:id="27"/>
+    <w:bookmarkStart w:id="28" w:name="X59ac8dfed41acc73df8789514b5a8ee63ee1f44"/>
     <w:p>
       <w:pPr>
         <w:pStyle w:val="Heading2"/>
@@ -2374,6 +2595,726 @@
         <w:t xml:space="preserve">[</w:t>
       </w:r>
       <w:hyperlink w:anchor="ref-vep_issue_1959">
+        <w:r>
+          <w:rPr>
+            <w:rStyle w:val="Hyperlink"/>
+          </w:rPr>
+          <w:t xml:space="preserve">11</w:t>
+        </w:r>
+      </w:hyperlink>
+      <w:r>
+        <w:t xml:space="preserve">]</w:t>
+      </w:r>
+      <w:r>
+        <w:t xml:space="preserve">;</w:t>
+      </w:r>
+      <w:r>
+        <w:t xml:space="preserve"> </w:t>
+      </w:r>
+      <w:r>
+        <w:t xml:space="preserve">the field was reported but excluded from pass/fail. fastVEP comparison covered</w:t>
+      </w:r>
+      <w:r>
+        <w:t xml:space="preserve"> </w:t>
+      </w:r>
+      <w:r>
+        <w:t xml:space="preserve">all INFO, FORMAT and relevant header values, canonicalizing order only.</w:t>
+      </w:r>
+    </w:p>
+    <w:p>
+      <w:pPr>
+        <w:pStyle w:val="BodyText"/>
+      </w:pPr>
+      <w:r>
+        <w:t xml:space="preserve">In the final clinical campaign, all 176 eligible direct/cached pairs were</w:t>
+      </w:r>
+      <w:r>
+        <w:t xml:space="preserve"> </w:t>
+      </w:r>
+      <w:r>
+        <w:t xml:space="preserve">semantically concordant (Supplementary Figure 3). Four of 180 SnpEff pairs</w:t>
+      </w:r>
+      <w:r>
+        <w:t xml:space="preserve"> </w:t>
+      </w:r>
+      <w:r>
+        <w:t xml:space="preserve">were excluded before inference because one GRCh37 allele differed only by</w:t>
+      </w:r>
+      <w:r>
+        <w:t xml:space="preserve"> </w:t>
+      </w:r>
+      <w:r>
+        <w:rPr>
+          <w:rStyle w:val="VerbatimChar"/>
+        </w:rPr>
+        <w:t xml:space="preserve">WARNING_TRANSCRIPT_MULTIPLE_STOP_CODONS</w:t>
+      </w:r>
+      <w:r>
+        <w:t xml:space="preserve">; consequence, transcript, HGVS,</w:t>
+      </w:r>
+      <w:r>
+        <w:t xml:space="preserve"> </w:t>
+      </w:r>
+      <w:r>
+        <w:t xml:space="preserve">ClinVar, gnomAD, genotype and record counts agreed. A direct-SnpEff reproducer</w:t>
+      </w:r>
+      <w:r>
+        <w:t xml:space="preserve"> </w:t>
+      </w:r>
+      <w:r>
+        <w:t xml:space="preserve">showed that the warning changed when two adjacent input records were reversed,</w:t>
+      </w:r>
+      <w:r>
+        <w:t xml:space="preserve"> </w:t>
+      </w:r>
+      <w:r>
+        <w:t xml:space="preserve">without VCFcache involvement. We therefore documented the annotator-order</w:t>
+      </w:r>
+      <w:r>
+        <w:t xml:space="preserve"> </w:t>
+      </w:r>
+      <w:r>
+        <w:t xml:space="preserve">effect rather than adding warning-specific normalization. These results</w:t>
+      </w:r>
+      <w:r>
+        <w:t xml:space="preserve"> </w:t>
+      </w:r>
+      <w:r>
+        <w:t xml:space="preserve">support equivalence under a fixed tool, version, reference and recipe, not byte</w:t>
+      </w:r>
+      <w:r>
+        <w:t xml:space="preserve"> </w:t>
+      </w:r>
+      <w:r>
+        <w:t xml:space="preserve">identity or equivalence between annotators.</w:t>
+      </w:r>
+    </w:p>
+    <w:bookmarkEnd w:id="28"/>
+    <w:bookmarkStart w:id="29" w:name="Xaf2386a47ab5367f924c473ee1436c91069ee8c"/>
+    <w:p>
+      <w:pPr>
+        <w:pStyle w:val="Heading2"/>
+      </w:pPr>
+      <w:r>
+        <w:t xml:space="preserve">Scope and relationship to existing approaches</w:t>
+      </w:r>
+    </w:p>
+    <w:p>
+      <w:pPr>
+        <w:pStyle w:val="FirstParagraph"/>
+      </w:pPr>
+      <w:r>
+        <w:t xml:space="preserve">The contribution is recipe-specific incremental execution: an indexed payload</w:t>
+      </w:r>
+      <w:r>
+        <w:t xml:space="preserve"> </w:t>
+      </w:r>
+      <w:r>
+        <w:t xml:space="preserve">cache, automatic execution of the same recipe for misses, and assembly of one</w:t>
+      </w:r>
+      <w:r>
+        <w:t xml:space="preserve"> </w:t>
+      </w:r>
+      <w:r>
+        <w:t xml:space="preserve">sample-level result. vcfanno and echtvar address efficient joins of supplied</w:t>
+      </w:r>
+      <w:r>
+        <w:t xml:space="preserve"> </w:t>
+      </w:r>
+      <w:r>
+        <w:t xml:space="preserve">annotation fields, and VarNote accelerates access to large functional resources</w:t>
+      </w:r>
+      <w:r>
+        <w:t xml:space="preserve"> </w:t>
+      </w:r>
+      <w:r>
+        <w:t xml:space="preserve">[</w:t>
+      </w:r>
+      <w:hyperlink w:anchor="ref-vcfanno2016">
+        <w:r>
+          <w:rPr>
+            <w:rStyle w:val="Hyperlink"/>
+          </w:rPr>
+          <w:t xml:space="preserve">3</w:t>
+        </w:r>
+      </w:hyperlink>
+      <w:r>
+        <w:t xml:space="preserve">,</w:t>
+      </w:r>
+      <w:hyperlink w:anchor="ref-pedersen2023echtvar">
+        <w:r>
+          <w:rPr>
+            <w:rStyle w:val="Hyperlink"/>
+          </w:rPr>
+          <w:t xml:space="preserve">4</w:t>
+        </w:r>
+      </w:hyperlink>
+      <w:r>
+        <w:t xml:space="preserve">,</w:t>
+      </w:r>
+      <w:hyperlink w:anchor="ref-huang2020varnote">
+        <w:r>
+          <w:rPr>
+            <w:rStyle w:val="Hyperlink"/>
+          </w:rPr>
+          <w:t xml:space="preserve">12</w:t>
+        </w:r>
+      </w:hyperlink>
+      <w:r>
+        <w:t xml:space="preserve">]</w:t>
+      </w:r>
+      <w:r>
+        <w:t xml:space="preserve">. GEMINI persists cohort</w:t>
+      </w:r>
+      <w:r>
+        <w:t xml:space="preserve"> </w:t>
+      </w:r>
+      <w:r>
+        <w:t xml:space="preserve">variants, genotypes and annotations for downstream query</w:t>
+      </w:r>
+      <w:r>
+        <w:t xml:space="preserve"> </w:t>
+      </w:r>
+      <w:r>
+        <w:t xml:space="preserve">[</w:t>
+      </w:r>
+      <w:hyperlink w:anchor="ref-paila2013gemini">
+        <w:r>
+          <w:rPr>
+            <w:rStyle w:val="Hyperlink"/>
+          </w:rPr>
+          <w:t xml:space="preserve">13</w:t>
+        </w:r>
+      </w:hyperlink>
+      <w:r>
+        <w:t xml:space="preserve">]</w:t>
+      </w:r>
+      <w:r>
+        <w:t xml:space="preserve">.</w:t>
+      </w:r>
+      <w:r>
+        <w:t xml:space="preserve"> </w:t>
+      </w:r>
+      <w:r>
+        <w:t xml:space="preserve">These approaches establish that annotation reuse and fast lookup are not new</w:t>
+      </w:r>
+      <w:r>
+        <w:t xml:space="preserve"> </w:t>
+      </w:r>
+      <w:r>
+        <w:t xml:space="preserve">in themselves; VCFcache makes reuse part of executing an existing recipe on</w:t>
+      </w:r>
+      <w:r>
+        <w:t xml:space="preserve"> </w:t>
+      </w:r>
+      <w:r>
+        <w:t xml:space="preserve">successive samples. Faster lookup can further reduce its processing cost.</w:t>
+      </w:r>
+    </w:p>
+    <w:p>
+      <w:pPr>
+        <w:pStyle w:val="BodyText"/>
+      </w:pPr>
+      <w:r>
+        <w:t xml:space="preserve">Reuse is appropriate for allele-local INFO annotations stable under the frozen</w:t>
+      </w:r>
+      <w:r>
+        <w:t xml:space="preserve"> </w:t>
+      </w:r>
+      <w:r>
+        <w:t xml:space="preserve">recipe. Genotype-dependent, haplotype-dependent or processing-order-dependent</w:t>
+      </w:r>
+      <w:r>
+        <w:t xml:space="preserve"> </w:t>
+      </w:r>
+      <w:r>
+        <w:t xml:space="preserve">output requires separate validation; arbitrary FORMAT changes and changes to</w:t>
+      </w:r>
+      <w:r>
+        <w:t xml:space="preserve"> </w:t>
+      </w:r>
+      <w:r>
+        <w:t xml:space="preserve">the record set are outside the demonstrated contract. The observed VEP and</w:t>
+      </w:r>
+      <w:r>
+        <w:t xml:space="preserve"> </w:t>
+      </w:r>
+      <w:r>
+        <w:t xml:space="preserve">SnpEff differences therefore delimit the equivalence claim. Within the tested</w:t>
+      </w:r>
+      <w:r>
+        <w:t xml:space="preserve"> </w:t>
+      </w:r>
+      <w:r>
+        <w:t xml:space="preserve">scope, reusable public and cohort caches turn recurrent alleles into saved</w:t>
+      </w:r>
+      <w:r>
+        <w:t xml:space="preserve"> </w:t>
+      </w:r>
+      <w:r>
+        <w:t xml:space="preserve">annotation work, including around a fast parallel annotator.</w:t>
+      </w:r>
+    </w:p>
+    <w:bookmarkEnd w:id="29"/>
+    <w:bookmarkEnd w:id="30"/>
+    <w:bookmarkStart w:id="38" w:name="methods"/>
+    <w:p>
+      <w:pPr>
+        <w:pStyle w:val="Heading1"/>
+      </w:pPr>
+      <w:r>
+        <w:t xml:space="preserve">Methods</w:t>
+      </w:r>
+    </w:p>
+    <w:bookmarkStart w:id="31" w:name="software-and-cache-design"/>
+    <w:p>
+      <w:pPr>
+        <w:pStyle w:val="Heading2"/>
+      </w:pPr>
+      <w:r>
+        <w:t xml:space="preserve">Software and cache design</w:t>
+      </w:r>
+    </w:p>
+    <w:p>
+      <w:pPr>
+        <w:pStyle w:val="FirstParagraph"/>
+      </w:pPr>
+      <w:r>
+        <w:t xml:space="preserve">VCFcache is implemented in Python and delegates normalized BCF processing and</w:t>
+      </w:r>
+      <w:r>
+        <w:t xml:space="preserve"> </w:t>
+      </w:r>
+      <w:r>
+        <w:t xml:space="preserve">indexing to bcftools/htslib</w:t>
+      </w:r>
+      <w:r>
+        <w:t xml:space="preserve"> </w:t>
+      </w:r>
+      <w:r>
+        <w:t xml:space="preserve">[</w:t>
+      </w:r>
+      <w:hyperlink w:anchor="ref-danecek2021bcftools">
+        <w:r>
+          <w:rPr>
+            <w:rStyle w:val="Hyperlink"/>
+          </w:rPr>
+          <w:t xml:space="preserve">14</w:t>
+        </w:r>
+      </w:hyperlink>
+      <w:r>
+        <w:t xml:space="preserve">]</w:t>
+      </w:r>
+      <w:r>
+        <w:t xml:space="preserve">. A blueprint is a</w:t>
+      </w:r>
+      <w:r>
+        <w:t xml:space="preserve"> </w:t>
+      </w:r>
+      <w:r>
+        <w:t xml:space="preserve">genotype-free set of normalized alleles. Cache construction applies one frozen</w:t>
+      </w:r>
+      <w:r>
+        <w:t xml:space="preserve"> </w:t>
+      </w:r>
+      <w:r>
+        <w:t xml:space="preserve">annotation command to the blueprint and stores its output with immutable recipe</w:t>
+      </w:r>
+      <w:r>
+        <w:t xml:space="preserve"> </w:t>
+      </w:r>
+      <w:r>
+        <w:t xml:space="preserve">and parameter snapshots. Sample annotation splits records into cache hits and</w:t>
+      </w:r>
+      <w:r>
+        <w:t xml:space="preserve"> </w:t>
+      </w:r>
+      <w:r>
+        <w:t xml:space="preserve">misses, applies the same command to misses, and produces a coordinate-sorted,</w:t>
+      </w:r>
+      <w:r>
+        <w:t xml:space="preserve"> </w:t>
+      </w:r>
+      <w:r>
+        <w:t xml:space="preserve">indexed BCF. Semantic comparison was performed afterward and was never timed.</w:t>
+      </w:r>
+    </w:p>
+    <w:p>
+      <w:pPr>
+        <w:pStyle w:val="BodyText"/>
+      </w:pPr>
+      <w:r>
+        <w:t xml:space="preserve">Cache matching uses CHROM, POS, REF and ALT within an assembly-specific</w:t>
+      </w:r>
+      <w:r>
+        <w:t xml:space="preserve"> </w:t>
+      </w:r>
+      <w:r>
+        <w:t xml:space="preserve">namespace, rather than a position-only or genotype key. Equivalent alleles can</w:t>
+      </w:r>
+      <w:r>
+        <w:t xml:space="preserve"> </w:t>
+      </w:r>
+      <w:r>
+        <w:t xml:space="preserve">have different VCF encodings</w:t>
+      </w:r>
+      <w:r>
+        <w:t xml:space="preserve"> </w:t>
+      </w:r>
+      <w:r>
+        <w:t xml:space="preserve">[</w:t>
+      </w:r>
+      <w:hyperlink w:anchor="ref-tan2015unified">
+        <w:r>
+          <w:rPr>
+            <w:rStyle w:val="Hyperlink"/>
+          </w:rPr>
+          <w:t xml:space="preserve">5</w:t>
+        </w:r>
+      </w:hyperlink>
+      <w:r>
+        <w:t xml:space="preserve">]</w:t>
+      </w:r>
+      <w:r>
+        <w:t xml:space="preserve">. Sample preprocessing decomposes</w:t>
+      </w:r>
+      <w:r>
+        <w:t xml:space="preserve"> </w:t>
+      </w:r>
+      <w:r>
+        <w:t xml:space="preserve">multiallelic records with</w:t>
+      </w:r>
+      <w:r>
+        <w:t xml:space="preserve"> </w:t>
+      </w:r>
+      <w:r>
+        <w:rPr>
+          <w:rStyle w:val="VerbatimChar"/>
+        </w:rPr>
+        <w:t xml:space="preserve">bcftools norm -m-</w:t>
+      </w:r>
+      <w:r>
+        <w:t xml:space="preserve"> </w:t>
+      </w:r>
+      <w:r>
+        <w:t xml:space="preserve">and removes spanning-deletion</w:t>
+      </w:r>
+      <w:r>
+        <w:t xml:space="preserve"> </w:t>
+      </w:r>
+      <w:r>
+        <w:rPr>
+          <w:rStyle w:val="VerbatimChar"/>
+        </w:rPr>
+        <w:t xml:space="preserve">ALT=*</w:t>
+      </w:r>
+      <w:r>
+        <w:t xml:space="preserve"> </w:t>
+      </w:r>
+      <w:r>
+        <w:t xml:space="preserve">alleles; it does not recombine the split records. This command does not</w:t>
+      </w:r>
+      <w:r>
+        <w:t xml:space="preserve"> </w:t>
+      </w:r>
+      <w:r>
+        <w:t xml:space="preserve">perform reference-based left alignment. Input and cache must therefore already</w:t>
+      </w:r>
+      <w:r>
+        <w:t xml:space="preserve"> </w:t>
+      </w:r>
+      <w:r>
+        <w:t xml:space="preserve">share the intended left-aligned/minimal representation and contig naming;</w:t>
+      </w:r>
+      <w:r>
+        <w:t xml:space="preserve"> </w:t>
+      </w:r>
+      <w:r>
+        <w:t xml:space="preserve">reference-based normalization, when required, must use the same FASTA upstream.</w:t>
+      </w:r>
+      <w:r>
+        <w:t xml:space="preserve"> </w:t>
+      </w:r>
+      <w:r>
+        <w:t xml:space="preserve">Assembly and contig-name compatibility checks do not establish biological</w:t>
+      </w:r>
+      <w:r>
+        <w:t xml:space="preserve"> </w:t>
+      </w:r>
+      <w:r>
+        <w:t xml:space="preserve">equivalence between differently represented indels. Tested inputs contained</w:t>
+      </w:r>
+      <w:r>
+        <w:t xml:space="preserve"> </w:t>
+      </w:r>
+      <w:r>
+        <w:t xml:space="preserve">biallelic autosomal SNPs and short indels; this study does not validate arbitrary</w:t>
+      </w:r>
+      <w:r>
+        <w:t xml:space="preserve"> </w:t>
+      </w:r>
+      <w:r>
+        <w:t xml:space="preserve">structural variants or record-changing recipes.</w:t>
+      </w:r>
+    </w:p>
+    <w:p>
+      <w:pPr>
+        <w:pStyle w:val="BodyText"/>
+      </w:pPr>
+      <w:r>
+        <w:t xml:space="preserve">The cache stores INFO payloads, while sample genotypes remain attached to the</w:t>
+      </w:r>
+      <w:r>
+        <w:t xml:space="preserve"> </w:t>
+      </w:r>
+      <w:r>
+        <w:t xml:space="preserve">input records. The recipe’s required INFO tag identifies annotated records and</w:t>
+      </w:r>
+      <w:r>
+        <w:t xml:space="preserve"> </w:t>
+      </w:r>
+      <w:r>
+        <w:t xml:space="preserve">must be populated for the supported variant universe. Recipe and parameter</w:t>
+      </w:r>
+      <w:r>
+        <w:t xml:space="preserve"> </w:t>
+      </w:r>
+      <w:r>
+        <w:t xml:space="preserve">snapshots record the command and resource paths; a YAML checksum alone cannot</w:t>
+      </w:r>
+      <w:r>
+        <w:t xml:space="preserve"> </w:t>
+      </w:r>
+      <w:r>
+        <w:t xml:space="preserve">detect a changed binary or database at an unchanged path. The benchmark adds</w:t>
+      </w:r>
+      <w:r>
+        <w:t xml:space="preserve"> </w:t>
+      </w:r>
+      <w:r>
+        <w:t xml:space="preserve">tool versions, binary/reference/database hashes and frozen wrapper scripts in</w:t>
+      </w:r>
+      <w:r>
+        <w:t xml:space="preserve"> </w:t>
+      </w:r>
+      <w:r>
+        <w:t xml:space="preserve">its provenance manifests. Annotator, option, plugin, reference, resource or</w:t>
+      </w:r>
+      <w:r>
+        <w:t xml:space="preserve"> </w:t>
+      </w:r>
+      <w:r>
+        <w:t xml:space="preserve">output-schema changes require a separately built cache. The archived resource</w:t>
+      </w:r>
+      <w:r>
+        <w:t xml:space="preserve"> </w:t>
+      </w:r>
+      <w:r>
+        <w:t xml:space="preserve">checksums, rather than automatic hashing of every external dependency by the</w:t>
+      </w:r>
+      <w:r>
+        <w:t xml:space="preserve"> </w:t>
+      </w:r>
+      <w:r>
+        <w:t xml:space="preserve">CLI, define the benchmark’s frozen execution environment.</w:t>
+      </w:r>
+    </w:p>
+    <w:bookmarkEnd w:id="31"/>
+    <w:bookmarkStart w:id="32" w:name="samples-and-cache-strategies"/>
+    <w:p>
+      <w:pPr>
+        <w:pStyle w:val="Heading2"/>
+      </w:pPr>
+      <w:r>
+        <w:t xml:space="preserve">Samples and cache strategies</w:t>
+      </w:r>
+    </w:p>
+    <w:p>
+      <w:pPr>
+        <w:pStyle w:val="FirstParagraph"/>
+      </w:pPr>
+      <w:r>
+        <w:t xml:space="preserve">The external WGS benchmark used open KPGP and SGDP GRCh38 genomes and Harvard</w:t>
+      </w:r>
+      <w:r>
+        <w:t xml:space="preserve"> </w:t>
+      </w:r>
+      <w:r>
+        <w:t xml:space="preserve">PGP GRCh37 genomes. Inputs were restricted to carried, biallelic autosomal SNPs</w:t>
+      </w:r>
+      <w:r>
+        <w:t xml:space="preserve"> </w:t>
+      </w:r>
+      <w:r>
+        <w:t xml:space="preserve">and short indels and checked for compression, index readability, coordinate</w:t>
+      </w:r>
+      <w:r>
+        <w:t xml:space="preserve"> </w:t>
+      </w:r>
+      <w:r>
+        <w:t xml:space="preserve">order, contigs, sample identity and completeness. Three genomes per provider</w:t>
+      </w:r>
+      <w:r>
+        <w:t xml:space="preserve"> </w:t>
+      </w:r>
+      <w:r>
+        <w:t xml:space="preserve">were reserved for cache construction; evaluation comprised 20 KPGP, 20 SGDP</w:t>
+      </w:r>
+      <w:r>
+        <w:t xml:space="preserve"> </w:t>
+      </w:r>
+      <w:r>
+        <w:t xml:space="preserve">and 12 PGP genomes. PLINK2 KING screening at kinship 0.0884 excluded a</w:t>
+      </w:r>
+      <w:r>
+        <w:t xml:space="preserve"> </w:t>
+      </w:r>
+      <w:r>
+        <w:t xml:space="preserve">second-degree-or-closer relationship across the construction/evaluation</w:t>
+      </w:r>
+      <w:r>
+        <w:t xml:space="preserve"> </w:t>
+      </w:r>
+      <w:r>
+        <w:t xml:space="preserve">boundary.</w:t>
+      </w:r>
+    </w:p>
+    <w:p>
+      <w:pPr>
+        <w:pStyle w:val="BodyText"/>
+      </w:pPr>
+      <w:r>
+        <w:t xml:space="preserve">Matched-assay experiments used six KPGP and six SGDP GRCh38 evaluation genomes,</w:t>
+      </w:r>
+      <w:r>
+        <w:t xml:space="preserve"> </w:t>
+      </w:r>
+      <w:r>
+        <w:t xml:space="preserve">subset to Twist Human Core Exome intervals padded by 125 bp and ACMG SF v3.3</w:t>
+      </w:r>
+      <w:r>
+        <w:t xml:space="preserve"> </w:t>
+      </w:r>
+      <w:r>
+        <w:t xml:space="preserve">MANE Select coding intervals padded by 20 bp. The principal matched comparison</w:t>
+      </w:r>
+      <w:r>
+        <w:t xml:space="preserve"> </w:t>
+      </w:r>
+      <w:r>
+        <w:t xml:space="preserve">combined VEP</w:t>
+      </w:r>
+      <w:r>
+        <w:t xml:space="preserve"> </w:t>
+      </w:r>
+      <w:r>
+        <w:rPr>
+          <w:rStyle w:val="VerbatimChar"/>
+        </w:rPr>
+        <w:t xml:space="preserve">--everything</w:t>
+      </w:r>
+      <w:r>
+        <w:t xml:space="preserve">, clinical fastVEP and clinical SnpEff measurements</w:t>
+      </w:r>
+      <w:r>
+        <w:t xml:space="preserve"> </w:t>
+      </w:r>
+      <w:r>
+        <w:t xml:space="preserve">on these identical 12 inputs and the same gnomAD AF ≥1% cache membership,</w:t>
+      </w:r>
+      <w:r>
+        <w:t xml:space="preserve"> </w:t>
+      </w:r>
+      <w:r>
+        <w:t xml:space="preserve">yielding 108 direct/cached sample-tool-assay pairs. The wider final clinical</w:t>
+      </w:r>
+      <w:r>
+        <w:t xml:space="preserve"> </w:t>
+      </w:r>
+      <w:r>
+        <w:t xml:space="preserve">campaign used 12 genomes per assembly across Panel, WES and WGS; frozen sample</w:t>
+      </w:r>
+      <w:r>
+        <w:t xml:space="preserve"> </w:t>
+      </w:r>
+      <w:r>
+        <w:t xml:space="preserve">membership is provided with its reproducer.</w:t>
+      </w:r>
+    </w:p>
+    <w:p>
+      <w:pPr>
+        <w:pStyle w:val="BodyText"/>
+      </w:pPr>
+      <w:r>
+        <w:t xml:space="preserve">Public strategies were assembly-matched VCFcache gnomAD v4.1 joint</w:t>
+      </w:r>
+      <w:r>
+        <w:t xml:space="preserve"> </w:t>
+      </w:r>
+      <w:r>
+        <w:t xml:space="preserve">exome/genome caches containing sites reaching AF ≥10% or AF ≥1% in any</w:t>
+      </w:r>
+      <w:r>
+        <w:t xml:space="preserve"> </w:t>
+      </w:r>
+      <w:r>
+        <w:t xml:space="preserve">frequency stratum. Production Zenodo archives were checksum-verified before</w:t>
+      </w:r>
+      <w:r>
+        <w:t xml:space="preserve"> </w:t>
+      </w:r>
+      <w:r>
+        <w:t xml:space="preserve">use. Provider-specific cohort blueprints contained alleles from the three</w:t>
+      </w:r>
+      <w:r>
+        <w:t xml:space="preserve"> </w:t>
+      </w:r>
+      <w:r>
+        <w:t xml:space="preserve">reserved genomes; annotations were built independently for every tool and</w:t>
+      </w:r>
+      <w:r>
+        <w:t xml:space="preserve"> </w:t>
+      </w:r>
+      <w:r>
+        <w:t xml:space="preserve">recipe.</w:t>
+      </w:r>
+      <w:r>
+        <w:t xml:space="preserve"> </w:t>
+      </w:r>
+      <w:r>
+        <w:t xml:space="preserve">No documented overlap between evaluation cohorts and gnomAD was identified,</w:t>
+      </w:r>
+      <w:r>
+        <w:t xml:space="preserve"> </w:t>
+      </w:r>
+      <w:r>
+        <w:t xml:space="preserve">although undisclosed sample-level overlap cannot be excluded.</w:t>
+      </w:r>
+      <w:r>
+        <w:t xml:space="preserve"> </w:t>
+      </w:r>
+      <w:r>
+        <w:t xml:space="preserve">The gnomAD resource citation and v4.1 release identify the source population</w:t>
+      </w:r>
+      <w:r>
+        <w:t xml:space="preserve"> </w:t>
+      </w:r>
+      <w:r>
+        <w:t xml:space="preserve">data; the AF ≥10% and AF ≥1% GRCh38 VEP cache DOIs identify the downloadable</w:t>
+      </w:r>
+      <w:r>
+        <w:t xml:space="preserve"> </w:t>
+      </w:r>
+      <w:r>
+        <w:t xml:space="preserve">artifacts</w:t>
+      </w:r>
+      <w:r>
+        <w:t xml:space="preserve"> </w:t>
+      </w:r>
+      <w:r>
+        <w:t xml:space="preserve">[</w:t>
+      </w:r>
+      <w:hyperlink w:anchor="ref-gnomad2024release">
         <w:r>
           <w:rPr>
             <w:rStyle w:val="Hyperlink"/>
@@ -2382,132 +3323,9 @@
         </w:r>
       </w:hyperlink>
       <w:r>
-        <w:t xml:space="preserve">]</w:t>
-      </w:r>
-      <w:r>
-        <w:t xml:space="preserve">;</w:t>
-      </w:r>
-      <w:r>
-        <w:t xml:space="preserve"> </w:t>
-      </w:r>
-      <w:r>
-        <w:t xml:space="preserve">the field was reported but excluded from pass/fail. fastVEP comparison covered</w:t>
-      </w:r>
-      <w:r>
-        <w:t xml:space="preserve"> </w:t>
-      </w:r>
-      <w:r>
-        <w:t xml:space="preserve">all INFO, FORMAT and relevant header values, canonicalizing order only.</w:t>
-      </w:r>
-    </w:p>
-    <w:p>
-      <w:pPr>
-        <w:pStyle w:val="BodyText"/>
-      </w:pPr>
-      <w:r>
-        <w:t xml:space="preserve">In the final clinical campaign, all 176 eligible direct/cached pairs were</w:t>
-      </w:r>
-      <w:r>
-        <w:t xml:space="preserve"> </w:t>
-      </w:r>
-      <w:r>
-        <w:t xml:space="preserve">semantically concordant (Supplementary Figure 3). Four of 180 SnpEff pairs</w:t>
-      </w:r>
-      <w:r>
-        <w:t xml:space="preserve"> </w:t>
-      </w:r>
-      <w:r>
-        <w:t xml:space="preserve">were excluded before inference because one GRCh37 allele differed only by</w:t>
-      </w:r>
-      <w:r>
-        <w:t xml:space="preserve"> </w:t>
-      </w:r>
-      <w:r>
-        <w:rPr>
-          <w:rStyle w:val="VerbatimChar"/>
-        </w:rPr>
-        <w:t xml:space="preserve">WARNING_TRANSCRIPT_MULTIPLE_STOP_CODONS</w:t>
-      </w:r>
-      <w:r>
-        <w:t xml:space="preserve">; consequence, transcript, HGVS,</w:t>
-      </w:r>
-      <w:r>
-        <w:t xml:space="preserve"> </w:t>
-      </w:r>
-      <w:r>
-        <w:t xml:space="preserve">ClinVar, gnomAD, genotype and record counts agreed. A direct-SnpEff reproducer</w:t>
-      </w:r>
-      <w:r>
-        <w:t xml:space="preserve"> </w:t>
-      </w:r>
-      <w:r>
-        <w:t xml:space="preserve">showed that the warning changed when two adjacent input records were reversed,</w:t>
-      </w:r>
-      <w:r>
-        <w:t xml:space="preserve"> </w:t>
-      </w:r>
-      <w:r>
-        <w:t xml:space="preserve">without VCFcache involvement. We therefore documented the annotator-order</w:t>
-      </w:r>
-      <w:r>
-        <w:t xml:space="preserve"> </w:t>
-      </w:r>
-      <w:r>
-        <w:t xml:space="preserve">effect rather than adding warning-specific normalization. These results</w:t>
-      </w:r>
-      <w:r>
-        <w:t xml:space="preserve"> </w:t>
-      </w:r>
-      <w:r>
-        <w:t xml:space="preserve">support equivalence under a fixed tool, version, reference and recipe, not byte</w:t>
-      </w:r>
-      <w:r>
-        <w:t xml:space="preserve"> </w:t>
-      </w:r>
-      <w:r>
-        <w:t xml:space="preserve">identity or equivalence between annotators.</w:t>
-      </w:r>
-    </w:p>
-    <w:bookmarkEnd w:id="39"/>
-    <w:bookmarkEnd w:id="40"/>
-    <w:bookmarkStart w:id="48" w:name="methods"/>
-    <w:p>
-      <w:pPr>
-        <w:pStyle w:val="Heading1"/>
-      </w:pPr>
-      <w:r>
-        <w:t xml:space="preserve">Methods</w:t>
-      </w:r>
-    </w:p>
-    <w:bookmarkStart w:id="41" w:name="software-and-cache-design"/>
-    <w:p>
-      <w:pPr>
-        <w:pStyle w:val="Heading2"/>
-      </w:pPr>
-      <w:r>
-        <w:t xml:space="preserve">Software and cache design</w:t>
-      </w:r>
-    </w:p>
-    <w:p>
-      <w:pPr>
-        <w:pStyle w:val="FirstParagraph"/>
-      </w:pPr>
-      <w:r>
-        <w:t xml:space="preserve">VCFcache is implemented in Python and delegates normalized BCF processing and</w:t>
-      </w:r>
-      <w:r>
-        <w:t xml:space="preserve"> </w:t>
-      </w:r>
-      <w:r>
-        <w:t xml:space="preserve">indexing to bcftools/htslib</w:t>
-      </w:r>
-      <w:r>
-        <w:t xml:space="preserve"> </w:t>
-      </w:r>
-      <w:r>
-        <w:t xml:space="preserve">[</w:t>
-      </w:r>
-      <w:hyperlink w:anchor="ref-danecek2021bcftools">
+        <w:t xml:space="preserve">,</w:t>
+      </w:r>
+      <w:hyperlink w:anchor="ref-karczewski2020gnomad">
         <w:r>
           <w:rPr>
             <w:rStyle w:val="Hyperlink"/>
@@ -2516,216 +3334,42 @@
         </w:r>
       </w:hyperlink>
       <w:r>
+        <w:t xml:space="preserve">,</w:t>
+      </w:r>
+      <w:hyperlink w:anchor="ref-vcfcache_af10_cache">
+        <w:r>
+          <w:rPr>
+            <w:rStyle w:val="Hyperlink"/>
+          </w:rPr>
+          <w:t xml:space="preserve">15</w:t>
+        </w:r>
+      </w:hyperlink>
+      <w:r>
+        <w:t xml:space="preserve">,</w:t>
+      </w:r>
+      <w:hyperlink w:anchor="ref-vcfcache_af1_cache">
+        <w:r>
+          <w:rPr>
+            <w:rStyle w:val="Hyperlink"/>
+          </w:rPr>
+          <w:t xml:space="preserve">16</w:t>
+        </w:r>
+      </w:hyperlink>
+      <w:r>
         <w:t xml:space="preserve">]</w:t>
       </w:r>
       <w:r>
-        <w:t xml:space="preserve">. A blueprint is a</w:t>
-      </w:r>
-      <w:r>
-        <w:t xml:space="preserve"> </w:t>
-      </w:r>
-      <w:r>
-        <w:t xml:space="preserve">genotype-free set of normalized alleles. Cache construction applies one frozen</w:t>
-      </w:r>
-      <w:r>
-        <w:t xml:space="preserve"> </w:t>
-      </w:r>
-      <w:r>
-        <w:t xml:space="preserve">annotation command to the blueprint and stores its output with immutable recipe</w:t>
-      </w:r>
-      <w:r>
-        <w:t xml:space="preserve"> </w:t>
-      </w:r>
-      <w:r>
-        <w:t xml:space="preserve">and parameter snapshots. Sample annotation splits records into cache hits and</w:t>
-      </w:r>
-      <w:r>
-        <w:t xml:space="preserve"> </w:t>
-      </w:r>
-      <w:r>
-        <w:t xml:space="preserve">misses, applies the same command to misses, and produces a coordinate-sorted,</w:t>
-      </w:r>
-      <w:r>
-        <w:t xml:space="preserve"> </w:t>
-      </w:r>
-      <w:r>
-        <w:t xml:space="preserve">indexed BCF. Semantic comparison was performed afterward and was never timed.</w:t>
-      </w:r>
-    </w:p>
-    <w:bookmarkEnd w:id="41"/>
-    <w:bookmarkStart w:id="42" w:name="samples-and-cache-strategies"/>
-    <w:p>
-      <w:pPr>
-        <w:pStyle w:val="Heading2"/>
-      </w:pPr>
-      <w:r>
-        <w:t xml:space="preserve">Samples and cache strategies</w:t>
-      </w:r>
-    </w:p>
-    <w:p>
-      <w:pPr>
-        <w:pStyle w:val="FirstParagraph"/>
-      </w:pPr>
-      <w:r>
-        <w:t xml:space="preserve">The external WGS benchmark used open KPGP and SGDP GRCh38 genomes and Harvard</w:t>
-      </w:r>
-      <w:r>
-        <w:t xml:space="preserve"> </w:t>
-      </w:r>
-      <w:r>
-        <w:t xml:space="preserve">PGP GRCh37 genomes. Inputs were restricted to carried, biallelic autosomal SNPs</w:t>
-      </w:r>
-      <w:r>
-        <w:t xml:space="preserve"> </w:t>
-      </w:r>
-      <w:r>
-        <w:t xml:space="preserve">and short indels and checked for compression, index readability, coordinate</w:t>
-      </w:r>
-      <w:r>
-        <w:t xml:space="preserve"> </w:t>
-      </w:r>
-      <w:r>
-        <w:t xml:space="preserve">order, contigs, sample identity and completeness. Three genomes per provider</w:t>
-      </w:r>
-      <w:r>
-        <w:t xml:space="preserve"> </w:t>
-      </w:r>
-      <w:r>
-        <w:t xml:space="preserve">were reserved for cache construction; evaluation comprised 20 KPGP, 20 SGDP</w:t>
-      </w:r>
-      <w:r>
-        <w:t xml:space="preserve"> </w:t>
-      </w:r>
-      <w:r>
-        <w:t xml:space="preserve">and 12 PGP genomes. PLINK2 KING screening at kinship 0.0884 excluded a</w:t>
-      </w:r>
-      <w:r>
-        <w:t xml:space="preserve"> </w:t>
-      </w:r>
-      <w:r>
-        <w:t xml:space="preserve">second-degree-or-closer relationship across the construction/evaluation</w:t>
-      </w:r>
-      <w:r>
-        <w:t xml:space="preserve"> </w:t>
-      </w:r>
-      <w:r>
-        <w:t xml:space="preserve">boundary.</w:t>
-      </w:r>
-    </w:p>
-    <w:p>
-      <w:pPr>
-        <w:pStyle w:val="BodyText"/>
-      </w:pPr>
-      <w:r>
-        <w:t xml:space="preserve">Matched-assay experiments used six KPGP and six SGDP GRCh38 evaluation genomes,</w:t>
-      </w:r>
-      <w:r>
-        <w:t xml:space="preserve"> </w:t>
-      </w:r>
-      <w:r>
-        <w:t xml:space="preserve">subset to Twist Human Core Exome intervals padded by 125 bp and ACMG SF v3.3</w:t>
-      </w:r>
-      <w:r>
-        <w:t xml:space="preserve"> </w:t>
-      </w:r>
-      <w:r>
-        <w:t xml:space="preserve">MANE Select coding intervals padded by 20 bp. The principal matched comparison</w:t>
-      </w:r>
-      <w:r>
-        <w:t xml:space="preserve"> </w:t>
-      </w:r>
-      <w:r>
-        <w:t xml:space="preserve">combined VEP</w:t>
-      </w:r>
-      <w:r>
-        <w:t xml:space="preserve"> </w:t>
-      </w:r>
-      <w:r>
-        <w:rPr>
-          <w:rStyle w:val="VerbatimChar"/>
-        </w:rPr>
-        <w:t xml:space="preserve">--everything</w:t>
-      </w:r>
-      <w:r>
-        <w:t xml:space="preserve">, clinical fastVEP and clinical SnpEff measurements</w:t>
-      </w:r>
-      <w:r>
-        <w:t xml:space="preserve"> </w:t>
-      </w:r>
-      <w:r>
-        <w:t xml:space="preserve">on these identical 12 inputs and the same gnomAD AF ≥1% cache membership,</w:t>
-      </w:r>
-      <w:r>
-        <w:t xml:space="preserve"> </w:t>
-      </w:r>
-      <w:r>
-        <w:t xml:space="preserve">yielding 108 direct/cached sample-tool-assay pairs. The wider final clinical</w:t>
-      </w:r>
-      <w:r>
-        <w:t xml:space="preserve"> </w:t>
-      </w:r>
-      <w:r>
-        <w:t xml:space="preserve">campaign used 12 genomes per assembly across Panel, WES and WGS; frozen sample</w:t>
-      </w:r>
-      <w:r>
-        <w:t xml:space="preserve"> </w:t>
-      </w:r>
-      <w:r>
-        <w:t xml:space="preserve">membership is provided with its reproducer.</w:t>
-      </w:r>
-    </w:p>
-    <w:p>
-      <w:pPr>
-        <w:pStyle w:val="BodyText"/>
-      </w:pPr>
-      <w:r>
-        <w:t xml:space="preserve">Public strategies were assembly-matched VCFcache gnomAD v4.1 joint</w:t>
-      </w:r>
-      <w:r>
-        <w:t xml:space="preserve"> </w:t>
-      </w:r>
-      <w:r>
-        <w:t xml:space="preserve">exome/genome caches containing sites reaching AF ≥10% or AF ≥1% in any</w:t>
-      </w:r>
-      <w:r>
-        <w:t xml:space="preserve"> </w:t>
-      </w:r>
-      <w:r>
-        <w:t xml:space="preserve">frequency stratum. Production Zenodo archives were checksum-verified before</w:t>
-      </w:r>
-      <w:r>
-        <w:t xml:space="preserve"> </w:t>
-      </w:r>
-      <w:r>
-        <w:t xml:space="preserve">use. Provider-specific cohort blueprints contained alleles from the three</w:t>
-      </w:r>
-      <w:r>
-        <w:t xml:space="preserve"> </w:t>
-      </w:r>
-      <w:r>
-        <w:t xml:space="preserve">reserved genomes; annotations were built independently for every tool and</w:t>
-      </w:r>
-      <w:r>
-        <w:t xml:space="preserve"> </w:t>
-      </w:r>
-      <w:r>
-        <w:t xml:space="preserve">recipe.</w:t>
-      </w:r>
-      <w:r>
-        <w:t xml:space="preserve"> </w:t>
-      </w:r>
-      <w:r>
-        <w:t xml:space="preserve">No documented overlap between evaluation cohorts and gnomAD was identified,</w:t>
-      </w:r>
-      <w:r>
-        <w:t xml:space="preserve"> </w:t>
-      </w:r>
-      <w:r>
-        <w:t xml:space="preserve">although undisclosed sample-level overlap cannot be excluded.</w:t>
-      </w:r>
-    </w:p>
-    <w:bookmarkEnd w:id="42"/>
-    <w:bookmarkStart w:id="43" w:name="annotation-recipes-and-execution"/>
+        <w:t xml:space="preserve">. fastVEP and SnpEff caches were</w:t>
+      </w:r>
+      <w:r>
+        <w:t xml:space="preserve"> </w:t>
+      </w:r>
+      <w:r>
+        <w:t xml:space="preserve">annotated locally from the corresponding allele sets.</w:t>
+      </w:r>
+    </w:p>
+    <w:bookmarkEnd w:id="32"/>
+    <w:bookmarkStart w:id="33" w:name="annotation-recipes-and-execution"/>
     <w:p>
       <w:pPr>
         <w:pStyle w:val="Heading2"/>
@@ -2911,8 +3555,8 @@
         <w:t xml:space="preserve">calibration input before either retained condition to standardize warm state.</w:t>
       </w:r>
     </w:p>
-    <w:bookmarkEnd w:id="43"/>
-    <w:bookmarkStart w:id="44" w:name="correctness-comparison"/>
+    <w:bookmarkEnd w:id="33"/>
+    <w:bookmarkStart w:id="34" w:name="correctness-comparison"/>
     <w:p>
       <w:pPr>
         <w:pStyle w:val="Heading2"/>
@@ -2969,7 +3613,7 @@
           <w:rPr>
             <w:rStyle w:val="Hyperlink"/>
           </w:rPr>
-          <w:t xml:space="preserve">9</w:t>
+          <w:t xml:space="preserve">11</w:t>
         </w:r>
       </w:hyperlink>
       <w:r>
@@ -3034,9 +3678,39 @@
       <w:r>
         <w:t xml:space="preserve">archived with the final campaign.</w:t>
       </w:r>
-    </w:p>
-    <w:bookmarkEnd w:id="44"/>
-    <w:bookmarkStart w:id="45" w:name="controlled-annotation-load-experiments"/>
+      <w:r>
+        <w:t xml:space="preserve"> </w:t>
+      </w:r>
+      <w:r>
+        <w:t xml:space="preserve">These four cells failed the original equivalence gate and remain reported as</w:t>
+      </w:r>
+      <w:r>
+        <w:t xml:space="preserve"> </w:t>
+      </w:r>
+      <w:r>
+        <w:t xml:space="preserve">such; their upstream explanation does not turn them into concordant results.</w:t>
+      </w:r>
+      <w:r>
+        <w:t xml:space="preserve"> </w:t>
+      </w:r>
+      <w:r>
+        <w:t xml:space="preserve">Likewise, the VEP pass criterion does not establish equality of</w:t>
+      </w:r>
+      <w:r>
+        <w:t xml:space="preserve"> </w:t>
+      </w:r>
+      <w:r>
+        <w:rPr>
+          <w:rStyle w:val="VerbatimChar"/>
+        </w:rPr>
+        <w:t xml:space="preserve">HGNC_ID</w:t>
+      </w:r>
+      <w:r>
+        <w:t xml:space="preserve">.</w:t>
+      </w:r>
+    </w:p>
+    <w:bookmarkEnd w:id="34"/>
+    <w:bookmarkStart w:id="35" w:name="controlled-annotation-load-experiments"/>
     <w:p>
       <w:pPr>
         <w:pStyle w:val="Heading2"/>
@@ -3139,8 +3813,8 @@
         <w:t xml:space="preserve">biological coverage.</w:t>
       </w:r>
     </w:p>
-    <w:bookmarkEnd w:id="45"/>
-    <w:bookmarkStart w:id="46" w:name="cache-construction-and-amortization"/>
+    <w:bookmarkEnd w:id="35"/>
+    <w:bookmarkStart w:id="36" w:name="cache-construction-and-amortization"/>
     <w:p>
       <w:pPr>
         <w:pStyle w:val="Heading2"/>
@@ -3314,8 +3988,8 @@
         <w:t xml:space="preserve">instrumented builds rather than inferred from input size.</w:t>
       </w:r>
     </w:p>
-    <w:bookmarkEnd w:id="46"/>
-    <w:bookmarkStart w:id="47" w:name="outcomes-and-analysis"/>
+    <w:bookmarkEnd w:id="36"/>
+    <w:bookmarkStart w:id="37" w:name="outcomes-and-analysis"/>
     <w:p>
       <w:pPr>
         <w:pStyle w:val="Heading2"/>
@@ -3460,112 +4134,114 @@
         <m:r>
           <m:t>S</m:t>
         </m:r>
-        <m:d>
-          <m:dPr>
-            <m:begChr m:val="("/>
-            <m:endChr m:val=")"/>
-            <m:sepChr m:val=""/>
-            <m:grow/>
-          </m:dPr>
+        <m:r>
+          <m:rPr>
+            <m:sty m:val="p"/>
+          </m:rPr>
+          <m:t>(</m:t>
+        </m:r>
+        <m:sSub>
           <m:e>
-            <m:sSub>
-              <m:e>
-                <m:r>
-                  <m:t>T</m:t>
-                </m:r>
-              </m:e>
-              <m:sub>
-                <m:r>
-                  <m:rPr>
-                    <m:sty m:val="p"/>
-                  </m:rPr>
-                  <m:t>d</m:t>
-                </m:r>
-                <m:r>
-                  <m:rPr>
-                    <m:sty m:val="p"/>
-                  </m:rPr>
-                  <m:t>i</m:t>
-                </m:r>
-                <m:r>
-                  <m:rPr>
-                    <m:sty m:val="p"/>
-                  </m:rPr>
-                  <m:t>r</m:t>
-                </m:r>
-                <m:r>
-                  <m:rPr>
-                    <m:sty m:val="p"/>
-                  </m:rPr>
-                  <m:t>e</m:t>
-                </m:r>
-                <m:r>
-                  <m:rPr>
-                    <m:sty m:val="p"/>
-                  </m:rPr>
-                  <m:t>c</m:t>
-                </m:r>
-                <m:r>
-                  <m:rPr>
-                    <m:sty m:val="p"/>
-                  </m:rPr>
-                  <m:t>t</m:t>
-                </m:r>
-              </m:sub>
-            </m:sSub>
+            <m:r>
+              <m:t>T</m:t>
+            </m:r>
+          </m:e>
+          <m:sub>
             <m:r>
               <m:rPr>
                 <m:sty m:val="p"/>
               </m:rPr>
-              <m:t>−</m:t>
+              <m:t>d</m:t>
             </m:r>
-            <m:sSub>
-              <m:e>
-                <m:r>
-                  <m:t>T</m:t>
-                </m:r>
-              </m:e>
-              <m:sub>
-                <m:r>
-                  <m:rPr>
-                    <m:sty m:val="p"/>
-                  </m:rPr>
-                  <m:t>c</m:t>
-                </m:r>
-                <m:r>
-                  <m:rPr>
-                    <m:sty m:val="p"/>
-                  </m:rPr>
-                  <m:t>a</m:t>
-                </m:r>
-                <m:r>
-                  <m:rPr>
-                    <m:sty m:val="p"/>
-                  </m:rPr>
-                  <m:t>c</m:t>
-                </m:r>
-                <m:r>
-                  <m:rPr>
-                    <m:sty m:val="p"/>
-                  </m:rPr>
-                  <m:t>h</m:t>
-                </m:r>
-                <m:r>
-                  <m:rPr>
-                    <m:sty m:val="p"/>
-                  </m:rPr>
-                  <m:t>e</m:t>
-                </m:r>
-                <m:r>
-                  <m:rPr>
-                    <m:sty m:val="p"/>
-                  </m:rPr>
-                  <m:t>d</m:t>
-                </m:r>
-              </m:sub>
-            </m:sSub>
+            <m:r>
+              <m:rPr>
+                <m:sty m:val="p"/>
+              </m:rPr>
+              <m:t>i</m:t>
+            </m:r>
+            <m:r>
+              <m:rPr>
+                <m:sty m:val="p"/>
+              </m:rPr>
+              <m:t>r</m:t>
+            </m:r>
+            <m:r>
+              <m:rPr>
+                <m:sty m:val="p"/>
+              </m:rPr>
+              <m:t>e</m:t>
+            </m:r>
+            <m:r>
+              <m:rPr>
+                <m:sty m:val="p"/>
+              </m:rPr>
+              <m:t>c</m:t>
+            </m:r>
+            <m:r>
+              <m:rPr>
+                <m:sty m:val="p"/>
+              </m:rPr>
+              <m:t>t</m:t>
+            </m:r>
+          </m:sub>
+        </m:sSub>
+        <m:r>
+          <m:rPr>
+            <m:sty m:val="p"/>
+          </m:rPr>
+          <m:t>−</m:t>
+        </m:r>
+        <m:sSub>
+          <m:e>
+            <m:r>
+              <m:t>T</m:t>
+            </m:r>
           </m:e>
-        </m:d>
+          <m:sub>
+            <m:r>
+              <m:rPr>
+                <m:sty m:val="p"/>
+              </m:rPr>
+              <m:t>c</m:t>
+            </m:r>
+            <m:r>
+              <m:rPr>
+                <m:sty m:val="p"/>
+              </m:rPr>
+              <m:t>a</m:t>
+            </m:r>
+            <m:r>
+              <m:rPr>
+                <m:sty m:val="p"/>
+              </m:rPr>
+              <m:t>c</m:t>
+            </m:r>
+            <m:r>
+              <m:rPr>
+                <m:sty m:val="p"/>
+              </m:rPr>
+              <m:t>h</m:t>
+            </m:r>
+            <m:r>
+              <m:rPr>
+                <m:sty m:val="p"/>
+              </m:rPr>
+              <m:t>e</m:t>
+            </m:r>
+            <m:r>
+              <m:rPr>
+                <m:sty m:val="p"/>
+              </m:rPr>
+              <m:t>d</m:t>
+            </m:r>
+          </m:sub>
+        </m:sSub>
+        <m:r>
+          <m:rPr>
+            <m:sty m:val="p"/>
+          </m:rPr>
+          <m:t>)</m:t>
+        </m:r>
         <m:r>
           <m:rPr>
             <m:sty m:val="p"/>
@@ -3655,9 +4331,9 @@
         <w:t xml:space="preserve">source tables and session information.</w:t>
       </w:r>
     </w:p>
-    <w:bookmarkEnd w:id="47"/>
-    <w:bookmarkEnd w:id="48"/>
-    <w:bookmarkStart w:id="49" w:name="X837ff33b29e10a3699433a9f144d395efa07e71"/>
+    <w:bookmarkEnd w:id="37"/>
+    <w:bookmarkEnd w:id="38"/>
+    <w:bookmarkStart w:id="39" w:name="X837ff33b29e10a3699433a9f144d395efa07e71"/>
     <w:p>
       <w:pPr>
         <w:pStyle w:val="Heading1"/>
@@ -3668,16 +4344,16 @@
     </w:p>
     <w:p>
       <w:pPr>
+        <w:pStyle w:val="Compact"/>
         <w:numPr>
           <w:ilvl w:val="0"/>
           <w:numId w:val="1001"/>
         </w:numPr>
-        <w:pStyle w:val="Compact"/>
       </w:pPr>
       <w:r>
         <w:rPr>
+          <w:b/>
           <w:bCs/>
-          <w:b/>
         </w:rPr>
         <w:t xml:space="preserve">Project name:</w:t>
       </w:r>
@@ -3690,16 +4366,16 @@
     </w:p>
     <w:p>
       <w:pPr>
+        <w:pStyle w:val="Compact"/>
         <w:numPr>
           <w:ilvl w:val="0"/>
           <w:numId w:val="1001"/>
         </w:numPr>
-        <w:pStyle w:val="Compact"/>
       </w:pPr>
       <w:r>
         <w:rPr>
+          <w:b/>
           <w:bCs/>
-          <w:b/>
         </w:rPr>
         <w:t xml:space="preserve">Project home page:</w:t>
       </w:r>
@@ -3712,16 +4388,16 @@
     </w:p>
     <w:p>
       <w:pPr>
+        <w:pStyle w:val="Compact"/>
         <w:numPr>
           <w:ilvl w:val="0"/>
           <w:numId w:val="1001"/>
         </w:numPr>
-        <w:pStyle w:val="Compact"/>
       </w:pPr>
       <w:r>
         <w:rPr>
+          <w:b/>
           <w:bCs/>
-          <w:b/>
         </w:rPr>
         <w:t xml:space="preserve">Archived version:</w:t>
       </w:r>
@@ -3746,16 +4422,16 @@
     </w:p>
     <w:p>
       <w:pPr>
+        <w:pStyle w:val="Compact"/>
         <w:numPr>
           <w:ilvl w:val="0"/>
           <w:numId w:val="1001"/>
         </w:numPr>
-        <w:pStyle w:val="Compact"/>
       </w:pPr>
       <w:r>
         <w:rPr>
+          <w:b/>
           <w:bCs/>
-          <w:b/>
         </w:rPr>
         <w:t xml:space="preserve">Operating systems:</w:t>
       </w:r>
@@ -3774,16 +4450,16 @@
     </w:p>
     <w:p>
       <w:pPr>
+        <w:pStyle w:val="Compact"/>
         <w:numPr>
           <w:ilvl w:val="0"/>
           <w:numId w:val="1001"/>
         </w:numPr>
-        <w:pStyle w:val="Compact"/>
       </w:pPr>
       <w:r>
         <w:rPr>
+          <w:b/>
           <w:bCs/>
-          <w:b/>
         </w:rPr>
         <w:t xml:space="preserve">Programming language:</w:t>
       </w:r>
@@ -3796,16 +4472,16 @@
     </w:p>
     <w:p>
       <w:pPr>
+        <w:pStyle w:val="Compact"/>
         <w:numPr>
           <w:ilvl w:val="0"/>
           <w:numId w:val="1001"/>
         </w:numPr>
-        <w:pStyle w:val="Compact"/>
       </w:pPr>
       <w:r>
         <w:rPr>
+          <w:b/>
           <w:bCs/>
-          <w:b/>
         </w:rPr>
         <w:t xml:space="preserve">Other requirements:</w:t>
       </w:r>
@@ -3830,16 +4506,16 @@
     </w:p>
     <w:p>
       <w:pPr>
+        <w:pStyle w:val="Compact"/>
         <w:numPr>
           <w:ilvl w:val="0"/>
           <w:numId w:val="1001"/>
         </w:numPr>
-        <w:pStyle w:val="Compact"/>
       </w:pPr>
       <w:r>
         <w:rPr>
+          <w:b/>
           <w:bCs/>
-          <w:b/>
         </w:rPr>
         <w:t xml:space="preserve">License:</w:t>
       </w:r>
@@ -3852,16 +4528,16 @@
     </w:p>
     <w:p>
       <w:pPr>
+        <w:pStyle w:val="Compact"/>
         <w:numPr>
           <w:ilvl w:val="0"/>
           <w:numId w:val="1001"/>
         </w:numPr>
-        <w:pStyle w:val="Compact"/>
       </w:pPr>
       <w:r>
         <w:rPr>
+          <w:b/>
           <w:bCs/>
-          <w:b/>
         </w:rPr>
         <w:t xml:space="preserve">RRID:</w:t>
       </w:r>
@@ -3874,16 +4550,16 @@
     </w:p>
     <w:p>
       <w:pPr>
+        <w:pStyle w:val="Compact"/>
         <w:numPr>
           <w:ilvl w:val="0"/>
           <w:numId w:val="1001"/>
         </w:numPr>
-        <w:pStyle w:val="Compact"/>
       </w:pPr>
       <w:r>
         <w:rPr>
+          <w:b/>
           <w:bCs/>
-          <w:b/>
         </w:rPr>
         <w:t xml:space="preserve">bio.tools identifier:</w:t>
       </w:r>
@@ -3920,8 +4596,8 @@
         <w:t xml:space="preserve">through Zenodo.</w:t>
       </w:r>
     </w:p>
-    <w:bookmarkEnd w:id="49"/>
-    <w:bookmarkStart w:id="50" w:name="data-availability"/>
+    <w:bookmarkEnd w:id="39"/>
+    <w:bookmarkStart w:id="40" w:name="data-availability"/>
     <w:p>
       <w:pPr>
         <w:pStyle w:val="Heading1"/>
@@ -4095,8 +4771,8 @@
         <w:t xml:space="preserve">release and persistent archive identifier in the final manuscript.</w:t>
       </w:r>
     </w:p>
-    <w:bookmarkEnd w:id="50"/>
-    <w:bookmarkStart w:id="51" w:name="list-of-abbreviations"/>
+    <w:bookmarkEnd w:id="40"/>
+    <w:bookmarkStart w:id="41" w:name="list-of-abbreviations"/>
     <w:p>
       <w:pPr>
         <w:pStyle w:val="Heading1"/>
@@ -4111,8 +4787,8 @@
       </w:pPr>
       <w:r>
         <w:rPr>
+          <w:b/>
           <w:bCs/>
-          <w:b/>
         </w:rPr>
         <w:t xml:space="preserve">AF:</w:t>
       </w:r>
@@ -4127,8 +4803,8 @@
       </w:r>
       <w:r>
         <w:rPr>
+          <w:b/>
           <w:bCs/>
-          <w:b/>
         </w:rPr>
         <w:t xml:space="preserve">BCF:</w:t>
       </w:r>
@@ -4143,8 +4819,8 @@
       </w:r>
       <w:r>
         <w:rPr>
+          <w:b/>
           <w:bCs/>
-          <w:b/>
         </w:rPr>
         <w:t xml:space="preserve">BGZF:</w:t>
       </w:r>
@@ -4165,8 +4841,8 @@
       </w:r>
       <w:r>
         <w:rPr>
+          <w:b/>
           <w:bCs/>
-          <w:b/>
         </w:rPr>
         <w:t xml:space="preserve">CSQ:</w:t>
       </w:r>
@@ -4181,8 +4857,8 @@
       </w:r>
       <w:r>
         <w:rPr>
+          <w:b/>
           <w:bCs/>
-          <w:b/>
         </w:rPr>
         <w:t xml:space="preserve">GRCh:</w:t>
       </w:r>
@@ -4203,8 +4879,8 @@
       </w:r>
       <w:r>
         <w:rPr>
+          <w:b/>
           <w:bCs/>
-          <w:b/>
         </w:rPr>
         <w:t xml:space="preserve">KPGP:</w:t>
       </w:r>
@@ -4219,8 +4895,8 @@
       </w:r>
       <w:r>
         <w:rPr>
+          <w:b/>
           <w:bCs/>
-          <w:b/>
         </w:rPr>
         <w:t xml:space="preserve">PGP:</w:t>
       </w:r>
@@ -4235,8 +4911,8 @@
       </w:r>
       <w:r>
         <w:rPr>
+          <w:b/>
           <w:bCs/>
-          <w:b/>
         </w:rPr>
         <w:t xml:space="preserve">SGDP:</w:t>
       </w:r>
@@ -4251,8 +4927,8 @@
       </w:r>
       <w:r>
         <w:rPr>
+          <w:b/>
           <w:bCs/>
-          <w:b/>
         </w:rPr>
         <w:t xml:space="preserve">VCF:</w:t>
       </w:r>
@@ -4267,8 +4943,8 @@
       </w:r>
       <w:r>
         <w:rPr>
+          <w:b/>
           <w:bCs/>
-          <w:b/>
         </w:rPr>
         <w:t xml:space="preserve">VEP:</w:t>
       </w:r>
@@ -4283,8 +4959,8 @@
       </w:r>
       <w:r>
         <w:rPr>
+          <w:b/>
           <w:bCs/>
-          <w:b/>
         </w:rPr>
         <w:t xml:space="preserve">WGS:</w:t>
       </w:r>
@@ -4295,8 +4971,8 @@
         <w:t xml:space="preserve">whole-genome sequencing.</w:t>
       </w:r>
     </w:p>
-    <w:bookmarkEnd w:id="51"/>
-    <w:bookmarkStart w:id="58" w:name="declarations"/>
+    <w:bookmarkEnd w:id="41"/>
+    <w:bookmarkStart w:id="48" w:name="declarations"/>
     <w:p>
       <w:pPr>
         <w:pStyle w:val="Heading1"/>
@@ -4305,7 +4981,7 @@
         <w:t xml:space="preserve">Declarations</w:t>
       </w:r>
     </w:p>
-    <w:bookmarkStart w:id="52" w:name="Xd182db0490b2de20bd2b4e4cc8698599182035f"/>
+    <w:bookmarkStart w:id="42" w:name="Xd182db0490b2de20bd2b4e4cc8698599182035f"/>
     <w:p>
       <w:pPr>
         <w:pStyle w:val="Heading2"/>
@@ -4334,8 +5010,8 @@
         <w:t xml:space="preserve">[INSTITUTIONAL ETHICS DETERMINATION OR WAIVER WORDING TO COMPLETE]</w:t>
       </w:r>
     </w:p>
-    <w:bookmarkEnd w:id="52"/>
-    <w:bookmarkStart w:id="53" w:name="consent-for-publication"/>
+    <w:bookmarkEnd w:id="42"/>
+    <w:bookmarkStart w:id="43" w:name="consent-for-publication"/>
     <w:p>
       <w:pPr>
         <w:pStyle w:val="Heading2"/>
@@ -4358,8 +5034,8 @@
         <w:t xml:space="preserve">information.</w:t>
       </w:r>
     </w:p>
-    <w:bookmarkEnd w:id="53"/>
-    <w:bookmarkStart w:id="54" w:name="competing-interests"/>
+    <w:bookmarkEnd w:id="43"/>
+    <w:bookmarkStart w:id="44" w:name="competing-interests"/>
     <w:p>
       <w:pPr>
         <w:pStyle w:val="Heading2"/>
@@ -4376,8 +5052,8 @@
         <w:t xml:space="preserve">[COMPETING-INTEREST DECLARATION TO COMPLETE]</w:t>
       </w:r>
     </w:p>
-    <w:bookmarkEnd w:id="54"/>
-    <w:bookmarkStart w:id="55" w:name="funding"/>
+    <w:bookmarkEnd w:id="44"/>
+    <w:bookmarkStart w:id="45" w:name="funding"/>
     <w:p>
       <w:pPr>
         <w:pStyle w:val="Heading2"/>
@@ -4394,8 +5070,8 @@
         <w:t xml:space="preserve">[FUNDING SOURCES, GRANT NUMBERS AND FUNDER ROLES TO COMPLETE]</w:t>
       </w:r>
     </w:p>
-    <w:bookmarkEnd w:id="55"/>
-    <w:bookmarkStart w:id="56" w:name="authors-contributions"/>
+    <w:bookmarkEnd w:id="45"/>
+    <w:bookmarkStart w:id="46" w:name="authors-contributions"/>
     <w:p>
       <w:pPr>
         <w:pStyle w:val="Heading2"/>
@@ -4412,8 +5088,8 @@
         <w:t xml:space="preserve">[CRediT AUTHOR CONTRIBUTIONS TO COMPLETE]</w:t>
       </w:r>
     </w:p>
-    <w:bookmarkEnd w:id="56"/>
-    <w:bookmarkStart w:id="57" w:name="acknowledgements"/>
+    <w:bookmarkEnd w:id="46"/>
+    <w:bookmarkStart w:id="47" w:name="acknowledgements"/>
     <w:p>
       <w:pPr>
         <w:pStyle w:val="Heading2"/>
@@ -4430,9 +5106,9 @@
         <w:t xml:space="preserve">[ACKNOWLEDGEMENTS TO COMPLETE]</w:t>
       </w:r>
     </w:p>
-    <w:bookmarkEnd w:id="57"/>
-    <w:bookmarkEnd w:id="58"/>
-    <w:bookmarkStart w:id="59" w:name="disclosure-of-use-of-ai-assisted-tools"/>
+    <w:bookmarkEnd w:id="47"/>
+    <w:bookmarkEnd w:id="48"/>
+    <w:bookmarkStart w:id="49" w:name="disclosure-of-use-of-ai-assisted-tools"/>
     <w:p>
       <w:pPr>
         <w:pStyle w:val="Heading1"/>
@@ -4473,8 +5149,8 @@
         <w:t xml:space="preserve">reviewed the scientific interpretation and remain responsible for all content.</w:t>
       </w:r>
     </w:p>
-    <w:bookmarkEnd w:id="59"/>
-    <w:bookmarkStart w:id="81" w:name="references"/>
+    <w:bookmarkEnd w:id="49"/>
+    <w:bookmarkStart w:id="83" w:name="references"/>
     <w:p>
       <w:pPr>
         <w:pStyle w:val="Heading1"/>
@@ -4483,8 +5159,8 @@
         <w:t xml:space="preserve">References</w:t>
       </w:r>
     </w:p>
-    <w:bookmarkStart w:id="80" w:name="refs"/>
-    <w:bookmarkStart w:id="61" w:name="ref-mclaren2016vep"/>
+    <w:bookmarkStart w:id="82" w:name="refs"/>
+    <w:bookmarkStart w:id="51" w:name="ref-mclaren2016vep"/>
     <w:p>
       <w:pPr>
         <w:pStyle w:val="Bibliography"/>
@@ -4497,8 +5173,8 @@
       </w:r>
       <w:r>
         <w:rPr>
+          <w:i/>
           <w:iCs/>
-          <w:i/>
         </w:rPr>
         <w:t xml:space="preserve">Genome Biology</w:t>
       </w:r>
@@ -4508,7 +5184,7 @@
       <w:r>
         <w:t xml:space="preserve">2016; 17:122. doi:</w:t>
       </w:r>
-      <w:hyperlink r:id="rId60">
+      <w:hyperlink r:id="rId50">
         <w:r>
           <w:rPr>
             <w:rStyle w:val="Hyperlink"/>
@@ -4520,8 +5196,8 @@
         <w:t xml:space="preserve">.</w:t>
       </w:r>
     </w:p>
-    <w:bookmarkEnd w:id="61"/>
-    <w:bookmarkStart w:id="63" w:name="ref-cingolani2012snpeff"/>
+    <w:bookmarkEnd w:id="51"/>
+    <w:bookmarkStart w:id="53" w:name="ref-cingolani2012snpeff"/>
     <w:p>
       <w:pPr>
         <w:pStyle w:val="Bibliography"/>
@@ -4534,8 +5210,8 @@
       </w:r>
       <w:r>
         <w:rPr>
+          <w:i/>
           <w:iCs/>
-          <w:i/>
         </w:rPr>
         <w:t xml:space="preserve">Fly</w:t>
       </w:r>
@@ -4545,7 +5221,7 @@
       <w:r>
         <w:t xml:space="preserve">2012; 6:80–92. doi:</w:t>
       </w:r>
-      <w:hyperlink r:id="rId62">
+      <w:hyperlink r:id="rId52">
         <w:r>
           <w:rPr>
             <w:rStyle w:val="Hyperlink"/>
@@ -4557,8 +5233,8 @@
         <w:t xml:space="preserve">.</w:t>
       </w:r>
     </w:p>
-    <w:bookmarkEnd w:id="63"/>
-    <w:bookmarkStart w:id="65" w:name="ref-vcfanno2016"/>
+    <w:bookmarkEnd w:id="53"/>
+    <w:bookmarkStart w:id="55" w:name="ref-vcfanno2016"/>
     <w:p>
       <w:pPr>
         <w:pStyle w:val="Bibliography"/>
@@ -4571,8 +5247,8 @@
       </w:r>
       <w:r>
         <w:rPr>
+          <w:i/>
           <w:iCs/>
-          <w:i/>
         </w:rPr>
         <w:t xml:space="preserve">Genome Biology</w:t>
       </w:r>
@@ -4582,7 +5258,7 @@
       <w:r>
         <w:t xml:space="preserve">2016; 17:118. doi:</w:t>
       </w:r>
-      <w:hyperlink r:id="rId64">
+      <w:hyperlink r:id="rId54">
         <w:r>
           <w:rPr>
             <w:rStyle w:val="Hyperlink"/>
@@ -4594,8 +5270,8 @@
         <w:t xml:space="preserve">.</w:t>
       </w:r>
     </w:p>
-    <w:bookmarkEnd w:id="65"/>
-    <w:bookmarkStart w:id="67" w:name="ref-pedersen2023echtvar"/>
+    <w:bookmarkEnd w:id="55"/>
+    <w:bookmarkStart w:id="57" w:name="ref-pedersen2023echtvar"/>
     <w:p>
       <w:pPr>
         <w:pStyle w:val="Bibliography"/>
@@ -4629,8 +5305,8 @@
       </w:r>
       <w:r>
         <w:rPr>
+          <w:i/>
           <w:iCs/>
-          <w:i/>
         </w:rPr>
         <w:t xml:space="preserve">Nucleic Acids Research</w:t>
       </w:r>
@@ -4640,7 +5316,7 @@
       <w:r>
         <w:t xml:space="preserve">2023; 51:e3. doi:</w:t>
       </w:r>
-      <w:hyperlink r:id="rId66">
+      <w:hyperlink r:id="rId56">
         <w:r>
           <w:rPr>
             <w:rStyle w:val="Hyperlink"/>
@@ -4652,19 +5328,56 @@
         <w:t xml:space="preserve">.</w:t>
       </w:r>
     </w:p>
-    <w:bookmarkEnd w:id="67"/>
-    <w:bookmarkStart w:id="69" w:name="ref-kpgp_data"/>
+    <w:bookmarkEnd w:id="57"/>
+    <w:bookmarkStart w:id="59" w:name="ref-tan2015unified"/>
     <w:p>
       <w:pPr>
         <w:pStyle w:val="Bibliography"/>
       </w:pPr>
       <w:r>
-        <w:t xml:space="preserve">5. Korean Genome Project. Korean personal genome project. 2026;</w:t>
-      </w:r>
-      <w:r>
-        <w:t xml:space="preserve"> </w:t>
-      </w:r>
-      <w:hyperlink r:id="rId68">
+        <w:t xml:space="preserve">5. Tan, A, Abecasis, GR, Kang, HM. Unified representation of genetic variants.</w:t>
+      </w:r>
+      <w:r>
+        <w:t xml:space="preserve"> </w:t>
+      </w:r>
+      <w:r>
+        <w:rPr>
+          <w:i/>
+          <w:iCs/>
+        </w:rPr>
+        <w:t xml:space="preserve">Bioinformatics</w:t>
+      </w:r>
+      <w:r>
+        <w:t xml:space="preserve"> </w:t>
+      </w:r>
+      <w:r>
+        <w:t xml:space="preserve">2015; 31:2202–2204. doi:</w:t>
+      </w:r>
+      <w:hyperlink r:id="rId58">
+        <w:r>
+          <w:rPr>
+            <w:rStyle w:val="Hyperlink"/>
+          </w:rPr>
+          <w:t xml:space="preserve">10.1093/bioinformatics/btv112</w:t>
+        </w:r>
+      </w:hyperlink>
+      <w:r>
+        <w:t xml:space="preserve">.</w:t>
+      </w:r>
+    </w:p>
+    <w:bookmarkEnd w:id="59"/>
+    <w:bookmarkStart w:id="61" w:name="ref-kpgp_data"/>
+    <w:p>
+      <w:pPr>
+        <w:pStyle w:val="Bibliography"/>
+      </w:pPr>
+      <w:r>
+        <w:t xml:space="preserve">6. Korean Genome Project. Korean personal genome project. 2026;</w:t>
+      </w:r>
+      <w:r>
+        <w:t xml:space="preserve"> </w:t>
+      </w:r>
+      <w:hyperlink r:id="rId60">
         <w:r>
           <w:rPr>
             <w:rStyle w:val="Hyperlink"/>
@@ -4676,22 +5389,22 @@
         <w:t xml:space="preserve">. Accessed 17 August 2026.</w:t>
       </w:r>
     </w:p>
-    <w:bookmarkEnd w:id="69"/>
-    <w:bookmarkStart w:id="71" w:name="ref-mallick2016sgdp"/>
+    <w:bookmarkEnd w:id="61"/>
+    <w:bookmarkStart w:id="63" w:name="ref-mallick2016sgdp"/>
     <w:p>
       <w:pPr>
         <w:pStyle w:val="Bibliography"/>
       </w:pPr>
       <w:r>
-        <w:t xml:space="preserve">6. Mallick, S, Li, H, Lipson, M, et al. The simons genome diversity project: 300 genomes from 142 diverse populations.</w:t>
+        <w:t xml:space="preserve">7. Mallick, S, Li, H, Lipson, M, et al. The simons genome diversity project: 300 genomes from 142 diverse populations.</w:t>
       </w:r>
       <w:r>
         <w:t xml:space="preserve"> </w:t>
       </w:r>
       <w:r>
         <w:rPr>
+          <w:i/>
           <w:iCs/>
-          <w:i/>
         </w:rPr>
         <w:t xml:space="preserve">Nature</w:t>
       </w:r>
@@ -4701,7 +5414,7 @@
       <w:r>
         <w:t xml:space="preserve">2016; 538:201–206. doi:</w:t>
       </w:r>
-      <w:hyperlink r:id="rId70">
+      <w:hyperlink r:id="rId62">
         <w:r>
           <w:rPr>
             <w:rStyle w:val="Hyperlink"/>
@@ -4713,22 +5426,22 @@
         <w:t xml:space="preserve">.</w:t>
       </w:r>
     </w:p>
-    <w:bookmarkEnd w:id="71"/>
-    <w:bookmarkStart w:id="73" w:name="ref-ball2012pgp"/>
+    <w:bookmarkEnd w:id="63"/>
+    <w:bookmarkStart w:id="65" w:name="ref-ball2012pgp"/>
     <w:p>
       <w:pPr>
         <w:pStyle w:val="Bibliography"/>
       </w:pPr>
       <w:r>
-        <w:t xml:space="preserve">7. Ball, MP, Thakuria, JV, Zaranek, AW, et al. A public resource facilitating clinical use of genomes.</w:t>
+        <w:t xml:space="preserve">8. Ball, MP, Thakuria, JV, Zaranek, AW, et al. A public resource facilitating clinical use of genomes.</w:t>
       </w:r>
       <w:r>
         <w:t xml:space="preserve"> </w:t>
       </w:r>
       <w:r>
         <w:rPr>
+          <w:i/>
           <w:iCs/>
-          <w:i/>
         </w:rPr>
         <w:t xml:space="preserve">Proceedings of the National Academy of Sciences of the United States of America</w:t>
       </w:r>
@@ -4738,7 +5451,7 @@
       <w:r>
         <w:t xml:space="preserve">2012; 109:11920–11927. doi:</w:t>
       </w:r>
-      <w:hyperlink r:id="rId72">
+      <w:hyperlink r:id="rId64">
         <w:r>
           <w:rPr>
             <w:rStyle w:val="Hyperlink"/>
@@ -4750,19 +5463,19 @@
         <w:t xml:space="preserve">.</w:t>
       </w:r>
     </w:p>
-    <w:bookmarkEnd w:id="73"/>
-    <w:bookmarkStart w:id="75" w:name="ref-gnomad2024release"/>
+    <w:bookmarkEnd w:id="65"/>
+    <w:bookmarkStart w:id="67" w:name="ref-gnomad2024release"/>
     <w:p>
       <w:pPr>
         <w:pStyle w:val="Bibliography"/>
       </w:pPr>
       <w:r>
-        <w:t xml:space="preserve">8. gnomAD Production Team. gnomAD v4.1: Joint frequency data and updated resources. 2024;</w:t>
-      </w:r>
-      <w:r>
-        <w:t xml:space="preserve"> </w:t>
-      </w:r>
-      <w:hyperlink r:id="rId74">
+        <w:t xml:space="preserve">9. gnomAD Production Team. gnomAD v4.1: Joint frequency data and updated resources. 2024;</w:t>
+      </w:r>
+      <w:r>
+        <w:t xml:space="preserve"> </w:t>
+      </w:r>
+      <w:hyperlink r:id="rId66">
         <w:r>
           <w:rPr>
             <w:rStyle w:val="Hyperlink"/>
@@ -4774,19 +5487,56 @@
         <w:t xml:space="preserve">. Accessed 17 August 2026.</w:t>
       </w:r>
     </w:p>
-    <w:bookmarkEnd w:id="75"/>
-    <w:bookmarkStart w:id="77" w:name="ref-vep_issue_1959"/>
+    <w:bookmarkEnd w:id="67"/>
+    <w:bookmarkStart w:id="69" w:name="ref-karczewski2020gnomad"/>
     <w:p>
       <w:pPr>
         <w:pStyle w:val="Bibliography"/>
       </w:pPr>
       <w:r>
-        <w:t xml:space="preserve">9. Ensembl VEP developers. HGNC ID in VEP output is affected by buffering and batching. 2025;</w:t>
-      </w:r>
-      <w:r>
-        <w:t xml:space="preserve"> </w:t>
-      </w:r>
-      <w:hyperlink r:id="rId76">
+        <w:t xml:space="preserve">10. Karczewski, KJ, Francioli, LC, Tiao, G, et al. The mutational constraint spectrum quantified from variation in 141,456 humans.</w:t>
+      </w:r>
+      <w:r>
+        <w:t xml:space="preserve"> </w:t>
+      </w:r>
+      <w:r>
+        <w:rPr>
+          <w:i/>
+          <w:iCs/>
+        </w:rPr>
+        <w:t xml:space="preserve">Nature</w:t>
+      </w:r>
+      <w:r>
+        <w:t xml:space="preserve"> </w:t>
+      </w:r>
+      <w:r>
+        <w:t xml:space="preserve">2020; 581:434–443. doi:</w:t>
+      </w:r>
+      <w:hyperlink r:id="rId68">
+        <w:r>
+          <w:rPr>
+            <w:rStyle w:val="Hyperlink"/>
+          </w:rPr>
+          <w:t xml:space="preserve">10.1038/s41586-020-2308-7</w:t>
+        </w:r>
+      </w:hyperlink>
+      <w:r>
+        <w:t xml:space="preserve">.</w:t>
+      </w:r>
+    </w:p>
+    <w:bookmarkEnd w:id="69"/>
+    <w:bookmarkStart w:id="71" w:name="ref-vep_issue_1959"/>
+    <w:p>
+      <w:pPr>
+        <w:pStyle w:val="Bibliography"/>
+      </w:pPr>
+      <w:r>
+        <w:t xml:space="preserve">11. Ensembl VEP developers. HGNC ID in VEP output is affected by buffering and batching. 2025;</w:t>
+      </w:r>
+      <w:r>
+        <w:t xml:space="preserve"> </w:t>
+      </w:r>
+      <w:hyperlink r:id="rId70">
         <w:r>
           <w:rPr>
             <w:rStyle w:val="Hyperlink"/>
@@ -4798,22 +5548,105 @@
         <w:t xml:space="preserve">. GitHub issue 1959; accessed 17 August 2026.</w:t>
       </w:r>
     </w:p>
-    <w:bookmarkEnd w:id="77"/>
-    <w:bookmarkStart w:id="79" w:name="ref-danecek2021bcftools"/>
+    <w:bookmarkEnd w:id="71"/>
+    <w:bookmarkStart w:id="73" w:name="ref-huang2020varnote"/>
     <w:p>
       <w:pPr>
         <w:pStyle w:val="Bibliography"/>
       </w:pPr>
       <w:r>
-        <w:t xml:space="preserve">10. Danecek, P, Bonfield, JK, Liddle, J, Marshall, J, Ohan, V, Pollard, MO, et al. Twelve years of SAMtools and BCFtools.</w:t>
+        <w:t xml:space="preserve">12. Huang, D, Yi, X, Zhou, Y, et al. Ultrafast and scalable variant annotation and prioritization with big functional genomics data.</w:t>
       </w:r>
       <w:r>
         <w:t xml:space="preserve"> </w:t>
       </w:r>
       <w:r>
         <w:rPr>
+          <w:i/>
           <w:iCs/>
+        </w:rPr>
+        <w:t xml:space="preserve">Genome Research</w:t>
+      </w:r>
+      <w:r>
+        <w:t xml:space="preserve"> </w:t>
+      </w:r>
+      <w:r>
+        <w:t xml:space="preserve">2020; 30:1789–1801. doi:</w:t>
+      </w:r>
+      <w:hyperlink r:id="rId72">
+        <w:r>
+          <w:rPr>
+            <w:rStyle w:val="Hyperlink"/>
+          </w:rPr>
+          <w:t xml:space="preserve">10.1101/gr.267997.120</w:t>
+        </w:r>
+      </w:hyperlink>
+      <w:r>
+        <w:t xml:space="preserve">.</w:t>
+      </w:r>
+    </w:p>
+    <w:bookmarkEnd w:id="73"/>
+    <w:bookmarkStart w:id="75" w:name="ref-paila2013gemini"/>
+    <w:p>
+      <w:pPr>
+        <w:pStyle w:val="Bibliography"/>
+      </w:pPr>
+      <w:r>
+        <w:t xml:space="preserve">13. Paila, U, Chapman, BA, Kirchner, R, Quinlan, AR.</w:t>
+      </w:r>
+      <w:r>
+        <w:t xml:space="preserve"> </w:t>
+      </w:r>
+      <w:r>
+        <w:t xml:space="preserve">GEMINI</w:t>
+      </w:r>
+      <w:r>
+        <w:t xml:space="preserve">: Integrative exploration of genetic variation and genome annotations.</w:t>
+      </w:r>
+      <w:r>
+        <w:t xml:space="preserve"> </w:t>
+      </w:r>
+      <w:r>
+        <w:rPr>
           <w:i/>
+          <w:iCs/>
+        </w:rPr>
+        <w:t xml:space="preserve">PLoS Computational Biology</w:t>
+      </w:r>
+      <w:r>
+        <w:t xml:space="preserve"> </w:t>
+      </w:r>
+      <w:r>
+        <w:t xml:space="preserve">2013; 9:e1003153. doi:</w:t>
+      </w:r>
+      <w:hyperlink r:id="rId74">
+        <w:r>
+          <w:rPr>
+            <w:rStyle w:val="Hyperlink"/>
+          </w:rPr>
+          <w:t xml:space="preserve">10.1371/journal.pcbi.1003153</w:t>
+        </w:r>
+      </w:hyperlink>
+      <w:r>
+        <w:t xml:space="preserve">.</w:t>
+      </w:r>
+    </w:p>
+    <w:bookmarkEnd w:id="75"/>
+    <w:bookmarkStart w:id="77" w:name="ref-danecek2021bcftools"/>
+    <w:p>
+      <w:pPr>
+        <w:pStyle w:val="Bibliography"/>
+      </w:pPr>
+      <w:r>
+        <w:t xml:space="preserve">14. Danecek, P, Bonfield, JK, Liddle, J, Marshall, J, Ohan, V, Pollard, MO, et al. Twelve years of SAMtools and BCFtools.</w:t>
+      </w:r>
+      <w:r>
+        <w:t xml:space="preserve"> </w:t>
+      </w:r>
+      <w:r>
+        <w:rPr>
+          <w:i/>
+          <w:iCs/>
         </w:rPr>
         <w:t xml:space="preserve">GigaScience</w:t>
       </w:r>
@@ -4823,7 +5656,7 @@
       <w:r>
         <w:t xml:space="preserve">2021; 10. doi:</w:t>
       </w:r>
-      <w:hyperlink r:id="rId78">
+      <w:hyperlink r:id="rId76">
         <w:r>
           <w:rPr>
             <w:rStyle w:val="Hyperlink"/>
@@ -4835,15 +5668,57 @@
         <w:t xml:space="preserve">.</w:t>
       </w:r>
     </w:p>
+    <w:bookmarkEnd w:id="77"/>
+    <w:bookmarkStart w:id="79" w:name="ref-vcfcache_af10_cache"/>
+    <w:p>
+      <w:pPr>
+        <w:pStyle w:val="Bibliography"/>
+      </w:pPr>
+      <w:r>
+        <w:t xml:space="preserve">15. Müller, J. VCFcache gnomAD v4.1 GRCh38 any-stratum AF at least 10 percent VEP 115.2 cache. 2026; doi:</w:t>
+      </w:r>
+      <w:hyperlink r:id="rId78">
+        <w:r>
+          <w:rPr>
+            <w:rStyle w:val="Hyperlink"/>
+          </w:rPr>
+          <w:t xml:space="preserve">10.5281/zenodo.18189447</w:t>
+        </w:r>
+      </w:hyperlink>
+      <w:r>
+        <w:t xml:space="preserve">.</w:t>
+      </w:r>
+    </w:p>
     <w:bookmarkEnd w:id="79"/>
-    <w:bookmarkEnd w:id="80"/>
+    <w:bookmarkStart w:id="81" w:name="ref-vcfcache_af1_cache"/>
+    <w:p>
+      <w:pPr>
+        <w:pStyle w:val="Bibliography"/>
+      </w:pPr>
+      <w:r>
+        <w:t xml:space="preserve">16. Müller, J. VCFcache gnomAD v4.1 GRCh38 any-stratum AF at least 1 percent VEP 115.2 cache. 2026; doi:</w:t>
+      </w:r>
+      <w:hyperlink r:id="rId80">
+        <w:r>
+          <w:rPr>
+            <w:rStyle w:val="Hyperlink"/>
+          </w:rPr>
+          <w:t xml:space="preserve">10.5281/zenodo.18190046</w:t>
+        </w:r>
+      </w:hyperlink>
+      <w:r>
+        <w:t xml:space="preserve">.</w:t>
+      </w:r>
+    </w:p>
+    <w:bookmarkEnd w:id="81"/>
+    <w:bookmarkEnd w:id="82"/>
     <w:p>
       <w:r>
         <w:br w:type="page"/>
       </w:r>
     </w:p>
-    <w:bookmarkEnd w:id="81"/>
-    <w:bookmarkStart w:id="82" w:name="supplementary-information"/>
+    <w:bookmarkEnd w:id="83"/>
+    <w:bookmarkStart w:id="84" w:name="supplementary-information"/>
     <w:p>
       <w:pPr>
         <w:pStyle w:val="Heading1"/>
@@ -4866,8 +5741,8 @@
         <w:t xml:space="preserve">VCFcache GigaScience Technical Note.</w:t>
       </w:r>
     </w:p>
-    <w:bookmarkEnd w:id="82"/>
-    <w:bookmarkStart w:id="88" w:name="supplementary-methods"/>
+    <w:bookmarkEnd w:id="84"/>
+    <w:bookmarkStart w:id="91" w:name="supplementary-methods"/>
     <w:p>
       <w:pPr>
         <w:pStyle w:val="Heading1"/>
@@ -4876,7 +5751,7 @@
         <w:t xml:space="preserve">Supplementary Methods</w:t>
       </w:r>
     </w:p>
-    <w:bookmarkStart w:id="83" w:name="Xa497f0c8802db69114c149215073e9594767df1"/>
+    <w:bookmarkStart w:id="85" w:name="Xa497f0c8802db69114c149215073e9594767df1"/>
     <w:p>
       <w:pPr>
         <w:pStyle w:val="Heading2"/>
@@ -5013,8 +5888,8 @@
         <w:t xml:space="preserve">reported because such structure is realistic in an applied cohort.</w:t>
       </w:r>
     </w:p>
-    <w:bookmarkEnd w:id="83"/>
-    <w:bookmarkStart w:id="84" w:name="matched-assay-extension"/>
+    <w:bookmarkEnd w:id="85"/>
+    <w:bookmarkStart w:id="86" w:name="matched-assay-extension"/>
     <w:p>
       <w:pPr>
         <w:pStyle w:val="Heading2"/>
@@ -5147,8 +6022,8 @@
         <w:t xml:space="preserve">annotation content.</w:t>
       </w:r>
     </w:p>
-    <w:bookmarkEnd w:id="84"/>
-    <w:bookmarkStart w:id="85" w:name="public-cache-provenance"/>
+    <w:bookmarkEnd w:id="86"/>
+    <w:bookmarkStart w:id="87" w:name="public-cache-provenance"/>
     <w:p>
       <w:pPr>
         <w:pStyle w:val="Heading2"/>
@@ -5215,8 +6090,8 @@
         <w:t xml:space="preserve">The labels therefore do not mean combined-population AF thresholds.</w:t>
       </w:r>
     </w:p>
-    <w:bookmarkEnd w:id="85"/>
-    <w:bookmarkStart w:id="86" w:name="Xd4d262bb7319dbb3505d52259c4d06ced83d96d"/>
+    <w:bookmarkEnd w:id="87"/>
+    <w:bookmarkStart w:id="88" w:name="Xd4d262bb7319dbb3505d52259c4d06ced83d96d"/>
     <w:p>
       <w:pPr>
         <w:pStyle w:val="Heading2"/>
@@ -5449,8 +6324,572 @@
         <w:t xml:space="preserve">must not be interpreted as evidence of poorer biological cache coverage.</w:t>
       </w:r>
     </w:p>
-    <w:bookmarkEnd w:id="86"/>
-    <w:bookmarkStart w:id="87" w:name="semantic-validation-details"/>
+    <w:bookmarkEnd w:id="88"/>
+    <w:bookmarkStart w:id="89" w:name="runtime-model-and-limiting-cases"/>
+    <w:p>
+      <w:pPr>
+        <w:pStyle w:val="Heading2"/>
+      </w:pPr>
+      <w:r>
+        <w:t xml:space="preserve">Runtime model and limiting cases</w:t>
+      </w:r>
+    </w:p>
+    <w:p>
+      <w:pPr>
+        <w:pStyle w:val="FirstParagraph"/>
+      </w:pPr>
+      <w:r>
+        <w:t xml:space="preserve">The main-text model separates non-annotation work in direct and cached paths</w:t>
+      </w:r>
+      <w:r>
+        <w:t xml:space="preserve"> </w:t>
+      </w:r>
+      <w:r>
+        <w:t xml:space="preserve">and starts the native annotator only if</w:t>
+      </w:r>
+      <w:r>
+        <w:t xml:space="preserve"> </w:t>
+      </w:r>
+      <m:oMath>
+        <m:r>
+          <m:t>M</m:t>
+        </m:r>
+        <m:r>
+          <m:rPr>
+            <m:sty m:val="p"/>
+          </m:rPr>
+          <m:t>=</m:t>
+        </m:r>
+        <m:r>
+          <m:t>N</m:t>
+        </m:r>
+        <m:r>
+          <m:rPr>
+            <m:sty m:val="p"/>
+          </m:rPr>
+          <m:t>(</m:t>
+        </m:r>
+        <m:r>
+          <m:t>1</m:t>
+        </m:r>
+        <m:r>
+          <m:rPr>
+            <m:sty m:val="p"/>
+          </m:rPr>
+          <m:t>−</m:t>
+        </m:r>
+        <m:r>
+          <m:t>f</m:t>
+        </m:r>
+        <m:r>
+          <m:rPr>
+            <m:sty m:val="p"/>
+          </m:rPr>
+          <m:t>)</m:t>
+        </m:r>
+        <m:r>
+          <m:rPr>
+            <m:sty m:val="p"/>
+          </m:rPr>
+          <m:t>&gt;</m:t>
+        </m:r>
+        <m:r>
+          <m:t>0</m:t>
+        </m:r>
+      </m:oMath>
+      <w:r>
+        <w:t xml:space="preserve">. Its general break-even</w:t>
+      </w:r>
+      <w:r>
+        <w:t xml:space="preserve"> </w:t>
+      </w:r>
+      <w:r>
+        <w:t xml:space="preserve">condition is</w:t>
+      </w:r>
+    </w:p>
+    <w:p>
+      <w:pPr>
+        <w:pStyle w:val="BodyText"/>
+      </w:pPr>
+      <m:oMathPara>
+        <m:oMathParaPr>
+          <m:jc m:val="center"/>
+        </m:oMathParaPr>
+        <m:oMath>
+          <m:sSub>
+            <m:e>
+              <m:r>
+                <m:t>A</m:t>
+              </m:r>
+            </m:e>
+            <m:sub>
+              <m:r>
+                <m:t>1</m:t>
+              </m:r>
+            </m:sub>
+          </m:sSub>
+          <m:r>
+            <m:t>f</m:t>
+          </m:r>
+          <m:r>
+            <m:t>N</m:t>
+          </m:r>
+          <m:r>
+            <m:rPr>
+              <m:sty m:val="p"/>
+            </m:rPr>
+            <m:t>+</m:t>
+          </m:r>
+          <m:r>
+            <m:rPr>
+              <m:sty m:val="p"/>
+            </m:rPr>
+            <m:t>(</m:t>
+          </m:r>
+          <m:r>
+            <m:t>1</m:t>
+          </m:r>
+          <m:r>
+            <m:rPr>
+              <m:sty m:val="p"/>
+            </m:rPr>
+            <m:t>−</m:t>
+          </m:r>
+          <m:sSub>
+            <m:e>
+              <m:r>
+                <m:rPr>
+                  <m:sty m:val="b"/>
+                </m:rPr>
+                <m:t>1</m:t>
+              </m:r>
+            </m:e>
+            <m:sub>
+              <m:r>
+                <m:t>M</m:t>
+              </m:r>
+              <m:r>
+                <m:rPr>
+                  <m:sty m:val="p"/>
+                </m:rPr>
+                <m:t>&gt;</m:t>
+              </m:r>
+              <m:r>
+                <m:t>0</m:t>
+              </m:r>
+            </m:sub>
+          </m:sSub>
+          <m:r>
+            <m:rPr>
+              <m:sty m:val="p"/>
+            </m:rPr>
+            <m:t>)</m:t>
+          </m:r>
+          <m:sSub>
+            <m:e>
+              <m:r>
+                <m:t>A</m:t>
+              </m:r>
+            </m:e>
+            <m:sub>
+              <m:r>
+                <m:t>0</m:t>
+              </m:r>
+            </m:sub>
+          </m:sSub>
+          <m:r>
+            <m:rPr>
+              <m:sty m:val="p"/>
+            </m:rPr>
+            <m:t>&gt;</m:t>
+          </m:r>
+          <m:sSub>
+            <m:e>
+              <m:r>
+                <m:t>B</m:t>
+              </m:r>
+            </m:e>
+            <m:sub>
+              <m:r>
+                <m:t>c</m:t>
+              </m:r>
+            </m:sub>
+          </m:sSub>
+          <m:r>
+            <m:rPr>
+              <m:sty m:val="p"/>
+            </m:rPr>
+            <m:t>(</m:t>
+          </m:r>
+          <m:r>
+            <m:t>N</m:t>
+          </m:r>
+          <m:r>
+            <m:rPr>
+              <m:sty m:val="p"/>
+            </m:rPr>
+            <m:t>)</m:t>
+          </m:r>
+          <m:r>
+            <m:rPr>
+              <m:sty m:val="p"/>
+            </m:rPr>
+            <m:t>−</m:t>
+          </m:r>
+          <m:sSub>
+            <m:e>
+              <m:r>
+                <m:t>B</m:t>
+              </m:r>
+            </m:e>
+            <m:sub>
+              <m:r>
+                <m:t>d</m:t>
+              </m:r>
+            </m:sub>
+          </m:sSub>
+          <m:r>
+            <m:rPr>
+              <m:sty m:val="p"/>
+            </m:rPr>
+            <m:t>(</m:t>
+          </m:r>
+          <m:r>
+            <m:t>N</m:t>
+          </m:r>
+          <m:r>
+            <m:rPr>
+              <m:sty m:val="p"/>
+            </m:rPr>
+            <m:t>)</m:t>
+          </m:r>
+          <m:r>
+            <m:rPr>
+              <m:sty m:val="p"/>
+            </m:rPr>
+            <m:t>.</m:t>
+          </m:r>
+        </m:oMath>
+      </m:oMathPara>
+    </w:p>
+    <w:p>
+      <w:pPr>
+        <w:pStyle w:val="FirstParagraph"/>
+      </w:pPr>
+      <w:r>
+        <w:t xml:space="preserve">Here</w:t>
+      </w:r>
+      <w:r>
+        <w:t xml:space="preserve"> </w:t>
+      </w:r>
+      <m:oMath>
+        <m:sSub>
+          <m:e>
+            <m:r>
+              <m:t>A</m:t>
+            </m:r>
+          </m:e>
+          <m:sub>
+            <m:r>
+              <m:t>0</m:t>
+            </m:r>
+          </m:sub>
+        </m:sSub>
+      </m:oMath>
+      <w:r>
+        <w:t xml:space="preserve"> </w:t>
+      </w:r>
+      <w:r>
+        <w:t xml:space="preserve">is native startup,</w:t>
+      </w:r>
+      <w:r>
+        <w:t xml:space="preserve"> </w:t>
+      </w:r>
+      <m:oMath>
+        <m:sSub>
+          <m:e>
+            <m:r>
+              <m:t>A</m:t>
+            </m:r>
+          </m:e>
+          <m:sub>
+            <m:r>
+              <m:t>1</m:t>
+            </m:r>
+          </m:sub>
+        </m:sSub>
+      </m:oMath>
+      <w:r>
+        <w:t xml:space="preserve"> </w:t>
+      </w:r>
+      <w:r>
+        <w:t xml:space="preserve">is average per-allele annotation time and</w:t>
+      </w:r>
+      <w:r>
+        <w:t xml:space="preserve"> </w:t>
+      </w:r>
+      <m:oMath>
+        <m:sSub>
+          <m:e>
+            <m:r>
+              <m:t>B</m:t>
+            </m:r>
+          </m:e>
+          <m:sub>
+            <m:r>
+              <m:t>c</m:t>
+            </m:r>
+          </m:sub>
+        </m:sSub>
+        <m:r>
+          <m:rPr>
+            <m:sty m:val="p"/>
+          </m:rPr>
+          <m:t>−</m:t>
+        </m:r>
+        <m:sSub>
+          <m:e>
+            <m:r>
+              <m:t>B</m:t>
+            </m:r>
+          </m:e>
+          <m:sub>
+            <m:r>
+              <m:t>d</m:t>
+            </m:r>
+          </m:sub>
+        </m:sSub>
+      </m:oMath>
+      <w:r>
+        <w:t xml:space="preserve"> </w:t>
+      </w:r>
+      <w:r>
+        <w:t xml:space="preserve">is additional processing cost. Perfect coverage removes startup</w:t>
+      </w:r>
+      <w:r>
+        <w:t xml:space="preserve"> </w:t>
+      </w:r>
+      <w:r>
+        <w:t xml:space="preserve">as well as per-allele work. With at least one miss and dominant annotation</w:t>
+      </w:r>
+      <w:r>
+        <w:t xml:space="preserve"> </w:t>
+      </w:r>
+      <w:r>
+        <w:t xml:space="preserve">cost, relative runtime approaches</w:t>
+      </w:r>
+      <w:r>
+        <w:t xml:space="preserve"> </w:t>
+      </w:r>
+      <m:oMath>
+        <m:r>
+          <m:t>1</m:t>
+        </m:r>
+        <m:r>
+          <m:rPr>
+            <m:sty m:val="p"/>
+          </m:rPr>
+          <m:t>−</m:t>
+        </m:r>
+        <m:r>
+          <m:t>f</m:t>
+        </m:r>
+      </m:oMath>
+      <w:r>
+        <w:t xml:space="preserve"> </w:t>
+      </w:r>
+      <w:r>
+        <w:t xml:space="preserve">and speedup approaches</w:t>
+      </w:r>
+      <w:r>
+        <w:t xml:space="preserve"> </w:t>
+      </w:r>
+      <m:oMath>
+        <m:r>
+          <m:t>1</m:t>
+        </m:r>
+        <m:r>
+          <m:rPr>
+            <m:sty m:val="p"/>
+          </m:rPr>
+          <m:t>/</m:t>
+        </m:r>
+        <m:r>
+          <m:rPr>
+            <m:sty m:val="p"/>
+          </m:rPr>
+          <m:t>(</m:t>
+        </m:r>
+        <m:r>
+          <m:t>1</m:t>
+        </m:r>
+        <m:r>
+          <m:rPr>
+            <m:sty m:val="p"/>
+          </m:rPr>
+          <m:t>−</m:t>
+        </m:r>
+        <m:r>
+          <m:t>f</m:t>
+        </m:r>
+        <m:r>
+          <m:rPr>
+            <m:sty m:val="p"/>
+          </m:rPr>
+          <m:t>)</m:t>
+        </m:r>
+      </m:oMath>
+      <w:r>
+        <w:t xml:space="preserve">.</w:t>
+      </w:r>
+      <w:r>
+        <w:t xml:space="preserve"> </w:t>
+      </w:r>
+      <w:r>
+        <w:t xml:space="preserve">At</w:t>
+      </w:r>
+      <w:r>
+        <w:t xml:space="preserve"> </w:t>
+      </w:r>
+      <m:oMath>
+        <m:r>
+          <m:t>f</m:t>
+        </m:r>
+        <m:r>
+          <m:rPr>
+            <m:sty m:val="p"/>
+          </m:rPr>
+          <m:t>=</m:t>
+        </m:r>
+        <m:r>
+          <m:t>1</m:t>
+        </m:r>
+      </m:oMath>
+      <w:r>
+        <w:t xml:space="preserve">, the remaining</w:t>
+      </w:r>
+      <w:r>
+        <w:t xml:space="preserve"> </w:t>
+      </w:r>
+      <m:oMath>
+        <m:sSub>
+          <m:e>
+            <m:r>
+              <m:t>B</m:t>
+            </m:r>
+          </m:e>
+          <m:sub>
+            <m:r>
+              <m:t>c</m:t>
+            </m:r>
+          </m:sub>
+        </m:sSub>
+        <m:r>
+          <m:rPr>
+            <m:sty m:val="p"/>
+          </m:rPr>
+          <m:t>(</m:t>
+        </m:r>
+        <m:r>
+          <m:t>N</m:t>
+        </m:r>
+        <m:r>
+          <m:rPr>
+            <m:sty m:val="p"/>
+          </m:rPr>
+          <m:t>)</m:t>
+        </m:r>
+      </m:oMath>
+      <w:r>
+        <w:t xml:space="preserve"> </w:t>
+      </w:r>
+      <w:r>
+        <w:t xml:space="preserve">prevents infinite throughput.</w:t>
+      </w:r>
+    </w:p>
+    <w:p>
+      <w:pPr>
+        <w:pStyle w:val="BodyText"/>
+      </w:pPr>
+      <w:r>
+        <w:t xml:space="preserve">The common</w:t>
+      </w:r>
+      <w:r>
+        <w:t xml:space="preserve"> </w:t>
+      </w:r>
+      <m:oMath>
+        <m:sSub>
+          <m:e>
+            <m:r>
+              <m:t>A</m:t>
+            </m:r>
+          </m:e>
+          <m:sub>
+            <m:r>
+              <m:t>1</m:t>
+            </m:r>
+          </m:sub>
+        </m:sSub>
+      </m:oMath>
+      <w:r>
+        <w:t xml:space="preserve"> </w:t>
+      </w:r>
+      <w:r>
+        <w:t xml:space="preserve">is an approximation. If hits and misses differ in their</w:t>
+      </w:r>
+      <w:r>
+        <w:t xml:space="preserve"> </w:t>
+      </w:r>
+      <w:r>
+        <w:t xml:space="preserve">transcript overlap, variant types or supplementary-database matches, the</w:t>
+      </w:r>
+      <w:r>
+        <w:t xml:space="preserve"> </w:t>
+      </w:r>
+      <w:r>
+        <w:t xml:space="preserve">recoverable work is the sum of annotation costs over hits, not necessarily</w:t>
+      </w:r>
+      <w:r>
+        <w:t xml:space="preserve"> </w:t>
+      </w:r>
+      <m:oMath>
+        <m:r>
+          <m:t>f</m:t>
+        </m:r>
+      </m:oMath>
+      <w:r>
+        <w:t xml:space="preserve"> </w:t>
+      </w:r>
+      <w:r>
+        <w:t xml:space="preserve">times the total. Similarly, processing costs can depend on cache size,</w:t>
+      </w:r>
+      <w:r>
+        <w:t xml:space="preserve"> </w:t>
+      </w:r>
+      <w:r>
+        <w:t xml:space="preserve">output payload, storage and thread allocation as well as input count.</w:t>
+      </w:r>
+      <w:r>
+        <w:t xml:space="preserve"> </w:t>
+      </w:r>
+      <w:r>
+        <w:t xml:space="preserve">The curves in Figure 3 are explanatory approximations; they do not estimate</w:t>
+      </w:r>
+      <w:r>
+        <w:t xml:space="preserve"> </w:t>
+      </w:r>
+      <w:r>
+        <w:t xml:space="preserve">every model parameter from independently timed stages. Existing perfect-hit</w:t>
+      </w:r>
+      <w:r>
+        <w:t xml:space="preserve"> </w:t>
+      </w:r>
+      <w:r>
+        <w:t xml:space="preserve">diagnostics are described under fastVEP engineering pilots.</w:t>
+      </w:r>
+    </w:p>
+    <w:bookmarkEnd w:id="89"/>
+    <w:bookmarkStart w:id="90" w:name="semantic-validation-details"/>
     <w:p>
       <w:pPr>
         <w:pStyle w:val="Heading2"/>
@@ -5735,9 +7174,9 @@
         <w:t xml:space="preserve">between annotators or arbitrary annotation configurations.</w:t>
       </w:r>
     </w:p>
-    <w:bookmarkEnd w:id="87"/>
-    <w:bookmarkEnd w:id="88"/>
-    <w:bookmarkStart w:id="91" w:name="supplementary-results"/>
+    <w:bookmarkEnd w:id="90"/>
+    <w:bookmarkEnd w:id="91"/>
+    <w:bookmarkStart w:id="94" w:name="supplementary-results"/>
     <w:p>
       <w:pPr>
         <w:pStyle w:val="Heading1"/>
@@ -5746,7 +7185,7 @@
         <w:t xml:space="preserve">Supplementary Results</w:t>
       </w:r>
     </w:p>
-    <w:bookmarkStart w:id="89" w:name="fastvep-engineering-pilots"/>
+    <w:bookmarkStart w:id="92" w:name="fastvep-engineering-pilots"/>
     <w:p>
       <w:pPr>
         <w:pStyle w:val="Heading2"/>
@@ -5928,7 +7367,63 @@
         <w:t xml:space="preserve"> </w:t>
       </w:r>
       <w:r>
-        <w:t xml:space="preserve">was negligible. In the affinity-controlled experiment, both direct fastVEP and</w:t>
+        <w:t xml:space="preserve">was negligible. The original heavy pilot’s diagnostic commands took 4.0 s for</w:t>
+      </w:r>
+      <w:r>
+        <w:t xml:space="preserve"> </w:t>
+      </w:r>
+      <w:r>
+        <w:t xml:space="preserve">input filtering/BCF writing, 22.2 s for lookup with compressed output, 20.0 s</w:t>
+      </w:r>
+      <w:r>
+        <w:t xml:space="preserve"> </w:t>
+      </w:r>
+      <w:r>
+        <w:t xml:space="preserve">for the empty-miss scan and 18.3 s for final filtering/compressed output.</w:t>
+      </w:r>
+      <w:r>
+        <w:t xml:space="preserve"> </w:t>
+      </w:r>
+      <w:r>
+        <w:t xml:space="preserve">Standalone index construction took approximately 15 s; production commands</w:t>
+      </w:r>
+      <w:r>
+        <w:t xml:space="preserve"> </w:t>
+      </w:r>
+      <w:r>
+        <w:t xml:space="preserve">built indexes inline. These are diagnostic timings from separate commands,</w:t>
+      </w:r>
+      <w:r>
+        <w:t xml:space="preserve"> </w:t>
+      </w:r>
+      <w:r>
+        <w:t xml:space="preserve">not additive partitions of one end-to-end observation: compression and indexing</w:t>
+      </w:r>
+      <w:r>
+        <w:t xml:space="preserve"> </w:t>
+      </w:r>
+      <w:r>
+        <w:t xml:space="preserve">overlap other work. At 100% hits there is no native annotation stage. A complete</w:t>
+      </w:r>
+      <w:r>
+        <w:t xml:space="preserve"> </w:t>
+      </w:r>
+      <w:r>
+        <w:t xml:space="preserve">stage decomposition at a non-perfect hit rate remains to be measured before</w:t>
+      </w:r>
+      <w:r>
+        <w:t xml:space="preserve"> </w:t>
+      </w:r>
+      <w:r>
+        <w:t xml:space="preserve">fitting all components of the runtime model independently.</w:t>
+      </w:r>
+    </w:p>
+    <w:p>
+      <w:pPr>
+        <w:pStyle w:val="BodyText"/>
+      </w:pPr>
+      <w:r>
+        <w:t xml:space="preserve">In the affinity-controlled experiment, both direct fastVEP and</w:t>
       </w:r>
       <w:r>
         <w:t xml:space="preserve"> </w:t>
@@ -6005,8 +7500,8 @@
         <w:t xml:space="preserve">runtime around fastVEP.</w:t>
       </w:r>
     </w:p>
-    <w:bookmarkEnd w:id="89"/>
-    <w:bookmarkStart w:id="90" w:name="native-clinical-annotation-campaign"/>
+    <w:bookmarkEnd w:id="92"/>
+    <w:bookmarkStart w:id="93" w:name="native-clinical-annotation-campaign"/>
     <w:p>
       <w:pPr>
         <w:pStyle w:val="Heading2"/>
@@ -6077,22 +7572,22 @@
       </w:pPr>
       <w:r>
         <w:rPr>
+          <w:b/>
           <w:bCs/>
-          <w:b/>
         </w:rPr>
         <w:t xml:space="preserve">Supplementary Table 1: End-to-end speedup in the final native annotation</w:t>
       </w:r>
       <w:r>
         <w:rPr>
+          <w:b/>
           <w:bCs/>
+        </w:rPr>
+        <w:t xml:space="preserve"> </w:t>
+      </w:r>
+      <w:r>
+        <w:rPr>
           <w:b/>
-        </w:rPr>
-        <w:t xml:space="preserve"> </w:t>
-      </w:r>
-      <w:r>
-        <w:rPr>
           <w:bCs/>
-          <w:b/>
         </w:rPr>
         <w:t xml:space="preserve">campaign.</w:t>
       </w:r>
@@ -6125,8 +7620,8 @@
       <w:tblPr>
         <w:tblStyle w:val="Table"/>
         <w:tblW w:type="pct" w:w="5000"/>
+        <w:tblLayout w:type="fixed"/>
         <w:tblLook w:firstRow="1" w:lastRow="0" w:firstColumn="0" w:lastColumn="0" w:noHBand="0" w:noVBand="0" w:val="0020"/>
-        <w:jc w:val="start"/>
       </w:tblPr>
       <w:tblGrid>
         <w:gridCol w:w="990"/>
@@ -6139,14 +7634,13 @@
       </w:tblGrid>
       <w:tr>
         <w:trPr>
-          <w:tblHeader w:val="true"/>
+          <w:tblHeader w:val="on"/>
         </w:trPr>
         <w:tc>
           <w:tcPr/>
           <w:p>
             <w:pPr>
               <w:pStyle w:val="Compact"/>
-              <w:jc w:val="left"/>
             </w:pPr>
             <w:r>
               <w:t xml:space="preserve">Tool</w:t>
@@ -6158,7 +7652,6 @@
           <w:p>
             <w:pPr>
               <w:pStyle w:val="Compact"/>
-              <w:jc w:val="left"/>
             </w:pPr>
             <w:r>
               <w:t xml:space="preserve">Recipe</w:t>
@@ -6170,7 +7663,6 @@
           <w:p>
             <w:pPr>
               <w:pStyle w:val="Compact"/>
-              <w:jc w:val="left"/>
             </w:pPr>
             <w:r>
               <w:t xml:space="preserve">Assembly</w:t>
@@ -6182,7 +7674,6 @@
           <w:p>
             <w:pPr>
               <w:pStyle w:val="Compact"/>
-              <w:jc w:val="left"/>
             </w:pPr>
             <w:r>
               <w:t xml:space="preserve">Assay</w:t>
@@ -6232,7 +7723,6 @@
           <w:p>
             <w:pPr>
               <w:pStyle w:val="Compact"/>
-              <w:jc w:val="left"/>
             </w:pPr>
             <w:r>
               <w:t xml:space="preserve">fastVEP</w:t>
@@ -6244,7 +7734,6 @@
           <w:p>
             <w:pPr>
               <w:pStyle w:val="Compact"/>
-              <w:jc w:val="left"/>
             </w:pPr>
             <w:r>
               <w:t xml:space="preserve">clinical</w:t>
@@ -6256,7 +7745,6 @@
           <w:p>
             <w:pPr>
               <w:pStyle w:val="Compact"/>
-              <w:jc w:val="left"/>
             </w:pPr>
             <w:r>
               <w:t xml:space="preserve">GRCh38</w:t>
@@ -6268,7 +7756,6 @@
           <w:p>
             <w:pPr>
               <w:pStyle w:val="Compact"/>
-              <w:jc w:val="left"/>
             </w:pPr>
             <w:r>
               <w:t xml:space="preserve">Panel</w:t>
@@ -6318,7 +7805,6 @@
           <w:p>
             <w:pPr>
               <w:pStyle w:val="Compact"/>
-              <w:jc w:val="left"/>
             </w:pPr>
             <w:r>
               <w:t xml:space="preserve">fastVEP</w:t>
@@ -6330,7 +7816,6 @@
           <w:p>
             <w:pPr>
               <w:pStyle w:val="Compact"/>
-              <w:jc w:val="left"/>
             </w:pPr>
             <w:r>
               <w:t xml:space="preserve">clinical</w:t>
@@ -6342,7 +7827,6 @@
           <w:p>
             <w:pPr>
               <w:pStyle w:val="Compact"/>
-              <w:jc w:val="left"/>
             </w:pPr>
             <w:r>
               <w:t xml:space="preserve">GRCh38</w:t>
@@ -6354,7 +7838,6 @@
           <w:p>
             <w:pPr>
               <w:pStyle w:val="Compact"/>
-              <w:jc w:val="left"/>
             </w:pPr>
             <w:r>
               <w:t xml:space="preserve">WES</w:t>
@@ -6404,7 +7887,6 @@
           <w:p>
             <w:pPr>
               <w:pStyle w:val="Compact"/>
-              <w:jc w:val="left"/>
             </w:pPr>
             <w:r>
               <w:t xml:space="preserve">fastVEP</w:t>
@@ -6416,7 +7898,6 @@
           <w:p>
             <w:pPr>
               <w:pStyle w:val="Compact"/>
-              <w:jc w:val="left"/>
             </w:pPr>
             <w:r>
               <w:t xml:space="preserve">clinical</w:t>
@@ -6428,7 +7909,6 @@
           <w:p>
             <w:pPr>
               <w:pStyle w:val="Compact"/>
-              <w:jc w:val="left"/>
             </w:pPr>
             <w:r>
               <w:t xml:space="preserve">GRCh38</w:t>
@@ -6440,7 +7920,6 @@
           <w:p>
             <w:pPr>
               <w:pStyle w:val="Compact"/>
-              <w:jc w:val="left"/>
             </w:pPr>
             <w:r>
               <w:t xml:space="preserve">WGS</w:t>
@@ -6490,7 +7969,6 @@
           <w:p>
             <w:pPr>
               <w:pStyle w:val="Compact"/>
-              <w:jc w:val="left"/>
             </w:pPr>
             <w:r>
               <w:t xml:space="preserve">fastVEP</w:t>
@@ -6502,7 +7980,6 @@
           <w:p>
             <w:pPr>
               <w:pStyle w:val="Compact"/>
-              <w:jc w:val="left"/>
             </w:pPr>
             <w:r>
               <w:t xml:space="preserve">clinical</w:t>
@@ -6514,7 +7991,6 @@
           <w:p>
             <w:pPr>
               <w:pStyle w:val="Compact"/>
-              <w:jc w:val="left"/>
             </w:pPr>
             <w:r>
               <w:t xml:space="preserve">GRCh37</w:t>
@@ -6526,7 +8002,6 @@
           <w:p>
             <w:pPr>
               <w:pStyle w:val="Compact"/>
-              <w:jc w:val="left"/>
             </w:pPr>
             <w:r>
               <w:t xml:space="preserve">Panel</w:t>
@@ -6576,7 +8051,6 @@
           <w:p>
             <w:pPr>
               <w:pStyle w:val="Compact"/>
-              <w:jc w:val="left"/>
             </w:pPr>
             <w:r>
               <w:t xml:space="preserve">fastVEP</w:t>
@@ -6588,7 +8062,6 @@
           <w:p>
             <w:pPr>
               <w:pStyle w:val="Compact"/>
-              <w:jc w:val="left"/>
             </w:pPr>
             <w:r>
               <w:t xml:space="preserve">clinical</w:t>
@@ -6600,7 +8073,6 @@
           <w:p>
             <w:pPr>
               <w:pStyle w:val="Compact"/>
-              <w:jc w:val="left"/>
             </w:pPr>
             <w:r>
               <w:t xml:space="preserve">GRCh37</w:t>
@@ -6612,7 +8084,6 @@
           <w:p>
             <w:pPr>
               <w:pStyle w:val="Compact"/>
-              <w:jc w:val="left"/>
             </w:pPr>
             <w:r>
               <w:t xml:space="preserve">WES</w:t>
@@ -6662,7 +8133,6 @@
           <w:p>
             <w:pPr>
               <w:pStyle w:val="Compact"/>
-              <w:jc w:val="left"/>
             </w:pPr>
             <w:r>
               <w:t xml:space="preserve">fastVEP</w:t>
@@ -6674,7 +8144,6 @@
           <w:p>
             <w:pPr>
               <w:pStyle w:val="Compact"/>
-              <w:jc w:val="left"/>
             </w:pPr>
             <w:r>
               <w:t xml:space="preserve">clinical</w:t>
@@ -6686,7 +8155,6 @@
           <w:p>
             <w:pPr>
               <w:pStyle w:val="Compact"/>
-              <w:jc w:val="left"/>
             </w:pPr>
             <w:r>
               <w:t xml:space="preserve">GRCh37</w:t>
@@ -6698,7 +8166,6 @@
           <w:p>
             <w:pPr>
               <w:pStyle w:val="Compact"/>
-              <w:jc w:val="left"/>
             </w:pPr>
             <w:r>
               <w:t xml:space="preserve">WGS</w:t>
@@ -6748,7 +8215,6 @@
           <w:p>
             <w:pPr>
               <w:pStyle w:val="Compact"/>
-              <w:jc w:val="left"/>
             </w:pPr>
             <w:r>
               <w:t xml:space="preserve">SnpEff</w:t>
@@ -6760,7 +8226,6 @@
           <w:p>
             <w:pPr>
               <w:pStyle w:val="Compact"/>
-              <w:jc w:val="left"/>
             </w:pPr>
             <w:r>
               <w:t xml:space="preserve">core</w:t>
@@ -6772,7 +8237,6 @@
           <w:p>
             <w:pPr>
               <w:pStyle w:val="Compact"/>
-              <w:jc w:val="left"/>
             </w:pPr>
             <w:r>
               <w:t xml:space="preserve">GRCh37</w:t>
@@ -6784,7 +8248,6 @@
           <w:p>
             <w:pPr>
               <w:pStyle w:val="Compact"/>
-              <w:jc w:val="left"/>
             </w:pPr>
             <w:r>
               <w:t xml:space="preserve">Panel</w:t>
@@ -6834,7 +8297,6 @@
           <w:p>
             <w:pPr>
               <w:pStyle w:val="Compact"/>
-              <w:jc w:val="left"/>
             </w:pPr>
             <w:r>
               <w:t xml:space="preserve">SnpEff</w:t>
@@ -6846,7 +8308,6 @@
           <w:p>
             <w:pPr>
               <w:pStyle w:val="Compact"/>
-              <w:jc w:val="left"/>
             </w:pPr>
             <w:r>
               <w:t xml:space="preserve">core</w:t>
@@ -6858,7 +8319,6 @@
           <w:p>
             <w:pPr>
               <w:pStyle w:val="Compact"/>
-              <w:jc w:val="left"/>
             </w:pPr>
             <w:r>
               <w:t xml:space="preserve">GRCh37</w:t>
@@ -6870,7 +8330,6 @@
           <w:p>
             <w:pPr>
               <w:pStyle w:val="Compact"/>
-              <w:jc w:val="left"/>
             </w:pPr>
             <w:r>
               <w:t xml:space="preserve">WES</w:t>
@@ -6920,7 +8379,6 @@
           <w:p>
             <w:pPr>
               <w:pStyle w:val="Compact"/>
-              <w:jc w:val="left"/>
             </w:pPr>
             <w:r>
               <w:t xml:space="preserve">SnpEff</w:t>
@@ -6932,7 +8390,6 @@
           <w:p>
             <w:pPr>
               <w:pStyle w:val="Compact"/>
-              <w:jc w:val="left"/>
             </w:pPr>
             <w:r>
               <w:t xml:space="preserve">core</w:t>
@@ -6944,7 +8401,6 @@
           <w:p>
             <w:pPr>
               <w:pStyle w:val="Compact"/>
-              <w:jc w:val="left"/>
             </w:pPr>
             <w:r>
               <w:t xml:space="preserve">GRCh37</w:t>
@@ -6956,7 +8412,6 @@
           <w:p>
             <w:pPr>
               <w:pStyle w:val="Compact"/>
-              <w:jc w:val="left"/>
             </w:pPr>
             <w:r>
               <w:t xml:space="preserve">WGS</w:t>
@@ -7006,7 +8461,6 @@
           <w:p>
             <w:pPr>
               <w:pStyle w:val="Compact"/>
-              <w:jc w:val="left"/>
             </w:pPr>
             <w:r>
               <w:t xml:space="preserve">SnpEff</w:t>
@@ -7018,7 +8472,6 @@
           <w:p>
             <w:pPr>
               <w:pStyle w:val="Compact"/>
-              <w:jc w:val="left"/>
             </w:pPr>
             <w:r>
               <w:t xml:space="preserve">clinical</w:t>
@@ -7030,7 +8483,6 @@
           <w:p>
             <w:pPr>
               <w:pStyle w:val="Compact"/>
-              <w:jc w:val="left"/>
             </w:pPr>
             <w:r>
               <w:t xml:space="preserve">GRCh38</w:t>
@@ -7042,7 +8494,6 @@
           <w:p>
             <w:pPr>
               <w:pStyle w:val="Compact"/>
-              <w:jc w:val="left"/>
             </w:pPr>
             <w:r>
               <w:t xml:space="preserve">Panel</w:t>
@@ -7092,7 +8543,6 @@
           <w:p>
             <w:pPr>
               <w:pStyle w:val="Compact"/>
-              <w:jc w:val="left"/>
             </w:pPr>
             <w:r>
               <w:t xml:space="preserve">SnpEff</w:t>
@@ -7104,7 +8554,6 @@
           <w:p>
             <w:pPr>
               <w:pStyle w:val="Compact"/>
-              <w:jc w:val="left"/>
             </w:pPr>
             <w:r>
               <w:t xml:space="preserve">clinical</w:t>
@@ -7116,7 +8565,6 @@
           <w:p>
             <w:pPr>
               <w:pStyle w:val="Compact"/>
-              <w:jc w:val="left"/>
             </w:pPr>
             <w:r>
               <w:t xml:space="preserve">GRCh38</w:t>
@@ -7128,7 +8576,6 @@
           <w:p>
             <w:pPr>
               <w:pStyle w:val="Compact"/>
-              <w:jc w:val="left"/>
             </w:pPr>
             <w:r>
               <w:t xml:space="preserve">WES</w:t>
@@ -7178,7 +8625,6 @@
           <w:p>
             <w:pPr>
               <w:pStyle w:val="Compact"/>
-              <w:jc w:val="left"/>
             </w:pPr>
             <w:r>
               <w:t xml:space="preserve">SnpEff</w:t>
@@ -7190,7 +8636,6 @@
           <w:p>
             <w:pPr>
               <w:pStyle w:val="Compact"/>
-              <w:jc w:val="left"/>
             </w:pPr>
             <w:r>
               <w:t xml:space="preserve">clinical</w:t>
@@ -7202,7 +8647,6 @@
           <w:p>
             <w:pPr>
               <w:pStyle w:val="Compact"/>
-              <w:jc w:val="left"/>
             </w:pPr>
             <w:r>
               <w:t xml:space="preserve">GRCh38</w:t>
@@ -7214,7 +8658,6 @@
           <w:p>
             <w:pPr>
               <w:pStyle w:val="Compact"/>
-              <w:jc w:val="left"/>
             </w:pPr>
             <w:r>
               <w:t xml:space="preserve">WGS</w:t>
@@ -7264,7 +8707,6 @@
           <w:p>
             <w:pPr>
               <w:pStyle w:val="Compact"/>
-              <w:jc w:val="left"/>
             </w:pPr>
             <w:r>
               <w:t xml:space="preserve">SnpEff</w:t>
@@ -7276,7 +8718,6 @@
           <w:p>
             <w:pPr>
               <w:pStyle w:val="Compact"/>
-              <w:jc w:val="left"/>
             </w:pPr>
             <w:r>
               <w:t xml:space="preserve">clinical</w:t>
@@ -7288,7 +8729,6 @@
           <w:p>
             <w:pPr>
               <w:pStyle w:val="Compact"/>
-              <w:jc w:val="left"/>
             </w:pPr>
             <w:r>
               <w:t xml:space="preserve">GRCh37</w:t>
@@ -7300,7 +8740,6 @@
           <w:p>
             <w:pPr>
               <w:pStyle w:val="Compact"/>
-              <w:jc w:val="left"/>
             </w:pPr>
             <w:r>
               <w:t xml:space="preserve">Panel</w:t>
@@ -7350,7 +8789,6 @@
           <w:p>
             <w:pPr>
               <w:pStyle w:val="Compact"/>
-              <w:jc w:val="left"/>
             </w:pPr>
             <w:r>
               <w:t xml:space="preserve">SnpEff</w:t>
@@ -7362,7 +8800,6 @@
           <w:p>
             <w:pPr>
               <w:pStyle w:val="Compact"/>
-              <w:jc w:val="left"/>
             </w:pPr>
             <w:r>
               <w:t xml:space="preserve">clinical</w:t>
@@ -7374,7 +8811,6 @@
           <w:p>
             <w:pPr>
               <w:pStyle w:val="Compact"/>
-              <w:jc w:val="left"/>
             </w:pPr>
             <w:r>
               <w:t xml:space="preserve">GRCh37</w:t>
@@ -7386,7 +8822,6 @@
           <w:p>
             <w:pPr>
               <w:pStyle w:val="Compact"/>
-              <w:jc w:val="left"/>
             </w:pPr>
             <w:r>
               <w:t xml:space="preserve">WES</w:t>
@@ -7436,7 +8871,6 @@
           <w:p>
             <w:pPr>
               <w:pStyle w:val="Compact"/>
-              <w:jc w:val="left"/>
             </w:pPr>
             <w:r>
               <w:t xml:space="preserve">SnpEff</w:t>
@@ -7448,7 +8882,6 @@
           <w:p>
             <w:pPr>
               <w:pStyle w:val="Compact"/>
-              <w:jc w:val="left"/>
             </w:pPr>
             <w:r>
               <w:t xml:space="preserve">clinical</w:t>
@@ -7460,7 +8893,6 @@
           <w:p>
             <w:pPr>
               <w:pStyle w:val="Compact"/>
-              <w:jc w:val="left"/>
             </w:pPr>
             <w:r>
               <w:t xml:space="preserve">GRCh37</w:t>
@@ -7472,7 +8904,6 @@
           <w:p>
             <w:pPr>
               <w:pStyle w:val="Compact"/>
-              <w:jc w:val="left"/>
             </w:pPr>
             <w:r>
               <w:t xml:space="preserve">WGS</w:t>
@@ -7555,9 +8986,9 @@
         <w:t xml:space="preserve">recoverable work performed for each variant increases.</w:t>
       </w:r>
     </w:p>
-    <w:bookmarkEnd w:id="90"/>
-    <w:bookmarkEnd w:id="91"/>
-    <w:bookmarkStart w:id="101" w:name="supplementary-figures"/>
+    <w:bookmarkEnd w:id="93"/>
+    <w:bookmarkEnd w:id="94"/>
+    <w:bookmarkStart w:id="104" w:name="supplementary-figures"/>
     <w:p>
       <w:pPr>
         <w:pStyle w:val="Heading1"/>
@@ -7575,18 +9006,18 @@
           <wp:inline>
             <wp:extent cx="5334000" cy="5408083"/>
             <wp:effectExtent b="0" l="0" r="0" t="0"/>
-            <wp:docPr descr="" title="" id="93" name="Picture"/>
+            <wp:docPr descr="" title="" id="96" name="Picture"/>
             <a:graphic>
               <a:graphicData uri="http://schemas.openxmlformats.org/drawingml/2006/picture">
                 <pic:pic>
                   <pic:nvPicPr>
-                    <pic:cNvPr descr="supplement/figures/supplementary_figure1_external_wgs_v2.png" id="94" name="Picture"/>
+                    <pic:cNvPr descr="supplement/figures/supplementary_figure1_external_wgs_v2.png" id="97" name="Picture"/>
                     <pic:cNvPicPr>
                       <a:picLocks noChangeArrowheads="1" noChangeAspect="1"/>
                     </pic:cNvPicPr>
                   </pic:nvPicPr>
                   <pic:blipFill>
-                    <a:blip r:embed="rId92"/>
+                    <a:blip r:embed="rId95"/>
                     <a:stretch>
                       <a:fillRect/>
                     </a:stretch>
@@ -7619,22 +9050,22 @@
       </w:pPr>
       <w:r>
         <w:rPr>
+          <w:b/>
           <w:bCs/>
-          <w:b/>
         </w:rPr>
         <w:t xml:space="preserve">Supplementary Figure 1: Cache coverage and wall time returned across 52</w:t>
       </w:r>
       <w:r>
         <w:rPr>
+          <w:b/>
           <w:bCs/>
+        </w:rPr>
+        <w:t xml:space="preserve"> </w:t>
+      </w:r>
+      <w:r>
+        <w:rPr>
           <w:b/>
-        </w:rPr>
-        <w:t xml:space="preserve"> </w:t>
-      </w:r>
-      <w:r>
-        <w:rPr>
           <w:bCs/>
-          <w:b/>
         </w:rPr>
         <w:t xml:space="preserve">independent WGS samples.</w:t>
       </w:r>
@@ -7708,18 +9139,18 @@
           <wp:inline>
             <wp:extent cx="5334000" cy="3333750"/>
             <wp:effectExtent b="0" l="0" r="0" t="0"/>
-            <wp:docPr descr="" title="" id="96" name="Picture"/>
+            <wp:docPr descr="" title="" id="99" name="Picture"/>
             <a:graphic>
               <a:graphicData uri="http://schemas.openxmlformats.org/drawingml/2006/picture">
                 <pic:pic>
                   <pic:nvPicPr>
-                    <pic:cNvPr descr="supplement/figures/supplementary_figure2_fastvep_cpu_complexity.png" id="97" name="Picture"/>
+                    <pic:cNvPr descr="supplement/figures/supplementary_figure2_fastvep_cpu_complexity.png" id="100" name="Picture"/>
                     <pic:cNvPicPr>
                       <a:picLocks noChangeArrowheads="1" noChangeAspect="1"/>
                     </pic:cNvPicPr>
                   </pic:nvPicPr>
                   <pic:blipFill>
-                    <a:blip r:embed="rId95"/>
+                    <a:blip r:embed="rId98"/>
                     <a:stretch>
                       <a:fillRect/>
                     </a:stretch>
@@ -7752,22 +9183,22 @@
       </w:pPr>
       <w:r>
         <w:rPr>
+          <w:b/>
           <w:bCs/>
-          <w:b/>
         </w:rPr>
         <w:t xml:space="preserve">Supplementary Figure 2: CPU availability does not eliminate annotation-reuse</w:t>
       </w:r>
       <w:r>
         <w:rPr>
+          <w:b/>
           <w:bCs/>
+        </w:rPr>
+        <w:t xml:space="preserve"> </w:t>
+      </w:r>
+      <w:r>
+        <w:rPr>
           <w:b/>
-        </w:rPr>
-        <w:t xml:space="preserve"> </w:t>
-      </w:r>
-      <w:r>
-        <w:rPr>
           <w:bCs/>
-          <w:b/>
         </w:rPr>
         <w:t xml:space="preserve">benefit in fastVEP.</w:t>
       </w:r>
@@ -7865,18 +9296,18 @@
           <wp:inline>
             <wp:extent cx="5334000" cy="4445000"/>
             <wp:effectExtent b="0" l="0" r="0" t="0"/>
-            <wp:docPr descr="" title="" id="99" name="Picture"/>
+            <wp:docPr descr="" title="" id="102" name="Picture"/>
             <a:graphic>
               <a:graphicData uri="http://schemas.openxmlformats.org/drawingml/2006/picture">
                 <pic:pic>
                   <pic:nvPicPr>
-                    <pic:cNvPr descr="supplement/figures/v4/supplementary_figure3_annotation_load_fidelity_v4.png" id="100" name="Picture"/>
+                    <pic:cNvPr descr="supplement/figures/v4/supplementary_figure3_annotation_load_fidelity_v4.png" id="103" name="Picture"/>
                     <pic:cNvPicPr>
                       <a:picLocks noChangeArrowheads="1" noChangeAspect="1"/>
                     </pic:cNvPicPr>
                   </pic:nvPicPr>
                   <pic:blipFill>
-                    <a:blip r:embed="rId98"/>
+                    <a:blip r:embed="rId101"/>
                     <a:stretch>
                       <a:fillRect/>
                     </a:stretch>
@@ -7909,22 +9340,22 @@
       </w:pPr>
       <w:r>
         <w:rPr>
+          <w:b/>
           <w:bCs/>
-          <w:b/>
         </w:rPr>
         <w:t xml:space="preserve">Supplementary Figure 3: Annotation load increases reuse benefit without a</w:t>
       </w:r>
       <w:r>
         <w:rPr>
+          <w:b/>
           <w:bCs/>
+        </w:rPr>
+        <w:t xml:space="preserve"> </w:t>
+      </w:r>
+      <w:r>
+        <w:rPr>
           <w:b/>
-        </w:rPr>
-        <w:t xml:space="preserve"> </w:t>
-      </w:r>
-      <w:r>
-        <w:rPr>
           <w:bCs/>
-          <w:b/>
         </w:rPr>
         <w:t xml:space="preserve">cache-attributable change in output.</w:t>
       </w:r>
@@ -7989,8 +9420,12 @@
         <w:t xml:space="preserve">sequencing.</w:t>
       </w:r>
     </w:p>
-    <w:bookmarkEnd w:id="101"/>
-    <w:sectPr/>
+    <w:bookmarkEnd w:id="104"/>
+    <w:sectPr>
+      <w:footnotePr>
+        <w:numRestart w:val="eachSect"/>
+      </w:footnotePr>
+    </w:sectPr>
   </w:body>
 </w:document>
 </file>
@@ -8021,14 +9456,14 @@
 <file path=word/numbering.xml><?xml version="1.0" encoding="utf-8"?>
 <w:numbering xmlns:w="http://schemas.openxmlformats.org/wordprocessingml/2006/main">
   <w:abstractNum w:abstractNumId="990">
-    <w:nsid w:val="A990"/>
+    <w:nsid w:val="0000A990"/>
     <w:multiLevelType w:val="multilevel"/>
     <w:lvl w:ilvl="0">
       <w:numFmt w:val="bullet"/>
       <w:lvlText w:val=" "/>
       <w:lvlJc w:val="left"/>
       <w:pPr>
-        <w:ind w:left="720" w:hanging="480"/>
+        <w:ind w:left="720" w:hanging="360"/>
       </w:pPr>
     </w:lvl>
     <w:lvl w:ilvl="1">
@@ -8036,7 +9471,7 @@
       <w:lvlText w:val=" "/>
       <w:lvlJc w:val="left"/>
       <w:pPr>
-        <w:ind w:left="1440" w:hanging="480"/>
+        <w:ind w:left="1440" w:hanging="360"/>
       </w:pPr>
     </w:lvl>
     <w:lvl w:ilvl="2">
@@ -8044,7 +9479,7 @@
       <w:lvlText w:val=" "/>
       <w:lvlJc w:val="left"/>
       <w:pPr>
-        <w:ind w:left="2160" w:hanging="480"/>
+        <w:ind w:left="2160" w:hanging="360"/>
       </w:pPr>
     </w:lvl>
     <w:lvl w:ilvl="3">
@@ -8052,7 +9487,7 @@
       <w:lvlText w:val=" "/>
       <w:lvlJc w:val="left"/>
       <w:pPr>
-        <w:ind w:left="2880" w:hanging="480"/>
+        <w:ind w:left="2880" w:hanging="360"/>
       </w:pPr>
     </w:lvl>
     <w:lvl w:ilvl="4">
@@ -8060,7 +9495,7 @@
       <w:lvlText w:val=" "/>
       <w:lvlJc w:val="left"/>
       <w:pPr>
-        <w:ind w:left="3600" w:hanging="480"/>
+        <w:ind w:left="3600" w:hanging="360"/>
       </w:pPr>
     </w:lvl>
     <w:lvl w:ilvl="5">
@@ -8068,7 +9503,7 @@
       <w:lvlText w:val=" "/>
       <w:lvlJc w:val="left"/>
       <w:pPr>
-        <w:ind w:left="4320" w:hanging="480"/>
+        <w:ind w:left="4320" w:hanging="360"/>
       </w:pPr>
     </w:lvl>
     <w:lvl w:ilvl="6">
@@ -8076,7 +9511,7 @@
       <w:lvlText w:val=" "/>
       <w:lvlJc w:val="left"/>
       <w:pPr>
-        <w:ind w:left="5040" w:hanging="480"/>
+        <w:ind w:left="5040" w:hanging="360"/>
       </w:pPr>
     </w:lvl>
     <w:lvl w:ilvl="7">
@@ -8084,7 +9519,7 @@
       <w:lvlText w:val=" "/>
       <w:lvlJc w:val="left"/>
       <w:pPr>
-        <w:ind w:left="5760" w:hanging="480"/>
+        <w:ind w:left="5760" w:hanging="360"/>
       </w:pPr>
     </w:lvl>
     <w:lvl w:ilvl="8">
@@ -8092,84 +9527,111 @@
       <w:lvlText w:val=" "/>
       <w:lvlJc w:val="left"/>
       <w:pPr>
-        <w:ind w:left="6480" w:hanging="480"/>
+        <w:ind w:left="6480" w:hanging="360"/>
       </w:pPr>
     </w:lvl>
   </w:abstractNum>
   <w:abstractNum w:abstractNumId="991">
-    <w:nsid w:val="A991"/>
+    <w:nsid w:val="0000A991"/>
     <w:multiLevelType w:val="multilevel"/>
     <w:lvl w:ilvl="0">
       <w:numFmt w:val="bullet"/>
-      <w:lvlText w:val="•"/>
+      <w:lvlText w:val=""/>
       <w:lvlJc w:val="left"/>
       <w:pPr>
-        <w:ind w:left="720" w:hanging="480"/>
-      </w:pPr>
+        <w:ind w:left="720" w:hanging="360"/>
+      </w:pPr>
+      <w:rPr>
+        <w:rFonts w:ascii="Symbol" w:hAnsi="Symbol" w:cs="Symbol" w:hint="default"/>
+      </w:rPr>
     </w:lvl>
     <w:lvl w:ilvl="1">
       <w:numFmt w:val="bullet"/>
-      <w:lvlText w:val="–"/>
+      <w:lvlText w:val="o"/>
       <w:lvlJc w:val="left"/>
       <w:pPr>
-        <w:ind w:left="1440" w:hanging="480"/>
-      </w:pPr>
+        <w:ind w:left="1440" w:hanging="360"/>
+      </w:pPr>
+      <w:rPr>
+        <w:rFonts w:ascii="Courier New" w:hAnsi="Courier New" w:cs="Courier New" w:hint="default"/>
+      </w:rPr>
     </w:lvl>
     <w:lvl w:ilvl="2">
       <w:numFmt w:val="bullet"/>
-      <w:lvlText w:val="•"/>
+      <w:lvlText w:val=""/>
       <w:lvlJc w:val="left"/>
       <w:pPr>
-        <w:ind w:left="2160" w:hanging="480"/>
-      </w:pPr>
+        <w:ind w:left="2160" w:hanging="360"/>
+      </w:pPr>
+      <w:rPr>
+        <w:rFonts w:ascii="Wingdings" w:hAnsi="Wingdings" w:cs="Wingdings" w:hint="default"/>
+      </w:rPr>
     </w:lvl>
     <w:lvl w:ilvl="3">
       <w:numFmt w:val="bullet"/>
-      <w:lvlText w:val="–"/>
+      <w:lvlText w:val=""/>
       <w:lvlJc w:val="left"/>
       <w:pPr>
-        <w:ind w:left="2880" w:hanging="480"/>
-      </w:pPr>
+        <w:ind w:left="2880" w:hanging="360"/>
+      </w:pPr>
+      <w:rPr>
+        <w:rFonts w:ascii="Symbol" w:hAnsi="Symbol" w:cs="Symbol" w:hint="default"/>
+      </w:rPr>
     </w:lvl>
     <w:lvl w:ilvl="4">
       <w:numFmt w:val="bullet"/>
-      <w:lvlText w:val="•"/>
+      <w:lvlText w:val="o"/>
       <w:lvlJc w:val="left"/>
       <w:pPr>
-        <w:ind w:left="3600" w:hanging="480"/>
-      </w:pPr>
+        <w:ind w:left="3600" w:hanging="360"/>
+      </w:pPr>
+      <w:rPr>
+        <w:rFonts w:ascii="Courier New" w:hAnsi="Courier New" w:cs="Courier New" w:hint="default"/>
+      </w:rPr>
     </w:lvl>
     <w:lvl w:ilvl="5">
       <w:numFmt w:val="bullet"/>
-      <w:lvlText w:val="–"/>
+      <w:lvlText w:val=""/>
       <w:lvlJc w:val="left"/>
       <w:pPr>
-        <w:ind w:left="4320" w:hanging="480"/>
-      </w:pPr>
+        <w:ind w:left="4320" w:hanging="360"/>
+      </w:pPr>
+      <w:rPr>
+        <w:rFonts w:ascii="Wingdings" w:hAnsi="Wingdings" w:cs="Wingdings" w:hint="default"/>
+      </w:rPr>
     </w:lvl>
     <w:lvl w:ilvl="6">
       <w:numFmt w:val="bullet"/>
-      <w:lvlText w:val="•"/>
+      <w:lvlText w:val=""/>
       <w:lvlJc w:val="left"/>
       <w:pPr>
-        <w:ind w:left="5040" w:hanging="480"/>
-      </w:pPr>
+        <w:ind w:left="5040" w:hanging="360"/>
+      </w:pPr>
+      <w:rPr>
+        <w:rFonts w:ascii="Symbol" w:hAnsi="Symbol" w:cs="Symbol" w:hint="default"/>
+      </w:rPr>
     </w:lvl>
     <w:lvl w:ilvl="7">
       <w:numFmt w:val="bullet"/>
-      <w:lvlText w:val="–"/>
+      <w:lvlText w:val="o"/>
       <w:lvlJc w:val="left"/>
       <w:pPr>
-        <w:ind w:left="5760" w:hanging="480"/>
-      </w:pPr>
+        <w:ind w:left="5760" w:hanging="360"/>
+      </w:pPr>
+      <w:rPr>
+        <w:rFonts w:ascii="Courier New" w:hAnsi="Courier New" w:cs="Courier New" w:hint="default"/>
+      </w:rPr>
     </w:lvl>
     <w:lvl w:ilvl="8">
       <w:numFmt w:val="bullet"/>
-      <w:lvlText w:val="•"/>
+      <w:lvlText w:val=""/>
       <w:lvlJc w:val="left"/>
       <w:pPr>
-        <w:ind w:left="6480" w:hanging="480"/>
-      </w:pPr>
+        <w:ind w:left="6480" w:hanging="360"/>
+      </w:pPr>
+      <w:rPr>
+        <w:rFonts w:ascii="Wingdings" w:hAnsi="Wingdings" w:cs="Wingdings" w:hint="default"/>
+      </w:rPr>
     </w:lvl>
   </w:abstractNum>
   <w:num w:numId="1000">
@@ -8210,11 +9672,11 @@
     <w:name w:val="Body Text"/>
     <w:basedOn w:val="Normal"/>
     <w:link w:val="BodyTextChar"/>
+    <w:qFormat/>
     <w:pPr>
       <w:spacing w:after="180" w:before="180"/>
       <w:jc w:val="both"/>
     </w:pPr>
-    <w:qFormat/>
   </w:style>
   <w:style w:customStyle="1" w:styleId="FirstParagraph" w:type="paragraph">
     <w:pPr>
@@ -8237,57 +9699,94 @@
     <w:name w:val="Title"/>
     <w:basedOn w:val="Normal"/>
     <w:next w:val="BodyText"/>
+    <w:link w:val="TitleChar"/>
+    <w:uiPriority w:val="10"/>
     <w:qFormat/>
+    <w:rsid w:val="00A10FD9"/>
     <w:pPr>
-      <w:keepNext/>
-      <w:keepLines/>
-      <w:spacing w:after="240" w:before="480"/>
+      <w:spacing w:after="80" w:line="240" w:lineRule="auto"/>
+      <w:contextualSpacing/>
       <w:jc w:val="center"/>
     </w:pPr>
     <w:rPr>
       <w:rFonts w:asciiTheme="majorHAnsi" w:cstheme="majorBidi" w:eastAsiaTheme="majorEastAsia" w:hAnsiTheme="majorHAnsi"/>
-      <w:b/>
-      <w:bCs/>
-      <w:color w:themeColor="accent1" w:themeShade="B5" w:val="345A8A"/>
-      <w:sz w:val="36"/>
-      <w:szCs w:val="36"/>
+      <w:sz w:val="56"/>
+      <w:szCs w:val="56"/>
+    </w:rPr>
+  </w:style>
+  <w:style w:customStyle="1" w:styleId="TitleChar" w:type="character">
+    <w:name w:val="Title Char"/>
+    <w:basedOn w:val="DefaultParagraphFont"/>
+    <w:link w:val="Title"/>
+    <w:uiPriority w:val="10"/>
+    <w:rsid w:val="00A10FD9"/>
+    <w:rPr>
+      <w:rFonts w:asciiTheme="majorHAnsi" w:cstheme="majorBidi" w:eastAsiaTheme="majorEastAsia" w:hAnsiTheme="majorHAnsi"/>
+      <w:sz w:val="56"/>
+      <w:szCs w:val="56"/>
     </w:rPr>
   </w:style>
   <w:style w:styleId="Subtitle" w:type="paragraph">
     <w:name w:val="Subtitle"/>
     <w:basedOn w:val="Title"/>
     <w:next w:val="BodyText"/>
+    <w:link w:val="SubtitleChar"/>
+    <w:uiPriority w:val="11"/>
     <w:qFormat/>
+    <w:rsid w:val="00A10FD9"/>
     <w:pPr>
-      <w:keepNext/>
-      <w:keepLines/>
-      <w:spacing w:after="240" w:before="240"/>
-      <w:jc w:val="center"/>
+      <w:numPr>
+        <w:ilvl w:val="1"/>
+      </w:numPr>
     </w:pPr>
     <w:rPr>
-      <w:sz w:val="30"/>
-      <w:szCs w:val="30"/>
+      <w:rFonts w:cstheme="majorBidi" w:eastAsiaTheme="majorEastAsia"/>
+      <w:spacing w:val="15"/>
+      <w:sz w:val="28"/>
+      <w:szCs w:val="28"/>
+    </w:rPr>
+  </w:style>
+  <w:style w:customStyle="1" w:styleId="SubtitleChar" w:type="character">
+    <w:name w:val="Subtitle Char"/>
+    <w:basedOn w:val="DefaultParagraphFont"/>
+    <w:link w:val="Subtitle"/>
+    <w:uiPriority w:val="11"/>
+    <w:rsid w:val="00A10FD9"/>
+    <w:rPr>
+      <w:rFonts w:cstheme="majorBidi" w:eastAsiaTheme="majorEastAsia"/>
+      <w:color w:themeColor="text1" w:themeTint="A6" w:val="595959"/>
+      <w:spacing w:val="15"/>
+      <w:sz w:val="28"/>
+      <w:szCs w:val="28"/>
     </w:rPr>
   </w:style>
   <w:style w:customStyle="1" w:styleId="Author" w:type="paragraph">
     <w:name w:val="Author"/>
+    <w:basedOn w:val="Title"/>
     <w:next w:val="BodyText"/>
     <w:qFormat/>
     <w:pPr>
       <w:keepNext/>
       <w:keepLines/>
-      <w:jc w:val="center"/>
     </w:pPr>
+    <w:rPr>
+      <w:sz w:val="24"/>
+      <w:szCs w:val="24"/>
+    </w:rPr>
   </w:style>
   <w:style w:styleId="Date" w:type="paragraph">
     <w:name w:val="Date"/>
+    <w:basedOn w:val="Title"/>
     <w:next w:val="BodyText"/>
     <w:qFormat/>
     <w:pPr>
       <w:keepNext/>
       <w:keepLines/>
-      <w:jc w:val="center"/>
     </w:pPr>
+    <w:rPr>
+      <w:sz w:val="24"/>
+      <w:szCs w:val="24"/>
+    </w:rPr>
   </w:style>
   <w:style w:customStyle="1" w:styleId="AbstractTitle" w:type="paragraph">
     <w:name w:val="Abstract Title"/>
@@ -8297,15 +9796,13 @@
     <w:pPr>
       <w:keepNext/>
       <w:keepLines/>
+      <w:spacing w:after="0" w:before="300"/>
       <w:jc w:val="center"/>
-      <w:spacing w:after="0" w:before="300"/>
     </w:pPr>
     <w:rPr>
+      <w:b/>
       <w:sz w:val="20"/>
       <w:szCs w:val="20"/>
-      <w:b/>
-      <w:color w:val="345A8A"/>
-      &gt;
     </w:rPr>
   </w:style>
   <w:style w:customStyle="1" w:styleId="Abstract" w:type="paragraph">
@@ -8334,194 +9831,324 @@
     <w:rPr/>
   </w:style>
   <w:style w:styleId="Heading1" w:type="paragraph">
-    <w:name w:val="Heading 1"/>
+    <w:name w:val="heading 1"/>
     <w:basedOn w:val="Normal"/>
     <w:next w:val="BodyText"/>
+    <w:link w:val="Heading1Char"/>
     <w:uiPriority w:val="9"/>
     <w:qFormat/>
+    <w:rsid w:val="00A10FD9"/>
     <w:pPr>
       <w:keepNext/>
       <w:keepLines/>
-      <w:spacing w:after="0" w:before="480"/>
+      <w:spacing w:after="80" w:before="360"/>
       <w:outlineLvl w:val="0"/>
       <w:jc w:val="left"/>
     </w:pPr>
     <w:rPr>
       <w:rFonts w:asciiTheme="majorHAnsi" w:cstheme="majorBidi" w:eastAsiaTheme="majorEastAsia" w:hAnsiTheme="majorHAnsi"/>
-      <w:b/>
-      <w:bCs/>
+      <w:color w:val="000000"/>
+      <w:sz w:val="40"/>
+      <w:szCs w:val="40"/>
+    </w:rPr>
+  </w:style>
+  <w:style w:styleId="Heading2" w:type="paragraph">
+    <w:name w:val="heading 2"/>
+    <w:basedOn w:val="Normal"/>
+    <w:next w:val="BodyText"/>
+    <w:link w:val="Heading2Char"/>
+    <w:uiPriority w:val="9"/>
+    <w:semiHidden/>
+    <w:unhideWhenUsed/>
+    <w:qFormat/>
+    <w:rsid w:val="00A10FD9"/>
+    <w:pPr>
+      <w:keepNext/>
+      <w:keepLines/>
+      <w:spacing w:after="80" w:before="160"/>
+      <w:outlineLvl w:val="1"/>
+      <w:jc w:val="left"/>
+    </w:pPr>
+    <w:rPr>
+      <w:rFonts w:asciiTheme="majorHAnsi" w:cstheme="majorBidi" w:eastAsiaTheme="majorEastAsia" w:hAnsiTheme="majorHAnsi"/>
       <w:color w:val="000000"/>
       <w:sz w:val="32"/>
       <w:szCs w:val="32"/>
     </w:rPr>
   </w:style>
-  <w:style w:styleId="Heading2" w:type="paragraph">
-    <w:name w:val="Heading 2"/>
+  <w:style w:styleId="Heading3" w:type="paragraph">
+    <w:name w:val="heading 3"/>
     <w:basedOn w:val="Normal"/>
     <w:next w:val="BodyText"/>
+    <w:link w:val="Heading3Char"/>
     <w:uiPriority w:val="9"/>
+    <w:semiHidden/>
     <w:unhideWhenUsed/>
     <w:qFormat/>
+    <w:rsid w:val="00A10FD9"/>
     <w:pPr>
       <w:keepNext/>
       <w:keepLines/>
-      <w:spacing w:after="0" w:before="200"/>
-      <w:outlineLvl w:val="1"/>
+      <w:spacing w:after="80" w:before="160"/>
+      <w:outlineLvl w:val="2"/>
       <w:jc w:val="left"/>
     </w:pPr>
     <w:rPr>
-      <w:rFonts w:asciiTheme="majorHAnsi" w:cstheme="majorBidi" w:eastAsiaTheme="majorEastAsia" w:hAnsiTheme="majorHAnsi"/>
-      <w:b/>
-      <w:bCs/>
+      <w:rFonts w:cstheme="majorBidi" w:eastAsiaTheme="majorEastAsia"/>
       <w:color w:val="000000"/>
       <w:sz w:val="28"/>
       <w:szCs w:val="28"/>
     </w:rPr>
   </w:style>
-  <w:style w:styleId="Heading3" w:type="paragraph">
-    <w:name w:val="Heading 3"/>
+  <w:style w:styleId="Heading4" w:type="paragraph">
+    <w:name w:val="heading 4"/>
     <w:basedOn w:val="Normal"/>
     <w:next w:val="BodyText"/>
+    <w:link w:val="Heading4Char"/>
     <w:uiPriority w:val="9"/>
+    <w:semiHidden/>
     <w:unhideWhenUsed/>
     <w:qFormat/>
+    <w:rsid w:val="00A10FD9"/>
     <w:pPr>
       <w:keepNext/>
       <w:keepLines/>
-      <w:spacing w:after="0" w:before="200"/>
-      <w:outlineLvl w:val="2"/>
-      <w:jc w:val="left"/>
+      <w:spacing w:after="40" w:before="80"/>
+      <w:outlineLvl w:val="3"/>
     </w:pPr>
     <w:rPr>
-      <w:rFonts w:asciiTheme="majorHAnsi" w:cstheme="majorBidi" w:eastAsiaTheme="majorEastAsia" w:hAnsiTheme="majorHAnsi"/>
-      <w:b/>
-      <w:bCs/>
-      <w:color w:val="000000"/>
-      <w:sz w:val="24"/>
-      <w:szCs w:val="24"/>
+      <w:rFonts w:cstheme="majorBidi" w:eastAsiaTheme="majorEastAsia"/>
+      <w:i/>
+      <w:iCs/>
+      <w:color w:themeColor="accent1" w:themeShade="BF" w:val="0F4761"/>
     </w:rPr>
   </w:style>
-  <w:style w:styleId="Heading4" w:type="paragraph">
-    <w:name w:val="Heading 4"/>
+  <w:style w:styleId="Heading5" w:type="paragraph">
+    <w:name w:val="heading 5"/>
     <w:basedOn w:val="Normal"/>
     <w:next w:val="BodyText"/>
+    <w:link w:val="Heading5Char"/>
     <w:uiPriority w:val="9"/>
+    <w:semiHidden/>
     <w:unhideWhenUsed/>
     <w:qFormat/>
+    <w:rsid w:val="00A10FD9"/>
     <w:pPr>
       <w:keepNext/>
       <w:keepLines/>
-      <w:spacing w:after="0" w:before="200"/>
-      <w:outlineLvl w:val="3"/>
+      <w:spacing w:after="40" w:before="80"/>
+      <w:outlineLvl w:val="4"/>
     </w:pPr>
     <w:rPr>
-      <w:rFonts w:asciiTheme="majorHAnsi" w:cstheme="majorBidi" w:eastAsiaTheme="majorEastAsia" w:hAnsiTheme="majorHAnsi"/>
-      <w:i/>
-      <w:bCs/>
-      <w:color w:themeColor="accent1" w:val="4F81BD"/>
-      <w:sz w:val="24"/>
-      <w:szCs w:val="24"/>
+      <w:rFonts w:cstheme="majorBidi" w:eastAsiaTheme="majorEastAsia"/>
+      <w:color w:themeColor="accent1" w:themeShade="BF" w:val="0F4761"/>
     </w:rPr>
   </w:style>
-  <w:style w:styleId="Heading5" w:type="paragraph">
-    <w:name w:val="Heading 5"/>
+  <w:style w:styleId="Heading6" w:type="paragraph">
+    <w:name w:val="heading 6"/>
     <w:basedOn w:val="Normal"/>
     <w:next w:val="BodyText"/>
+    <w:link w:val="Heading6Char"/>
     <w:uiPriority w:val="9"/>
+    <w:semiHidden/>
     <w:unhideWhenUsed/>
     <w:qFormat/>
+    <w:rsid w:val="00A10FD9"/>
     <w:pPr>
       <w:keepNext/>
       <w:keepLines/>
-      <w:spacing w:after="0" w:before="200"/>
-      <w:outlineLvl w:val="4"/>
+      <w:spacing w:after="0" w:before="40"/>
+      <w:outlineLvl w:val="5"/>
     </w:pPr>
     <w:rPr>
-      <w:rFonts w:asciiTheme="majorHAnsi" w:cstheme="majorBidi" w:eastAsiaTheme="majorEastAsia" w:hAnsiTheme="majorHAnsi"/>
+      <w:rFonts w:cstheme="majorBidi" w:eastAsiaTheme="majorEastAsia"/>
+      <w:i/>
       <w:iCs/>
-      <w:color w:themeColor="accent1" w:val="4F81BD"/>
-      <w:sz w:val="24"/>
-      <w:szCs w:val="24"/>
+      <w:color w:themeColor="text1" w:themeTint="A6" w:val="595959"/>
     </w:rPr>
   </w:style>
-  <w:style w:styleId="Heading6" w:type="paragraph">
-    <w:name w:val="Heading 6"/>
+  <w:style w:styleId="Heading7" w:type="paragraph">
+    <w:name w:val="heading 7"/>
     <w:basedOn w:val="Normal"/>
     <w:next w:val="BodyText"/>
+    <w:link w:val="Heading7Char"/>
     <w:uiPriority w:val="9"/>
+    <w:semiHidden/>
     <w:unhideWhenUsed/>
     <w:qFormat/>
+    <w:rsid w:val="00A10FD9"/>
     <w:pPr>
       <w:keepNext/>
       <w:keepLines/>
-      <w:spacing w:after="0" w:before="200"/>
-      <w:outlineLvl w:val="5"/>
+      <w:spacing w:after="0" w:before="40"/>
+      <w:outlineLvl w:val="6"/>
     </w:pPr>
     <w:rPr>
-      <w:rFonts w:asciiTheme="majorHAnsi" w:cstheme="majorBidi" w:eastAsiaTheme="majorEastAsia" w:hAnsiTheme="majorHAnsi"/>
-      <w:color w:themeColor="accent1" w:val="4F81BD"/>
-      <w:sz w:val="24"/>
-      <w:szCs w:val="24"/>
+      <w:rFonts w:cstheme="majorBidi" w:eastAsiaTheme="majorEastAsia"/>
+      <w:color w:themeColor="text1" w:themeTint="A6" w:val="595959"/>
     </w:rPr>
   </w:style>
-  <w:style w:styleId="Heading7" w:type="paragraph">
-    <w:name w:val="Heading 7"/>
+  <w:style w:styleId="Heading8" w:type="paragraph">
+    <w:name w:val="heading 8"/>
     <w:basedOn w:val="Normal"/>
     <w:next w:val="BodyText"/>
+    <w:link w:val="Heading8Char"/>
     <w:uiPriority w:val="9"/>
+    <w:semiHidden/>
     <w:unhideWhenUsed/>
     <w:qFormat/>
+    <w:rsid w:val="00A10FD9"/>
     <w:pPr>
       <w:keepNext/>
       <w:keepLines/>
-      <w:spacing w:after="0" w:before="200"/>
-      <w:outlineLvl w:val="6"/>
+      <w:spacing w:after="0"/>
+      <w:outlineLvl w:val="7"/>
     </w:pPr>
     <w:rPr>
-      <w:rFonts w:asciiTheme="majorHAnsi" w:cstheme="majorBidi" w:eastAsiaTheme="majorEastAsia" w:hAnsiTheme="majorHAnsi"/>
-      <w:color w:themeColor="accent1" w:val="4F81BD"/>
-      <w:sz w:val="24"/>
-      <w:szCs w:val="24"/>
+      <w:rFonts w:cstheme="majorBidi" w:eastAsiaTheme="majorEastAsia"/>
+      <w:i/>
+      <w:iCs/>
+      <w:color w:themeColor="text1" w:themeTint="D8" w:val="272727"/>
     </w:rPr>
   </w:style>
-  <w:style w:styleId="Heading8" w:type="paragraph">
-    <w:name w:val="Heading 8"/>
+  <w:style w:styleId="Heading9" w:type="paragraph">
+    <w:name w:val="heading 9"/>
     <w:basedOn w:val="Normal"/>
     <w:next w:val="BodyText"/>
+    <w:link w:val="Heading9Char"/>
     <w:uiPriority w:val="9"/>
+    <w:semiHidden/>
     <w:unhideWhenUsed/>
     <w:qFormat/>
+    <w:rsid w:val="00A10FD9"/>
     <w:pPr>
       <w:keepNext/>
       <w:keepLines/>
-      <w:spacing w:after="0" w:before="200"/>
-      <w:outlineLvl w:val="7"/>
-    </w:pPr>
-    <w:rPr>
-      <w:rFonts w:asciiTheme="majorHAnsi" w:cstheme="majorBidi" w:eastAsiaTheme="majorEastAsia" w:hAnsiTheme="majorHAnsi"/>
-      <w:color w:themeColor="accent1" w:val="4F81BD"/>
-      <w:sz w:val="24"/>
-      <w:szCs w:val="24"/>
-    </w:rPr>
-  </w:style>
-  <w:style w:styleId="Heading9" w:type="paragraph">
-    <w:name w:val="Heading 9"/>
-    <w:basedOn w:val="Normal"/>
-    <w:next w:val="BodyText"/>
-    <w:uiPriority w:val="9"/>
-    <w:unhideWhenUsed/>
-    <w:qFormat/>
-    <w:pPr>
-      <w:keepNext/>
-      <w:keepLines/>
-      <w:spacing w:after="0" w:before="200"/>
+      <w:spacing w:after="0"/>
       <w:outlineLvl w:val="8"/>
     </w:pPr>
     <w:rPr>
+      <w:rFonts w:cstheme="majorBidi" w:eastAsiaTheme="majorEastAsia"/>
+      <w:color w:themeColor="text1" w:themeTint="D8" w:val="272727"/>
+    </w:rPr>
+  </w:style>
+  <w:style w:customStyle="1" w:styleId="Heading1Char" w:type="character">
+    <w:name w:val="Heading 1 Char"/>
+    <w:basedOn w:val="DefaultParagraphFont"/>
+    <w:link w:val="Heading1"/>
+    <w:uiPriority w:val="9"/>
+    <w:rsid w:val="00A10FD9"/>
+    <w:rPr>
       <w:rFonts w:asciiTheme="majorHAnsi" w:cstheme="majorBidi" w:eastAsiaTheme="majorEastAsia" w:hAnsiTheme="majorHAnsi"/>
-      <w:color w:themeColor="accent1" w:val="4F81BD"/>
-      <w:sz w:val="24"/>
-      <w:szCs w:val="24"/>
+      <w:color w:themeColor="accent1" w:themeShade="BF" w:val="0F4761"/>
+      <w:sz w:val="40"/>
+      <w:szCs w:val="40"/>
+    </w:rPr>
+  </w:style>
+  <w:style w:customStyle="1" w:styleId="Heading2Char" w:type="character">
+    <w:name w:val="Heading 2 Char"/>
+    <w:basedOn w:val="DefaultParagraphFont"/>
+    <w:link w:val="Heading2"/>
+    <w:uiPriority w:val="9"/>
+    <w:semiHidden/>
+    <w:rsid w:val="00A10FD9"/>
+    <w:rPr>
+      <w:rFonts w:asciiTheme="majorHAnsi" w:cstheme="majorBidi" w:eastAsiaTheme="majorEastAsia" w:hAnsiTheme="majorHAnsi"/>
+      <w:color w:themeColor="accent1" w:themeShade="BF" w:val="0F4761"/>
+      <w:sz w:val="32"/>
+      <w:szCs w:val="32"/>
+    </w:rPr>
+  </w:style>
+  <w:style w:customStyle="1" w:styleId="Heading3Char" w:type="character">
+    <w:name w:val="Heading 3 Char"/>
+    <w:basedOn w:val="DefaultParagraphFont"/>
+    <w:link w:val="Heading3"/>
+    <w:uiPriority w:val="9"/>
+    <w:semiHidden/>
+    <w:rsid w:val="00A10FD9"/>
+    <w:rPr>
+      <w:rFonts w:cstheme="majorBidi" w:eastAsiaTheme="majorEastAsia"/>
+      <w:color w:themeColor="accent1" w:themeShade="BF" w:val="0F4761"/>
+      <w:sz w:val="28"/>
+      <w:szCs w:val="28"/>
+    </w:rPr>
+  </w:style>
+  <w:style w:customStyle="1" w:styleId="Heading4Char" w:type="character">
+    <w:name w:val="Heading 4 Char"/>
+    <w:basedOn w:val="DefaultParagraphFont"/>
+    <w:link w:val="Heading4"/>
+    <w:uiPriority w:val="9"/>
+    <w:semiHidden/>
+    <w:rsid w:val="00A10FD9"/>
+    <w:rPr>
+      <w:rFonts w:cstheme="majorBidi" w:eastAsiaTheme="majorEastAsia"/>
+      <w:i/>
+      <w:iCs/>
+      <w:color w:themeColor="accent1" w:themeShade="BF" w:val="0F4761"/>
+    </w:rPr>
+  </w:style>
+  <w:style w:customStyle="1" w:styleId="Heading5Char" w:type="character">
+    <w:name w:val="Heading 5 Char"/>
+    <w:basedOn w:val="DefaultParagraphFont"/>
+    <w:link w:val="Heading5"/>
+    <w:uiPriority w:val="9"/>
+    <w:semiHidden/>
+    <w:rsid w:val="00A10FD9"/>
+    <w:rPr>
+      <w:rFonts w:cstheme="majorBidi" w:eastAsiaTheme="majorEastAsia"/>
+      <w:color w:themeColor="accent1" w:themeShade="BF" w:val="0F4761"/>
+    </w:rPr>
+  </w:style>
+  <w:style w:customStyle="1" w:styleId="Heading6Char" w:type="character">
+    <w:name w:val="Heading 6 Char"/>
+    <w:basedOn w:val="DefaultParagraphFont"/>
+    <w:link w:val="Heading6"/>
+    <w:uiPriority w:val="9"/>
+    <w:semiHidden/>
+    <w:rsid w:val="00A10FD9"/>
+    <w:rPr>
+      <w:rFonts w:cstheme="majorBidi" w:eastAsiaTheme="majorEastAsia"/>
+      <w:i/>
+      <w:iCs/>
+      <w:color w:themeColor="text1" w:themeTint="A6" w:val="595959"/>
+    </w:rPr>
+  </w:style>
+  <w:style w:customStyle="1" w:styleId="Heading7Char" w:type="character">
+    <w:name w:val="Heading 7 Char"/>
+    <w:basedOn w:val="DefaultParagraphFont"/>
+    <w:link w:val="Heading7"/>
+    <w:uiPriority w:val="9"/>
+    <w:semiHidden/>
+    <w:rsid w:val="00A10FD9"/>
+    <w:rPr>
+      <w:rFonts w:cstheme="majorBidi" w:eastAsiaTheme="majorEastAsia"/>
+      <w:color w:themeColor="text1" w:themeTint="A6" w:val="595959"/>
+    </w:rPr>
+  </w:style>
+  <w:style w:customStyle="1" w:styleId="Heading8Char" w:type="character">
+    <w:name w:val="Heading 8 Char"/>
+    <w:basedOn w:val="DefaultParagraphFont"/>
+    <w:link w:val="Heading8"/>
+    <w:uiPriority w:val="9"/>
+    <w:semiHidden/>
+    <w:rsid w:val="00A10FD9"/>
+    <w:rPr>
+      <w:rFonts w:cstheme="majorBidi" w:eastAsiaTheme="majorEastAsia"/>
+      <w:i/>
+      <w:iCs/>
+      <w:color w:themeColor="text1" w:themeTint="D8" w:val="272727"/>
+    </w:rPr>
+  </w:style>
+  <w:style w:customStyle="1" w:styleId="Heading9Char" w:type="character">
+    <w:name w:val="Heading 9 Char"/>
+    <w:basedOn w:val="DefaultParagraphFont"/>
+    <w:link w:val="Heading9"/>
+    <w:uiPriority w:val="9"/>
+    <w:semiHidden/>
+    <w:rsid w:val="00A10FD9"/>
+    <w:rPr>
+      <w:rFonts w:cstheme="majorBidi" w:eastAsiaTheme="majorEastAsia"/>
+      <w:color w:themeColor="text1" w:themeTint="D8" w:val="272727"/>
     </w:rPr>
   </w:style>
   <w:style w:styleId="BlockText" w:type="paragraph">
@@ -8543,6 +10170,18 @@
     <w:uiPriority w:val="9"/>
     <w:unhideWhenUsed/>
     <w:qFormat/>
+  </w:style>
+  <w:style w:styleId="FootnoteBlockText" w:type="paragraph">
+    <w:name w:val="Footnote Block Text"/>
+    <w:basedOn w:val="FootnoteText"/>
+    <w:next w:val="FootnoteText"/>
+    <w:uiPriority w:val="9"/>
+    <w:unhideWhenUsed/>
+    <w:qFormat/>
+    <w:pPr>
+      <w:spacing w:after="100" w:before="100"/>
+      <w:ind w:firstLine="0" w:left="480" w:right="480"/>
+    </w:pPr>
   </w:style>
   <w:style w:default="1" w:styleId="DefaultParagraphFont" w:type="character">
     <w:name w:val="Default Paragraph Font"/>
@@ -8573,10 +10212,10 @@
         <w:jc w:val="left"/>
       </w:trPr>
       <w:tcPr>
-        <w:vAlign w:val="bottom"/>
         <w:tcBorders>
           <w:bottom w:val="single"/>
         </w:tcBorders>
+        <w:vAlign w:val="bottom"/>
       </w:tcPr>
     </w:tblStylePr>
   </w:style>
@@ -8691,8 +10330,8 @@
     <w:name w:val="KeywordTok"/>
     <w:basedOn w:val="VerbatimChar"/>
     <w:rPr>
+      <w:b/>
       <w:color w:val="007020"/>
-      <w:b/>
     </w:rPr>
   </w:style>
   <w:style w:type="character" w:customStyle="1" w:styleId="DataTypeTok">
@@ -8769,42 +10408,42 @@
     <w:name w:val="ImportTok"/>
     <w:basedOn w:val="VerbatimChar"/>
     <w:rPr>
+      <w:b/>
       <w:color w:val="008000"/>
-      <w:b/>
     </w:rPr>
   </w:style>
   <w:style w:type="character" w:customStyle="1" w:styleId="CommentTok">
     <w:name w:val="CommentTok"/>
     <w:basedOn w:val="VerbatimChar"/>
     <w:rPr>
+      <w:i/>
       <w:color w:val="60a0b0"/>
-      <w:i/>
     </w:rPr>
   </w:style>
   <w:style w:type="character" w:customStyle="1" w:styleId="DocumentationTok">
     <w:name w:val="DocumentationTok"/>
     <w:basedOn w:val="VerbatimChar"/>
     <w:rPr>
+      <w:i/>
       <w:color w:val="ba2121"/>
-      <w:i/>
     </w:rPr>
   </w:style>
   <w:style w:type="character" w:customStyle="1" w:styleId="AnnotationTok">
     <w:name w:val="AnnotationTok"/>
     <w:basedOn w:val="VerbatimChar"/>
     <w:rPr>
-      <w:color w:val="60a0b0"/>
       <w:b/>
       <w:i/>
+      <w:color w:val="60a0b0"/>
     </w:rPr>
   </w:style>
   <w:style w:type="character" w:customStyle="1" w:styleId="CommentVarTok">
     <w:name w:val="CommentVarTok"/>
     <w:basedOn w:val="VerbatimChar"/>
     <w:rPr>
-      <w:color w:val="60a0b0"/>
       <w:b/>
       <w:i/>
+      <w:color w:val="60a0b0"/>
     </w:rPr>
   </w:style>
   <w:style w:type="character" w:customStyle="1" w:styleId="OtherTok">
@@ -8832,8 +10471,8 @@
     <w:name w:val="ControlFlowTok"/>
     <w:basedOn w:val="VerbatimChar"/>
     <w:rPr>
+      <w:b/>
       <w:color w:val="007020"/>
-      <w:b/>
     </w:rPr>
   </w:style>
   <w:style w:type="character" w:customStyle="1" w:styleId="OperatorTok">
@@ -8878,34 +10517,34 @@
     <w:name w:val="InformationTok"/>
     <w:basedOn w:val="VerbatimChar"/>
     <w:rPr>
-      <w:color w:val="60a0b0"/>
       <w:b/>
       <w:i/>
+      <w:color w:val="60a0b0"/>
     </w:rPr>
   </w:style>
   <w:style w:type="character" w:customStyle="1" w:styleId="WarningTok">
     <w:name w:val="WarningTok"/>
     <w:basedOn w:val="VerbatimChar"/>
     <w:rPr>
-      <w:color w:val="60a0b0"/>
       <w:b/>
       <w:i/>
+      <w:color w:val="60a0b0"/>
     </w:rPr>
   </w:style>
   <w:style w:type="character" w:customStyle="1" w:styleId="AlertTok">
     <w:name w:val="AlertTok"/>
     <w:basedOn w:val="VerbatimChar"/>
     <w:rPr>
+      <w:b/>
       <w:color w:val="ff0000"/>
-      <w:b/>
     </w:rPr>
   </w:style>
   <w:style w:type="character" w:customStyle="1" w:styleId="ErrorTok">
     <w:name w:val="ErrorTok"/>
     <w:basedOn w:val="VerbatimChar"/>
     <w:rPr>
+      <w:b/>
       <w:color w:val="ff0000"/>
-      <w:b/>
     </w:rPr>
   </w:style>
   <w:style w:type="character" w:customStyle="1" w:styleId="NormalTok">
@@ -8927,44 +10566,44 @@
         <a:sysClr val="window" lastClr="FFFFFF"/>
       </a:lt1>
       <a:dk2>
-        <a:srgbClr val="1F497D"/>
+        <a:srgbClr val="0E2841"/>
       </a:dk2>
       <a:lt2>
-        <a:srgbClr val="EEECE1"/>
+        <a:srgbClr val="E8E8E8"/>
       </a:lt2>
       <a:accent1>
-        <a:srgbClr val="4F81BD"/>
+        <a:srgbClr val="156082"/>
       </a:accent1>
       <a:accent2>
-        <a:srgbClr val="C0504D"/>
+        <a:srgbClr val="E97132"/>
       </a:accent2>
       <a:accent3>
-        <a:srgbClr val="9BBB59"/>
+        <a:srgbClr val="196B24"/>
       </a:accent3>
       <a:accent4>
-        <a:srgbClr val="8064A2"/>
+        <a:srgbClr val="0F9ED5"/>
       </a:accent4>
       <a:accent5>
-        <a:srgbClr val="4BACC6"/>
+        <a:srgbClr val="A02B93"/>
       </a:accent5>
       <a:accent6>
-        <a:srgbClr val="F79646"/>
+        <a:srgbClr val="4EA72E"/>
       </a:accent6>
       <a:hlink>
-        <a:srgbClr val="0000FF"/>
+        <a:srgbClr val="467886"/>
       </a:hlink>
       <a:folHlink>
-        <a:srgbClr val="800080"/>
+        <a:srgbClr val="96607D"/>
       </a:folHlink>
     </a:clrScheme>
     <a:fontScheme name="Office">
       <a:majorFont>
-        <a:latin typeface="Calibri"/>
+        <a:latin typeface="Aptos Display" panose="02110004020202020204"/>
         <a:ea typeface=""/>
         <a:cs typeface=""/>
-        <a:font script="Jpan" typeface="ＭＳ ゴシック"/>
+        <a:font script="Jpan" typeface="游ゴシック Light"/>
         <a:font script="Hang" typeface="맑은 고딕"/>
-        <a:font script="Hans" typeface="宋体"/>
+        <a:font script="Hans" typeface="等线 Light"/>
         <a:font script="Hant" typeface="新細明體"/>
         <a:font script="Arab" typeface="Times New Roman"/>
         <a:font script="Hebr" typeface="Times New Roman"/>
@@ -8991,14 +10630,32 @@
         <a:font script="Mong" typeface="Mongolian Baiti"/>
         <a:font script="Viet" typeface="Times New Roman"/>
         <a:font script="Uigh" typeface="Microsoft Uighur"/>
+        <a:font script="Geor" typeface="Sylfaen"/>
+        <a:font script="Armn" typeface="Arial"/>
+        <a:font script="Bugi" typeface="Leelawadee UI"/>
+        <a:font script="Bopo" typeface="Microsoft JhengHei"/>
+        <a:font script="Java" typeface="Javanese Text"/>
+        <a:font script="Lisu" typeface="Segoe UI"/>
+        <a:font script="Mymr" typeface="Myanmar Text"/>
+        <a:font script="Nkoo" typeface="Ebrima"/>
+        <a:font script="Olck" typeface="Nirmala UI"/>
+        <a:font script="Osma" typeface="Ebrima"/>
+        <a:font script="Phag" typeface="Phagspa"/>
+        <a:font script="Syrn" typeface="Estrangelo Edessa"/>
+        <a:font script="Syrj" typeface="Estrangelo Edessa"/>
+        <a:font script="Syre" typeface="Estrangelo Edessa"/>
+        <a:font script="Sora" typeface="Nirmala UI"/>
+        <a:font script="Tale" typeface="Microsoft Tai Le"/>
+        <a:font script="Talu" typeface="Microsoft New Tai Lue"/>
+        <a:font script="Tfng" typeface="Ebrima"/>
       </a:majorFont>
       <a:minorFont>
-        <a:latin typeface="Cambria"/>
+        <a:latin typeface="Aptos" panose="02110004020202020204"/>
         <a:ea typeface=""/>
         <a:cs typeface=""/>
-        <a:font script="Jpan" typeface="ＭＳ 明朝"/>
+        <a:font script="Jpan" typeface="游明朝"/>
         <a:font script="Hang" typeface="맑은 고딕"/>
-        <a:font script="Hans" typeface="宋体"/>
+        <a:font script="Hans" typeface="等线"/>
         <a:font script="Hant" typeface="新細明體"/>
         <a:font script="Arab" typeface="Arial"/>
         <a:font script="Hebr" typeface="Arial"/>
@@ -9025,6 +10682,24 @@
         <a:font script="Mong" typeface="Mongolian Baiti"/>
         <a:font script="Viet" typeface="Arial"/>
         <a:font script="Uigh" typeface="Microsoft Uighur"/>
+        <a:font script="Geor" typeface="Sylfaen"/>
+        <a:font script="Armn" typeface="Arial"/>
+        <a:font script="Bugi" typeface="Leelawadee UI"/>
+        <a:font script="Bopo" typeface="Microsoft JhengHei"/>
+        <a:font script="Java" typeface="Javanese Text"/>
+        <a:font script="Lisu" typeface="Segoe UI"/>
+        <a:font script="Mymr" typeface="Myanmar Text"/>
+        <a:font script="Nkoo" typeface="Ebrima"/>
+        <a:font script="Olck" typeface="Nirmala UI"/>
+        <a:font script="Osma" typeface="Ebrima"/>
+        <a:font script="Phag" typeface="Phagspa"/>
+        <a:font script="Syrn" typeface="Estrangelo Edessa"/>
+        <a:font script="Syrj" typeface="Estrangelo Edessa"/>
+        <a:font script="Syre" typeface="Estrangelo Edessa"/>
+        <a:font script="Sora" typeface="Nirmala UI"/>
+        <a:font script="Tale" typeface="Microsoft Tai Le"/>
+        <a:font script="Talu" typeface="Microsoft New Tai Lue"/>
+        <a:font script="Tfng" typeface="Ebrima"/>
       </a:minorFont>
     </a:fontScheme>
     <a:fmtScheme name="Office">
@@ -9036,200 +10711,141 @@
           <a:gsLst>
             <a:gs pos="0">
               <a:schemeClr val="phClr">
-                <a:tint val="50000"/>
-                <a:satMod val="300000"/>
+                <a:lumMod val="110000"/>
+                <a:satMod val="105000"/>
+                <a:tint val="67000"/>
               </a:schemeClr>
             </a:gs>
-            <a:gs pos="35000">
+            <a:gs pos="50000">
               <a:schemeClr val="phClr">
-                <a:tint val="37000"/>
-                <a:satMod val="300000"/>
+                <a:lumMod val="105000"/>
+                <a:satMod val="103000"/>
+                <a:tint val="73000"/>
               </a:schemeClr>
             </a:gs>
             <a:gs pos="100000">
               <a:schemeClr val="phClr">
-                <a:tint val="15000"/>
-                <a:satMod val="350000"/>
+                <a:lumMod val="105000"/>
+                <a:satMod val="109000"/>
+                <a:tint val="81000"/>
               </a:schemeClr>
             </a:gs>
           </a:gsLst>
-          <a:lin ang="16200000" scaled="1"/>
+          <a:lin ang="5400000" scaled="0"/>
         </a:gradFill>
         <a:gradFill rotWithShape="1">
           <a:gsLst>
             <a:gs pos="0">
               <a:schemeClr val="phClr">
-                <a:tint val="100000"/>
+                <a:satMod val="103000"/>
+                <a:lumMod val="102000"/>
+                <a:tint val="94000"/>
+              </a:schemeClr>
+            </a:gs>
+            <a:gs pos="50000">
+              <a:schemeClr val="phClr">
+                <a:satMod val="110000"/>
+                <a:lumMod val="100000"/>
                 <a:shade val="100000"/>
-                <a:satMod val="130000"/>
               </a:schemeClr>
             </a:gs>
             <a:gs pos="100000">
               <a:schemeClr val="phClr">
-                <a:tint val="50000"/>
-                <a:shade val="100000"/>
-                <a:satMod val="350000"/>
+                <a:lumMod val="99000"/>
+                <a:satMod val="120000"/>
+                <a:shade val="78000"/>
               </a:schemeClr>
             </a:gs>
           </a:gsLst>
-          <a:lin ang="16200000" scaled="0"/>
+          <a:lin ang="5400000" scaled="0"/>
         </a:gradFill>
       </a:fillStyleLst>
       <a:lnStyleLst>
-        <a:ln w="9525" cap="flat" cmpd="sng" algn="ctr">
-          <a:solidFill>
-            <a:schemeClr val="phClr">
-              <a:shade val="95000"/>
-              <a:satMod val="105000"/>
-            </a:schemeClr>
-          </a:solidFill>
-          <a:prstDash val="solid"/>
-        </a:ln>
-        <a:ln w="25400" cap="flat" cmpd="sng" algn="ctr">
+        <a:ln w="6350" cap="flat" cmpd="sng" algn="ctr">
           <a:solidFill>
             <a:schemeClr val="phClr"/>
           </a:solidFill>
           <a:prstDash val="solid"/>
+          <a:miter lim="800000"/>
         </a:ln>
-        <a:ln w="38100" cap="flat" cmpd="sng" algn="ctr">
+        <a:ln w="12700" cap="flat" cmpd="sng" algn="ctr">
           <a:solidFill>
             <a:schemeClr val="phClr"/>
           </a:solidFill>
           <a:prstDash val="solid"/>
+          <a:miter lim="800000"/>
+        </a:ln>
+        <a:ln w="19050" cap="flat" cmpd="sng" algn="ctr">
+          <a:solidFill>
+            <a:schemeClr val="phClr"/>
+          </a:solidFill>
+          <a:prstDash val="solid"/>
+          <a:miter lim="800000"/>
         </a:ln>
       </a:lnStyleLst>
       <a:effectStyleLst>
         <a:effectStyle>
+          <a:effectLst/>
+        </a:effectStyle>
+        <a:effectStyle>
+          <a:effectLst/>
+        </a:effectStyle>
+        <a:effectStyle>
           <a:effectLst>
-            <a:outerShdw blurRad="40000" dist="20000" dir="5400000" rotWithShape="0">
+            <a:outerShdw blurRad="57150" dist="19050" dir="5400000" algn="ctr" rotWithShape="0">
               <a:srgbClr val="000000">
-                <a:alpha val="38000"/>
+                <a:alpha val="63000"/>
               </a:srgbClr>
             </a:outerShdw>
           </a:effectLst>
-        </a:effectStyle>
-        <a:effectStyle>
-          <a:effectLst>
-            <a:outerShdw blurRad="40000" dist="23000" dir="5400000" rotWithShape="0">
-              <a:srgbClr val="000000">
-                <a:alpha val="35000"/>
-              </a:srgbClr>
-            </a:outerShdw>
-          </a:effectLst>
-        </a:effectStyle>
-        <a:effectStyle>
-          <a:effectLst>
-            <a:outerShdw blurRad="40000" dist="23000" dir="5400000" rotWithShape="0">
-              <a:srgbClr val="000000">
-                <a:alpha val="35000"/>
-              </a:srgbClr>
-            </a:outerShdw>
-          </a:effectLst>
-          <a:scene3d>
-            <a:camera prst="orthographicFront">
-              <a:rot lat="0" lon="0" rev="0"/>
-            </a:camera>
-            <a:lightRig rig="threePt" dir="t">
-              <a:rot lat="0" lon="0" rev="1200000"/>
-            </a:lightRig>
-          </a:scene3d>
-          <a:sp3d>
-            <a:bevelT w="63500" h="25400"/>
-          </a:sp3d>
         </a:effectStyle>
       </a:effectStyleLst>
       <a:bgFillStyleLst>
         <a:solidFill>
           <a:schemeClr val="phClr"/>
         </a:solidFill>
+        <a:solidFill>
+          <a:schemeClr val="phClr">
+            <a:tint val="95000"/>
+            <a:satMod val="170000"/>
+          </a:schemeClr>
+        </a:solidFill>
         <a:gradFill rotWithShape="1">
           <a:gsLst>
             <a:gs pos="0">
               <a:schemeClr val="phClr">
-                <a:tint val="40000"/>
-                <a:satMod val="350000"/>
+                <a:tint val="93000"/>
+                <a:satMod val="150000"/>
+                <a:shade val="98000"/>
+                <a:lumMod val="102000"/>
               </a:schemeClr>
             </a:gs>
-            <a:gs pos="40000">
+            <a:gs pos="50000">
               <a:schemeClr val="phClr">
-                <a:tint val="45000"/>
-                <a:shade val="99000"/>
-                <a:satMod val="350000"/>
+                <a:tint val="98000"/>
+                <a:satMod val="130000"/>
+                <a:shade val="90000"/>
+                <a:lumMod val="103000"/>
               </a:schemeClr>
             </a:gs>
             <a:gs pos="100000">
               <a:schemeClr val="phClr">
-                <a:shade val="20000"/>
-                <a:satMod val="255000"/>
+                <a:shade val="63000"/>
+                <a:satMod val="120000"/>
               </a:schemeClr>
             </a:gs>
           </a:gsLst>
-          <a:path path="circle">
-            <a:fillToRect l="50000" t="-80000" r="50000" b="180000"/>
-          </a:path>
-        </a:gradFill>
-        <a:gradFill rotWithShape="1">
-          <a:gsLst>
-            <a:gs pos="0">
-              <a:schemeClr val="phClr">
-                <a:tint val="80000"/>
-                <a:satMod val="300000"/>
-              </a:schemeClr>
-            </a:gs>
-            <a:gs pos="100000">
-              <a:schemeClr val="phClr">
-                <a:shade val="30000"/>
-                <a:satMod val="200000"/>
-              </a:schemeClr>
-            </a:gs>
-          </a:gsLst>
-          <a:path path="circle">
-            <a:fillToRect l="50000" t="50000" r="50000" b="50000"/>
-          </a:path>
+          <a:lin ang="5400000" scaled="0"/>
         </a:gradFill>
       </a:bgFillStyleLst>
     </a:fmtScheme>
   </a:themeElements>
-  <a:objectDefaults>
-    <a:spDef>
-      <a:spPr/>
-      <a:bodyPr/>
-      <a:lstStyle/>
-      <a:style>
-        <a:lnRef idx="1">
-          <a:schemeClr val="accent1"/>
-        </a:lnRef>
-        <a:fillRef idx="3">
-          <a:schemeClr val="accent1"/>
-        </a:fillRef>
-        <a:effectRef idx="2">
-          <a:schemeClr val="accent1"/>
-        </a:effectRef>
-        <a:fontRef idx="minor">
-          <a:schemeClr val="lt1"/>
-        </a:fontRef>
-      </a:style>
-    </a:spDef>
-    <a:lnDef>
-      <a:spPr/>
-      <a:bodyPr/>
-      <a:lstStyle/>
-      <a:style>
-        <a:lnRef idx="2">
-          <a:schemeClr val="accent1"/>
-        </a:lnRef>
-        <a:fillRef idx="0">
-          <a:schemeClr val="accent1"/>
-        </a:fillRef>
-        <a:effectRef idx="1">
-          <a:schemeClr val="accent1"/>
-        </a:effectRef>
-        <a:fontRef idx="minor">
-          <a:schemeClr val="tx1"/>
-        </a:fontRef>
-      </a:style>
-    </a:lnDef>
-  </a:objectDefaults>
+  <a:objectDefaults/>
   <a:extraClrSchemeLst/>
+  <a:extLst>
+    <a:ext uri="{05A4C25C-085E-4340-85A3-A5531E510DB2}">
+      <thm15:themeFamily xmlns:thm15="http://schemas.microsoft.com/office/thememl/2012/main" name="Office Theme" id="{2E142A2C-CD16-42D6-873A-C26D2A0506FA}" vid="{1BDDFF52-6CD6-40A5-AB3C-68EB2F1E4D0A}"/>
+    </a:ext>
+  </a:extLst>
 </a:theme>
 </file>
--- a/drafts/gigascience_technical_note/build/vcfcache_complete_preprint.docx
+++ b/drafts/gigascience_technical_note/build/vcfcache_complete_preprint.docx
@@ -3018,19 +3018,25 @@
         <w:t xml:space="preserve"> </w:t>
       </w:r>
       <w:r>
-        <w:t xml:space="preserve">perform reference-based left alignment. Input and cache must therefore already</w:t>
-      </w:r>
-      <w:r>
-        <w:t xml:space="preserve"> </w:t>
-      </w:r>
-      <w:r>
-        <w:t xml:space="preserve">share the intended left-aligned/minimal representation and contig naming;</w:t>
-      </w:r>
-      <w:r>
-        <w:t xml:space="preserve"> </w:t>
-      </w:r>
-      <w:r>
-        <w:t xml:space="preserve">reference-based normalization, when required, must use the same FASTA upstream.</w:t>
+        <w:t xml:space="preserve">perform reference-based left alignment. Input and cache must share allele</w:t>
+      </w:r>
+      <w:r>
+        <w:t xml:space="preserve"> </w:t>
+      </w:r>
+      <w:r>
+        <w:t xml:space="preserve">representation and contig naming for matching; reference-based left alignment</w:t>
+      </w:r>
+      <w:r>
+        <w:t xml:space="preserve"> </w:t>
+      </w:r>
+      <w:r>
+        <w:t xml:space="preserve">and minimal representation can establish consistent keys and, when applied,</w:t>
+      </w:r>
+      <w:r>
+        <w:t xml:space="preserve"> </w:t>
+      </w:r>
+      <w:r>
+        <w:t xml:space="preserve">must use the same reference sequence upstream.</w:t>
       </w:r>
       <w:r>
         <w:t xml:space="preserve"> </w:t>
@@ -3074,7 +3080,28 @@
         <w:t xml:space="preserve"> </w:t>
       </w:r>
       <w:r>
-        <w:t xml:space="preserve">must be populated for the supported variant universe. Recipe and parameter</w:t>
+        <w:t xml:space="preserve">must be populated for records intended to count as annotated hits. By default,</w:t>
+      </w:r>
+      <w:r>
+        <w:t xml:space="preserve"> </w:t>
+      </w:r>
+      <w:r>
+        <w:t xml:space="preserve">records still lacking that tag after annotation are filtered; the</w:t>
+      </w:r>
+      <w:r>
+        <w:t xml:space="preserve"> </w:t>
+      </w:r>
+      <w:r>
+        <w:rPr>
+          <w:rStyle w:val="VerbatimChar"/>
+        </w:rPr>
+        <w:t xml:space="preserve">--preserve-unannotated</w:t>
+      </w:r>
+      <w:r>
+        <w:t xml:space="preserve"> </w:t>
+      </w:r>
+      <w:r>
+        <w:t xml:space="preserve">option retains them. Recipe and parameter</w:t>
       </w:r>
       <w:r>
         <w:t xml:space="preserve"> </w:t>
@@ -5742,7 +5769,7 @@
       </w:r>
     </w:p>
     <w:bookmarkEnd w:id="84"/>
-    <w:bookmarkStart w:id="91" w:name="supplementary-methods"/>
+    <w:bookmarkStart w:id="92" w:name="supplementary-methods"/>
     <w:p>
       <w:pPr>
         <w:pStyle w:val="Heading1"/>
@@ -6325,7 +6352,7 @@
       </w:r>
     </w:p>
     <w:bookmarkEnd w:id="88"/>
-    <w:bookmarkStart w:id="89" w:name="runtime-model-and-limiting-cases"/>
+    <w:bookmarkStart w:id="90" w:name="runtime-model-and-limiting-cases"/>
     <w:p>
       <w:pPr>
         <w:pStyle w:val="Heading2"/>
@@ -6879,17 +6906,422 @@
         <w:t xml:space="preserve"> </w:t>
       </w:r>
       <w:r>
-        <w:t xml:space="preserve">every model parameter from independently timed stages. Existing perfect-hit</w:t>
-      </w:r>
-      <w:r>
-        <w:t xml:space="preserve"> </w:t>
-      </w:r>
-      <w:r>
-        <w:t xml:space="preserve">diagnostics are described under fastVEP engineering pilots.</w:t>
+        <w:t xml:space="preserve">every model parameter from independently timed stages.</w:t>
+      </w:r>
+    </w:p>
+    <w:bookmarkStart w:id="89" w:name="X6b845f5853c9354c8fb2889b7e1a13a61ca3e3b"/>
+    <w:p>
+      <w:pPr>
+        <w:pStyle w:val="Heading3"/>
+      </w:pPr>
+      <w:r>
+        <w:t xml:space="preserve">Observed stage timings from an existing real-WGS run</w:t>
+      </w:r>
+    </w:p>
+    <w:p>
+      <w:pPr>
+        <w:pStyle w:val="FirstParagraph"/>
+      </w:pPr>
+      <w:r>
+        <w:t xml:space="preserve">The archived measured VEP run for SGDP genome</w:t>
+      </w:r>
+      <w:r>
+        <w:t xml:space="preserve"> </w:t>
+      </w:r>
+      <w:r>
+        <w:rPr>
+          <w:rStyle w:val="VerbatimChar"/>
+        </w:rPr>
+        <w:t xml:space="preserve">LP6005519-DNA_B04</w:t>
+      </w:r>
+      <w:r>
+        <w:t xml:space="preserve"> </w:t>
+      </w:r>
+      <w:r>
+        <w:t xml:space="preserve">with the</w:t>
+      </w:r>
+      <w:r>
+        <w:t xml:space="preserve"> </w:t>
+      </w:r>
+      <w:r>
+        <w:t xml:space="preserve">gnomAD AF ≥1% cache contains 4,876,494 input alleles and 342,007 misses</w:t>
+      </w:r>
+      <w:r>
+        <w:t xml:space="preserve"> </w:t>
+      </w:r>
+      <w:r>
+        <w:t xml:space="preserve">(92.99% hits). Its command durations provide the following breakdown without</w:t>
+      </w:r>
+      <w:r>
+        <w:t xml:space="preserve"> </w:t>
+      </w:r>
+      <w:r>
+        <w:t xml:space="preserve">rerunning the sample.</w:t>
+      </w:r>
+    </w:p>
+    <w:tbl>
+      <w:tblPr>
+        <w:tblStyle w:val="Table"/>
+        <w:tblW w:type="auto" w:w="0"/>
+        <w:tblLook w:firstRow="1" w:lastRow="0" w:firstColumn="0" w:lastColumn="0" w:noHBand="0" w:noVBand="0" w:val="0020"/>
+      </w:tblPr>
+      <w:tblGrid>
+        <w:gridCol w:w="3960"/>
+        <w:gridCol w:w="3960"/>
+      </w:tblGrid>
+      <w:tr>
+        <w:trPr>
+          <w:tblHeader w:val="on"/>
+        </w:trPr>
+        <w:tc>
+          <w:tcPr/>
+          <w:p>
+            <w:pPr>
+              <w:pStyle w:val="Compact"/>
+            </w:pPr>
+            <w:r>
+              <w:t xml:space="preserve">Operation</w:t>
+            </w:r>
+          </w:p>
+        </w:tc>
+        <w:tc>
+          <w:tcPr/>
+          <w:p>
+            <w:pPr>
+              <w:pStyle w:val="Compact"/>
+              <w:jc w:val="right"/>
+            </w:pPr>
+            <w:r>
+              <w:t xml:space="preserve">Wall time (s)</w:t>
+            </w:r>
+          </w:p>
+        </w:tc>
+      </w:tr>
+      <w:tr>
+        <w:tc>
+          <w:tcPr/>
+          <w:p>
+            <w:pPr>
+              <w:pStyle w:val="Compact"/>
+            </w:pPr>
+            <w:r>
+              <w:t xml:space="preserve">Multiallelic splitting and input filtering</w:t>
+            </w:r>
+          </w:p>
+        </w:tc>
+        <w:tc>
+          <w:tcPr/>
+          <w:p>
+            <w:pPr>
+              <w:pStyle w:val="Compact"/>
+              <w:jc w:val="right"/>
+            </w:pPr>
+            <w:r>
+              <w:t xml:space="preserve">34.409</w:t>
+            </w:r>
+          </w:p>
+        </w:tc>
+      </w:tr>
+      <w:tr>
+        <w:tc>
+          <w:tcPr/>
+          <w:p>
+            <w:pPr>
+              <w:pStyle w:val="Compact"/>
+            </w:pPr>
+            <w:r>
+              <w:t xml:space="preserve">Cache annotation lookup</w:t>
+            </w:r>
+          </w:p>
+        </w:tc>
+        <w:tc>
+          <w:tcPr/>
+          <w:p>
+            <w:pPr>
+              <w:pStyle w:val="Compact"/>
+              <w:jc w:val="right"/>
+            </w:pPr>
+            <w:r>
+              <w:t xml:space="preserve">102.368</w:t>
+            </w:r>
+          </w:p>
+        </w:tc>
+      </w:tr>
+      <w:tr>
+        <w:tc>
+          <w:tcPr/>
+          <w:p>
+            <w:pPr>
+              <w:pStyle w:val="Compact"/>
+            </w:pPr>
+            <w:r>
+              <w:t xml:space="preserve">Miss extraction</w:t>
+            </w:r>
+          </w:p>
+        </w:tc>
+        <w:tc>
+          <w:tcPr/>
+          <w:p>
+            <w:pPr>
+              <w:pStyle w:val="Compact"/>
+              <w:jc w:val="right"/>
+            </w:pPr>
+            <w:r>
+              <w:t xml:space="preserve">44.556</w:t>
+            </w:r>
+          </w:p>
+        </w:tc>
+      </w:tr>
+      <w:tr>
+        <w:tc>
+          <w:tcPr/>
+          <w:p>
+            <w:pPr>
+              <w:pStyle w:val="Compact"/>
+            </w:pPr>
+            <w:r>
+              <w:t xml:space="preserve">VEP on misses, including input/output conversion</w:t>
+            </w:r>
+          </w:p>
+        </w:tc>
+        <w:tc>
+          <w:tcPr/>
+          <w:p>
+            <w:pPr>
+              <w:pStyle w:val="Compact"/>
+              <w:jc w:val="right"/>
+            </w:pPr>
+            <w:r>
+              <w:t xml:space="preserve">911.632</w:t>
+            </w:r>
+          </w:p>
+        </w:tc>
+      </w:tr>
+      <w:tr>
+        <w:tc>
+          <w:tcPr/>
+          <w:p>
+            <w:pPr>
+              <w:pStyle w:val="Compact"/>
+            </w:pPr>
+            <w:r>
+              <w:t xml:space="preserve">Merge annotations</w:t>
+            </w:r>
+          </w:p>
+        </w:tc>
+        <w:tc>
+          <w:tcPr/>
+          <w:p>
+            <w:pPr>
+              <w:pStyle w:val="Compact"/>
+              <w:jc w:val="right"/>
+            </w:pPr>
+            <w:r>
+              <w:t xml:space="preserve">52.822</w:t>
+            </w:r>
+          </w:p>
+        </w:tc>
+      </w:tr>
+      <w:tr>
+        <w:tc>
+          <w:tcPr/>
+          <w:p>
+            <w:pPr>
+              <w:pStyle w:val="Compact"/>
+            </w:pPr>
+            <w:r>
+              <w:t xml:space="preserve">Final filtering and output</w:t>
+            </w:r>
+          </w:p>
+        </w:tc>
+        <w:tc>
+          <w:tcPr/>
+          <w:p>
+            <w:pPr>
+              <w:pStyle w:val="Compact"/>
+              <w:jc w:val="right"/>
+            </w:pPr>
+            <w:r>
+              <w:t xml:space="preserve">59.591</w:t>
+            </w:r>
+          </w:p>
+        </w:tc>
+      </w:tr>
+      <w:tr>
+        <w:tc>
+          <w:tcPr/>
+          <w:p>
+            <w:pPr>
+              <w:pStyle w:val="Compact"/>
+            </w:pPr>
+            <w:r>
+              <w:t xml:space="preserve">Other end-to-end overhead (difference)</w:t>
+            </w:r>
+          </w:p>
+        </w:tc>
+        <w:tc>
+          <w:tcPr/>
+          <w:p>
+            <w:pPr>
+              <w:pStyle w:val="Compact"/>
+              <w:jc w:val="right"/>
+            </w:pPr>
+            <w:r>
+              <w:t xml:space="preserve">1.902</w:t>
+            </w:r>
+          </w:p>
+        </w:tc>
+      </w:tr>
+      <w:tr>
+        <w:tc>
+          <w:tcPr/>
+          <w:p>
+            <w:pPr>
+              <w:pStyle w:val="Compact"/>
+            </w:pPr>
+            <w:r>
+              <w:t xml:space="preserve">End-to-end cached runtime</w:t>
+            </w:r>
+          </w:p>
+        </w:tc>
+        <w:tc>
+          <w:tcPr/>
+          <w:p>
+            <w:pPr>
+              <w:pStyle w:val="Compact"/>
+              <w:jc w:val="right"/>
+            </w:pPr>
+            <w:r>
+              <w:t xml:space="preserve">1,207.280</w:t>
+            </w:r>
+          </w:p>
+        </w:tc>
+      </w:tr>
+    </w:tbl>
+    <w:p>
+      <w:pPr>
+        <w:pStyle w:val="BodyText"/>
+      </w:pPr>
+      <w:r>
+        <w:t xml:space="preserve">Each command includes its own output processing, compression and inline index</w:t>
+      </w:r>
+      <w:r>
+        <w:t xml:space="preserve"> </w:t>
+      </w:r>
+      <w:r>
+        <w:t xml:space="preserve">creation where specified. The six sequential command durations sum to</w:t>
+      </w:r>
+      <w:r>
+        <w:t xml:space="preserve"> </w:t>
+      </w:r>
+      <w:r>
+        <w:t xml:space="preserve">1,205.378 s. The residual is calculated against the recorded end-to-end time,</w:t>
+      </w:r>
+      <w:r>
+        <w:t xml:space="preserve"> </w:t>
+      </w:r>
+      <w:r>
+        <w:t xml:space="preserve">not attributed to a separately measured component. Direct annotation took</w:t>
+      </w:r>
+      <w:r>
+        <w:t xml:space="preserve"> </w:t>
+      </w:r>
+      <w:r>
+        <w:t xml:space="preserve">11,467.473 s; the retained pair passed its VEP semantic gate and achieved</w:t>
+      </w:r>
+      <w:r>
+        <w:t xml:space="preserve"> </w:t>
+      </w:r>
+      <w:r>
+        <w:t xml:space="preserve">9.499-fold speedup. Thus real-sample stage timing already exists; only</w:t>
+      </w:r>
+      <w:r>
+        <w:t xml:space="preserve"> </w:t>
+      </w:r>
+      <w:r>
+        <w:t xml:space="preserve">separation of internal costs such as compression versus lookup would require</w:t>
+      </w:r>
+      <w:r>
+        <w:t xml:space="preserve"> </w:t>
+      </w:r>
+      <w:r>
+        <w:t xml:space="preserve">additional instrumentation.</w:t>
+      </w:r>
+    </w:p>
+    <w:p>
+      <w:pPr>
+        <w:pStyle w:val="BodyText"/>
+      </w:pPr>
+      <w:r>
+        <w:t xml:space="preserve">Evidence:</w:t>
+      </w:r>
+      <w:r>
+        <w:t xml:space="preserve"> </w:t>
+      </w:r>
+      <w:r>
+        <w:rPr>
+          <w:rStyle w:val="VerbatimChar"/>
+        </w:rPr>
+        <w:t xml:space="preserve">figures/source_data/external_wgs_metrics.tsv</w:t>
+      </w:r>
+      <w:r>
+        <w:t xml:space="preserve">, VEP/sample/AF ≥1% row,</w:t>
+      </w:r>
+      <w:r>
+        <w:t xml:space="preserve"> </w:t>
+      </w:r>
+      <w:r>
+        <w:t xml:space="preserve">and the archived</w:t>
+      </w:r>
+      <w:r>
+        <w:t xml:space="preserve"> </w:t>
+      </w:r>
+      <w:r>
+        <w:rPr>
+          <w:rStyle w:val="VerbatimChar"/>
+        </w:rPr>
+        <w:t xml:space="preserve">workflow.log</w:t>
+      </w:r>
+      <w:r>
+        <w:t xml:space="preserve"> </w:t>
+      </w:r>
+      <w:r>
+        <w:t xml:space="preserve">under</w:t>
+      </w:r>
+      <w:r>
+        <w:t xml:space="preserve"> </w:t>
+      </w:r>
+      <w:r>
+        <w:rPr>
+          <w:rStyle w:val="VerbatimChar"/>
+        </w:rPr>
+        <w:t xml:space="preserve">benchmarks/results/raw/campaigns/external-vep-light-full52-bbef41d7db8e/measured/tasks/task-23/runs/gnomad_af_0.01/pilot/LP6005519-DNA_B04/bbef41d7db8e/cached_r01/stats/LP6005519-DNA_B04_vcstats/</w:t>
+      </w:r>
+      <w:r>
+        <w:t xml:space="preserve">.</w:t>
+      </w:r>
+      <w:r>
+        <w:t xml:space="preserve"> </w:t>
+      </w:r>
+      <w:r>
+        <w:t xml:space="preserve">The final native campaign’s 180 cached cells contain no zero-miss observation;</w:t>
+      </w:r>
+      <w:r>
+        <w:t xml:space="preserve"> </w:t>
+      </w:r>
+      <w:r>
+        <w:t xml:space="preserve">the perfect-hit case discussed in the model and early engineering pilot is a</w:t>
+      </w:r>
+      <w:r>
+        <w:t xml:space="preserve"> </w:t>
+      </w:r>
+      <w:r>
+        <w:t xml:space="preserve">separate controlled condition.</w:t>
       </w:r>
     </w:p>
     <w:bookmarkEnd w:id="89"/>
-    <w:bookmarkStart w:id="90" w:name="semantic-validation-details"/>
+    <w:bookmarkEnd w:id="90"/>
+    <w:bookmarkStart w:id="91" w:name="semantic-validation-details"/>
     <w:p>
       <w:pPr>
         <w:pStyle w:val="Heading2"/>
@@ -7174,9 +7606,9 @@
         <w:t xml:space="preserve">between annotators or arbitrary annotation configurations.</w:t>
       </w:r>
     </w:p>
-    <w:bookmarkEnd w:id="90"/>
     <w:bookmarkEnd w:id="91"/>
-    <w:bookmarkStart w:id="94" w:name="supplementary-results"/>
+    <w:bookmarkEnd w:id="92"/>
+    <w:bookmarkStart w:id="95" w:name="supplementary-results"/>
     <w:p>
       <w:pPr>
         <w:pStyle w:val="Heading1"/>
@@ -7185,7 +7617,7 @@
         <w:t xml:space="preserve">Supplementary Results</w:t>
       </w:r>
     </w:p>
-    <w:bookmarkStart w:id="92" w:name="fastvep-engineering-pilots"/>
+    <w:bookmarkStart w:id="93" w:name="fastvep-engineering-pilots"/>
     <w:p>
       <w:pPr>
         <w:pStyle w:val="Heading2"/>
@@ -7403,19 +7835,37 @@
         <w:t xml:space="preserve"> </w:t>
       </w:r>
       <w:r>
-        <w:t xml:space="preserve">overlap other work. At 100% hits there is no native annotation stage. A complete</w:t>
-      </w:r>
-      <w:r>
-        <w:t xml:space="preserve"> </w:t>
-      </w:r>
-      <w:r>
-        <w:t xml:space="preserve">stage decomposition at a non-perfect hit rate remains to be measured before</w:t>
-      </w:r>
-      <w:r>
-        <w:t xml:space="preserve"> </w:t>
-      </w:r>
-      <w:r>
-        <w:t xml:space="preserve">fitting all components of the runtime model independently.</w:t>
+        <w:t xml:space="preserve">overlap other work. The 100% condition was a deliberately constructed pilot</w:t>
+      </w:r>
+      <w:r>
+        <w:t xml:space="preserve"> </w:t>
+      </w:r>
+      <w:r>
+        <w:t xml:space="preserve">cache, not an observed perfect hit rate in the final biological campaign.</w:t>
+      </w:r>
+      <w:r>
+        <w:t xml:space="preserve"> </w:t>
+      </w:r>
+      <w:r>
+        <w:t xml:space="preserve">Archived runs with misses also contain stage timings, including the real-WGS</w:t>
+      </w:r>
+      <w:r>
+        <w:t xml:space="preserve"> </w:t>
+      </w:r>
+      <w:r>
+        <w:t xml:space="preserve">example in the Supplementary runtime model. That command-level breakdown</w:t>
+      </w:r>
+      <w:r>
+        <w:t xml:space="preserve"> </w:t>
+      </w:r>
+      <w:r>
+        <w:t xml:space="preserve">includes compression and indexing within each stage; it does not separately</w:t>
+      </w:r>
+      <w:r>
+        <w:t xml:space="preserve"> </w:t>
+      </w:r>
+      <w:r>
+        <w:t xml:space="preserve">identify every internal operation or fit all model parameters.</w:t>
       </w:r>
     </w:p>
     <w:p>
@@ -7500,8 +7950,8 @@
         <w:t xml:space="preserve">runtime around fastVEP.</w:t>
       </w:r>
     </w:p>
-    <w:bookmarkEnd w:id="92"/>
-    <w:bookmarkStart w:id="93" w:name="native-clinical-annotation-campaign"/>
+    <w:bookmarkEnd w:id="93"/>
+    <w:bookmarkStart w:id="94" w:name="native-clinical-annotation-campaign"/>
     <w:p>
       <w:pPr>
         <w:pStyle w:val="Heading2"/>
@@ -8986,9 +9436,9 @@
         <w:t xml:space="preserve">recoverable work performed for each variant increases.</w:t>
       </w:r>
     </w:p>
-    <w:bookmarkEnd w:id="93"/>
     <w:bookmarkEnd w:id="94"/>
-    <w:bookmarkStart w:id="104" w:name="supplementary-figures"/>
+    <w:bookmarkEnd w:id="95"/>
+    <w:bookmarkStart w:id="105" w:name="supplementary-figures"/>
     <w:p>
       <w:pPr>
         <w:pStyle w:val="Heading1"/>
@@ -9006,18 +9456,18 @@
           <wp:inline>
             <wp:extent cx="5334000" cy="5408083"/>
             <wp:effectExtent b="0" l="0" r="0" t="0"/>
-            <wp:docPr descr="" title="" id="96" name="Picture"/>
+            <wp:docPr descr="" title="" id="97" name="Picture"/>
             <a:graphic>
               <a:graphicData uri="http://schemas.openxmlformats.org/drawingml/2006/picture">
                 <pic:pic>
                   <pic:nvPicPr>
-                    <pic:cNvPr descr="supplement/figures/supplementary_figure1_external_wgs_v2.png" id="97" name="Picture"/>
+                    <pic:cNvPr descr="supplement/figures/supplementary_figure1_external_wgs_v2.png" id="98" name="Picture"/>
                     <pic:cNvPicPr>
                       <a:picLocks noChangeArrowheads="1" noChangeAspect="1"/>
                     </pic:cNvPicPr>
                   </pic:nvPicPr>
                   <pic:blipFill>
-                    <a:blip r:embed="rId95"/>
+                    <a:blip r:embed="rId96"/>
                     <a:stretch>
                       <a:fillRect/>
                     </a:stretch>
@@ -9139,18 +9589,18 @@
           <wp:inline>
             <wp:extent cx="5334000" cy="3333750"/>
             <wp:effectExtent b="0" l="0" r="0" t="0"/>
-            <wp:docPr descr="" title="" id="99" name="Picture"/>
+            <wp:docPr descr="" title="" id="100" name="Picture"/>
             <a:graphic>
               <a:graphicData uri="http://schemas.openxmlformats.org/drawingml/2006/picture">
                 <pic:pic>
                   <pic:nvPicPr>
-                    <pic:cNvPr descr="supplement/figures/supplementary_figure2_fastvep_cpu_complexity.png" id="100" name="Picture"/>
+                    <pic:cNvPr descr="supplement/figures/supplementary_figure2_fastvep_cpu_complexity.png" id="101" name="Picture"/>
                     <pic:cNvPicPr>
                       <a:picLocks noChangeArrowheads="1" noChangeAspect="1"/>
                     </pic:cNvPicPr>
                   </pic:nvPicPr>
                   <pic:blipFill>
-                    <a:blip r:embed="rId98"/>
+                    <a:blip r:embed="rId99"/>
                     <a:stretch>
                       <a:fillRect/>
                     </a:stretch>
@@ -9296,18 +9746,18 @@
           <wp:inline>
             <wp:extent cx="5334000" cy="4445000"/>
             <wp:effectExtent b="0" l="0" r="0" t="0"/>
-            <wp:docPr descr="" title="" id="102" name="Picture"/>
+            <wp:docPr descr="" title="" id="103" name="Picture"/>
             <a:graphic>
               <a:graphicData uri="http://schemas.openxmlformats.org/drawingml/2006/picture">
                 <pic:pic>
                   <pic:nvPicPr>
-                    <pic:cNvPr descr="supplement/figures/v4/supplementary_figure3_annotation_load_fidelity_v4.png" id="103" name="Picture"/>
+                    <pic:cNvPr descr="supplement/figures/v4/supplementary_figure3_annotation_load_fidelity_v4.png" id="104" name="Picture"/>
                     <pic:cNvPicPr>
                       <a:picLocks noChangeArrowheads="1" noChangeAspect="1"/>
                     </pic:cNvPicPr>
                   </pic:nvPicPr>
                   <pic:blipFill>
-                    <a:blip r:embed="rId101"/>
+                    <a:blip r:embed="rId102"/>
                     <a:stretch>
                       <a:fillRect/>
                     </a:stretch>
@@ -9420,7 +9870,7 @@
         <w:t xml:space="preserve">sequencing.</w:t>
       </w:r>
     </w:p>
-    <w:bookmarkEnd w:id="104"/>
+    <w:bookmarkEnd w:id="105"/>
     <w:sectPr>
       <w:footnotePr>
         <w:numRestart w:val="eachSect"/>
